--- a/docs/submission/RUN2구룡포-팀명미입력.docx
+++ b/docs/submission/RUN2구룡포-팀명미입력.docx
@@ -2609,7 +2609,7 @@
           <w:sz w:val="22"/>
           <w:szCs w:val="22"/>
         </w:rPr>
-        <w:t xml:space="preserve">관광지 정보 부족이 아니라, 완주 후 남은 시간·몸 상태를 반영한 이동 결정의 부재를 해결</w:t>
+        <w:t xml:space="preserve">포항의 마라톤 참가자가 완주 후 구룡포를 방문할 수 있도록, 남은 시간·자가 컨디션·현지 조건에 맞는 일정 제안</w:t>
       </w:r>
     </w:p>
     <w:p>
@@ -2644,7 +2644,39 @@
           <w:sz w:val="22"/>
           <w:szCs w:val="22"/>
         </w:rPr>
-        <w:t xml:space="preserve">배경: 포항 스포츠 행사와 구룡포·호미곶 관광권의 공간적·인지적 단절</w:t>
+        <w:t xml:space="preserve">러닝 열풍과 포항의 대회 개최가 만드는 관광 기회</w:t>
+      </w:r>
+    </w:p>
+    <w:p>
+      <w:pPr>
+        <w:widowControl/>
+        <w:spacing w:before="0" w:after="80" w:line="256" w:lineRule="auto"/>
+        <w:ind w:left="284" w:right="0"/>
+        <w:jc w:val="left"/>
+      </w:pPr>
+      <w:r>
+        <w:rPr>
+          <w:rFonts w:ascii="맑은 고딕" w:eastAsia="맑은 고딕" w:hAnsi="맑은 고딕" w:cs="맑은 고딕"/>
+          <w:sz w:val="22"/>
+          <w:szCs w:val="22"/>
+        </w:rPr>
+        <w:t xml:space="preserve">규칙적 체육활동 참여자의 달리기(조깅·마라톤 포함) 응답 비율은 2024년 4.8%에서 2025년 7.7%로 늘었다(주요 종목 1~3순위 기준).[8] 포항에서도 2026년 통일기원 포항마라톤(4.26 개최 안내)과 철강마라톤(6.13 개최) 등 지역 대회가 운영되고 있다.[10][11]</w:t>
+      </w:r>
+    </w:p>
+    <w:p>
+      <w:pPr>
+        <w:widowControl/>
+        <w:spacing w:before="0" w:after="80" w:line="256" w:lineRule="auto"/>
+        <w:ind w:left="284" w:right="0"/>
+        <w:jc w:val="left"/>
+      </w:pPr>
+      <w:r>
+        <w:rPr>
+          <w:rFonts w:ascii="맑은 고딕" w:eastAsia="맑은 고딕" w:hAnsi="맑은 고딕" w:cs="맑은 고딕"/>
+          <w:sz w:val="22"/>
+          <w:szCs w:val="22"/>
+        </w:rPr>
+        <w:t xml:space="preserve">마라톤은 참가자와 동반자의 지역 방문을 식사·관람·숙박으로 이어갈 계기가 될 수 있다. 한국관광공사는 러닝과 여행을 결합한 ‘런트립’을 관광 트렌드로 소개했다.[9] 경주는 2026년 경주벚꽃마라톤을 보문관광단지에서 개최하고 숙박·외식·관광 소비와 연계하는 전략을 추진했다.[12] 제주는 2026년 제주국제관광마라톤축제의 관광객 유치를 위해 관광업체의 홍보·협찬·할인쿠폰 참여를 모집했다.[13]</w:t>
       </w:r>
     </w:p>
     <w:p>
@@ -2674,7 +2706,7 @@
           <w:sz w:val="22"/>
           <w:szCs w:val="22"/>
         </w:rPr>
-        <w:t xml:space="preserve">포항시의 스포츠대회–관광 연계 추진과 시의회의 소비·체류 효과 측정 논의 [1] → 연계 효과를 보여 줄 </w:t>
+        <w:t xml:space="preserve">포항시의 스포츠대회–관광 연계 추진과 시의회의 소비·체류 효과 측정 논의 [1] → 연계 효과를 확인할 </w:t>
       </w:r>
       <w:r>
         <w:rPr>
@@ -2692,7 +2724,58 @@
           <w:sz w:val="22"/>
           <w:szCs w:val="22"/>
         </w:rPr>
-        <w:t xml:space="preserve"> 부재</w:t>
+        <w:t xml:space="preserve"> 필요</w:t>
+      </w:r>
+    </w:p>
+    <w:p>
+      <w:pPr>
+        <w:keepNext/>
+        <w:widowControl/>
+        <w:tabs>
+          <w:tab w:val="left" w:pos="284"/>
+        </w:tabs>
+        <w:spacing w:before="120" w:after="30" w:line="256" w:lineRule="auto"/>
+        <w:ind w:left="284" w:right="0" w:hanging="284"/>
+        <w:jc w:val="left"/>
+      </w:pPr>
+      <w:r>
+        <w:rPr>
+          <w:rFonts w:ascii="맑은 고딕" w:eastAsia="맑은 고딕" w:hAnsi="맑은 고딕" w:cs="맑은 고딕"/>
+          <w:b/>
+          <w:bCs/>
+          <w:sz w:val="22"/>
+          <w:szCs w:val="22"/>
+        </w:rPr>
+        <w:t xml:space="preserve">□</w:t>
+      </w:r>
+      <w:r>
+        <w:tab/>
+      </w:r>
+      <w:r>
+        <w:rPr>
+          <w:rFonts w:ascii="맑은 고딕" w:eastAsia="맑은 고딕" w:hAnsi="맑은 고딕" w:cs="맑은 고딕"/>
+          <w:b/>
+          <w:bCs/>
+          <w:sz w:val="22"/>
+          <w:szCs w:val="22"/>
+        </w:rPr>
+        <w:t xml:space="preserve">구룡포의 관광 자원과 도심 대회장 사이의 이동 부담</w:t>
+      </w:r>
+    </w:p>
+    <w:p>
+      <w:pPr>
+        <w:widowControl/>
+        <w:spacing w:before="0" w:after="80" w:line="256" w:lineRule="auto"/>
+        <w:ind w:left="284" w:right="0"/>
+        <w:jc w:val="left"/>
+      </w:pPr>
+      <w:r>
+        <w:rPr>
+          <w:rFonts w:ascii="맑은 고딕" w:eastAsia="맑은 고딕" w:hAnsi="맑은 고딕" w:cs="맑은 고딕"/>
+          <w:sz w:val="22"/>
+          <w:szCs w:val="22"/>
+        </w:rPr>
+        <w:t xml:space="preserve">구룡포에는 과메기문화관이 있고, 인접한 호미곶에는 해맞이광장이 있어 해안 경관과 전시를 함께 즐길 수 있다.[15] 2022년 통일기원 포항해변마라톤은 호미곶 광장에서 구룡포해수욕장 교차로까지 이어지는 코스로 운영됐다.[14] 2026년 확인한 대회장·코스는 송도·영일대 등 도심 해안권에 있어, 구룡포·호미곶을 방문하려면 완주 후 별도로 이동해야 한다.[10][11]</w:t>
       </w:r>
     </w:p>
     <w:p>
@@ -2722,7 +2805,23 @@
           <w:sz w:val="22"/>
           <w:szCs w:val="22"/>
         </w:rPr>
-        <w:t xml:space="preserve">대회장은 시범구역 밖, 도착지 구룡포·호미곶은 시범구역(2024~2026, 11.57km² 농어촌형) 안 [7] → 완주 후 </w:t>
+        <w:t xml:space="preserve">적용 범위: 시범구역 밖 대회장에서 시범구역(2024~2026, 11.57km² 농어촌형) 내 구룡포·호미곶으로 이동하는 시나리오 [7]</w:t>
+      </w:r>
+    </w:p>
+    <w:p>
+      <w:pPr>
+        <w:widowControl/>
+        <w:spacing w:before="0" w:after="80" w:line="256" w:lineRule="auto"/>
+        <w:ind w:left="284" w:right="0"/>
+        <w:jc w:val="left"/>
+      </w:pPr>
+      <w:r>
+        <w:rPr>
+          <w:rFonts w:ascii="맑은 고딕" w:eastAsia="맑은 고딕" w:hAnsi="맑은 고딕" w:cs="맑은 고딕"/>
+          <w:sz w:val="22"/>
+          <w:szCs w:val="22"/>
+        </w:rPr>
+        <w:t xml:space="preserve">볼거리가 있어도 완주 후 피로와 이동시간, 복귀 마감을 함께 따져야 한다면 구룡포 방문을 포기할 수 있다. RUN2구룡포는 이 부담을 줄여 </w:t>
       </w:r>
       <w:r>
         <w:rPr>
@@ -2732,15 +2831,50 @@
           <w:sz w:val="22"/>
           <w:szCs w:val="22"/>
         </w:rPr>
-        <w:t xml:space="preserve">별도 차량 이동</w:t>
-      </w:r>
-      <w:r>
-        <w:rPr>
-          <w:rFonts w:ascii="맑은 고딕" w:eastAsia="맑은 고딕" w:hAnsi="맑은 고딕" w:cs="맑은 고딕"/>
-          <w:sz w:val="22"/>
-          <w:szCs w:val="22"/>
-        </w:rPr>
-        <w:t xml:space="preserve">, 도착지 E-UM 관측을 출발 전 판단에 사용</w:t>
+        <w:t xml:space="preserve">포항에 온 마라톤 참가자가 완주 후 구룡포를 방문하도록 돕는 것</w:t>
+      </w:r>
+      <w:r>
+        <w:rPr>
+          <w:rFonts w:ascii="맑은 고딕" w:eastAsia="맑은 고딕" w:hAnsi="맑은 고딕" w:cs="맑은 고딕"/>
+          <w:sz w:val="22"/>
+          <w:szCs w:val="22"/>
+        </w:rPr>
+        <w:t xml:space="preserve">을 목표로 한다. 피로와 시간 제약이 실제 방문 포기로 이어지는지는 현장에서 검증할 문제 가설이다.</w:t>
+      </w:r>
+    </w:p>
+    <w:p>
+      <w:pPr>
+        <w:keepNext/>
+        <w:widowControl/>
+        <w:tabs>
+          <w:tab w:val="left" w:pos="284"/>
+        </w:tabs>
+        <w:spacing w:before="120" w:after="30" w:line="256" w:lineRule="auto"/>
+        <w:ind w:left="284" w:right="0" w:hanging="284"/>
+        <w:jc w:val="left"/>
+      </w:pPr>
+      <w:r>
+        <w:rPr>
+          <w:rFonts w:ascii="맑은 고딕" w:eastAsia="맑은 고딕" w:hAnsi="맑은 고딕" w:cs="맑은 고딕"/>
+          <w:b/>
+          <w:bCs/>
+          <w:sz w:val="22"/>
+          <w:szCs w:val="22"/>
+        </w:rPr>
+        <w:t xml:space="preserve">□</w:t>
+      </w:r>
+      <w:r>
+        <w:tab/>
+      </w:r>
+      <w:r>
+        <w:rPr>
+          <w:rFonts w:ascii="맑은 고딕" w:eastAsia="맑은 고딕" w:hAnsi="맑은 고딕" w:cs="맑은 고딕"/>
+          <w:b/>
+          <w:bCs/>
+          <w:sz w:val="22"/>
+          <w:szCs w:val="22"/>
+        </w:rPr>
+        <w:t xml:space="preserve">기존 도구의 한계: 러닝 기록과 관광 일정을 별도로 맞춰야 하는 부담</w:t>
       </w:r>
     </w:p>
     <w:p>
@@ -2770,7 +2904,101 @@
           <w:sz w:val="22"/>
           <w:szCs w:val="22"/>
         </w:rPr>
-        <w:t xml:space="preserve">완주 직후 지친 상태에서 교통·운영시간·복귀 마감을 다시 맞춰야 하는 부담</w:t>
+        <w:t xml:space="preserve">러닝 앱의 기록·페이스 정보를 관광 일정에 반영하려면 완주 후 별도 계획 필요</w:t>
+      </w:r>
+    </w:p>
+    <w:p>
+      <w:pPr>
+        <w:widowControl/>
+        <w:tabs>
+          <w:tab w:val="left" w:pos="567"/>
+        </w:tabs>
+        <w:spacing w:before="0" w:after="24" w:line="256" w:lineRule="auto"/>
+        <w:ind w:left="567" w:right="0" w:hanging="283"/>
+        <w:jc w:val="left"/>
+      </w:pPr>
+      <w:r>
+        <w:rPr>
+          <w:rFonts w:ascii="맑은 고딕" w:eastAsia="맑은 고딕" w:hAnsi="맑은 고딕" w:cs="맑은 고딕"/>
+          <w:sz w:val="22"/>
+          <w:szCs w:val="22"/>
+        </w:rPr>
+        <w:t xml:space="preserve">○</w:t>
+      </w:r>
+      <w:r>
+        <w:tab/>
+      </w:r>
+      <w:r>
+        <w:rPr>
+          <w:rFonts w:ascii="맑은 고딕" w:eastAsia="맑은 고딕" w:hAnsi="맑은 고딕" w:cs="맑은 고딕"/>
+          <w:sz w:val="22"/>
+          <w:szCs w:val="22"/>
+        </w:rPr>
+        <w:t xml:space="preserve">관광 앱을 따로 이용할 경우 완주자의 피로도·복귀 마감·이동수단·남은 시간을 직접 대조해야 하는 부담</w:t>
+      </w:r>
+    </w:p>
+    <w:p>
+      <w:pPr>
+        <w:widowControl/>
+        <w:tabs>
+          <w:tab w:val="left" w:pos="567"/>
+        </w:tabs>
+        <w:spacing w:before="0" w:after="24" w:line="256" w:lineRule="auto"/>
+        <w:ind w:left="567" w:right="0" w:hanging="283"/>
+        <w:jc w:val="left"/>
+      </w:pPr>
+      <w:r>
+        <w:rPr>
+          <w:rFonts w:ascii="맑은 고딕" w:eastAsia="맑은 고딕" w:hAnsi="맑은 고딕" w:cs="맑은 고딕"/>
+          <w:sz w:val="22"/>
+          <w:szCs w:val="22"/>
+        </w:rPr>
+        <w:t xml:space="preserve">○</w:t>
+      </w:r>
+      <w:r>
+        <w:tab/>
+      </w:r>
+      <w:r>
+        <w:rPr>
+          <w:rFonts w:ascii="맑은 고딕" w:eastAsia="맑은 고딕" w:hAnsi="맑은 고딕" w:cs="맑은 고딕"/>
+          <w:sz w:val="22"/>
+          <w:szCs w:val="22"/>
+        </w:rPr>
+        <w:t xml:space="preserve">고정형 안내(정해진 코스·시각의 투어·런트립): 개인의 완주 시각·컨디션·복귀 마감 미반영</w:t>
+      </w:r>
+    </w:p>
+    <w:p>
+      <w:pPr>
+        <w:widowControl/>
+        <w:spacing w:before="0" w:after="80" w:line="256" w:lineRule="auto"/>
+        <w:ind w:left="284" w:right="0"/>
+        <w:jc w:val="left"/>
+      </w:pPr>
+      <w:r>
+        <w:rPr>
+          <w:rFonts w:ascii="맑은 고딕" w:eastAsia="맑은 고딕" w:hAnsi="맑은 고딕" w:cs="맑은 고딕"/>
+          <w:sz w:val="22"/>
+          <w:szCs w:val="22"/>
+        </w:rPr>
+        <w:t xml:space="preserve">RUN2구룡포는 완주자가 따로 맞추던 남은 시간과 자가 컨디션, 현지 정보를 연결해 구룡포 방문 가능 여부와 일정을 함께 제안한다. 방문을 결정하는 데 필요한 정보를 모아 </w:t>
+      </w:r>
+      <w:r>
+        <w:rPr>
+          <w:rFonts w:ascii="맑은 고딕" w:eastAsia="맑은 고딕" w:hAnsi="맑은 고딕" w:cs="맑은 고딕"/>
+          <w:b/>
+          <w:bCs/>
+          <w:sz w:val="22"/>
+          <w:szCs w:val="22"/>
+        </w:rPr>
+        <w:t xml:space="preserve">완주 후 이동의 불확실성을 줄이는 방식</w:t>
+      </w:r>
+      <w:r>
+        <w:rPr>
+          <w:rFonts w:ascii="맑은 고딕" w:eastAsia="맑은 고딕" w:hAnsi="맑은 고딕" w:cs="맑은 고딕"/>
+          <w:sz w:val="22"/>
+          <w:szCs w:val="22"/>
+        </w:rPr>
+        <w:t xml:space="preserve">이며, 할인·제휴는 포함하지 않는다.</w:t>
       </w:r>
     </w:p>
     <w:p>
@@ -2805,198 +3033,7 @@
           <w:sz w:val="22"/>
           <w:szCs w:val="22"/>
         </w:rPr>
-        <w:t xml:space="preserve">기존 도구의 한계: 완주 이후를 이어 주는 연결 장치 부재</w:t>
-      </w:r>
-    </w:p>
-    <w:p>
-      <w:pPr>
-        <w:widowControl/>
-        <w:tabs>
-          <w:tab w:val="left" w:pos="567"/>
-        </w:tabs>
-        <w:spacing w:before="0" w:after="24" w:line="256" w:lineRule="auto"/>
-        <w:ind w:left="567" w:right="0" w:hanging="283"/>
-        <w:jc w:val="left"/>
-      </w:pPr>
-      <w:r>
-        <w:rPr>
-          <w:rFonts w:ascii="맑은 고딕" w:eastAsia="맑은 고딕" w:hAnsi="맑은 고딕" w:cs="맑은 고딕"/>
-          <w:sz w:val="22"/>
-          <w:szCs w:val="22"/>
-        </w:rPr>
-        <w:t xml:space="preserve">○</w:t>
-      </w:r>
-      <w:r>
-        <w:tab/>
-      </w:r>
-      <w:r>
-        <w:rPr>
-          <w:rFonts w:ascii="맑은 고딕" w:eastAsia="맑은 고딕" w:hAnsi="맑은 고딕" w:cs="맑은 고딕"/>
-          <w:sz w:val="22"/>
-          <w:szCs w:val="22"/>
-        </w:rPr>
-        <w:t xml:space="preserve">러닝 앱: 기록·페이스 관리가 </w:t>
-      </w:r>
-      <w:r>
-        <w:rPr>
-          <w:rFonts w:ascii="맑은 고딕" w:eastAsia="맑은 고딕" w:hAnsi="맑은 고딕" w:cs="맑은 고딕"/>
-          <w:b/>
-          <w:bCs/>
-          <w:sz w:val="22"/>
-          <w:szCs w:val="22"/>
-        </w:rPr>
-        <w:t xml:space="preserve">완주와 함께 종료</w:t>
-      </w:r>
-      <w:r>
-        <w:rPr>
-          <w:rFonts w:ascii="맑은 고딕" w:eastAsia="맑은 고딕" w:hAnsi="맑은 고딕" w:cs="맑은 고딕"/>
-          <w:sz w:val="22"/>
-          <w:szCs w:val="22"/>
-        </w:rPr>
-        <w:t xml:space="preserve">, 관광 일정으로 이어지지 않음</w:t>
-      </w:r>
-    </w:p>
-    <w:p>
-      <w:pPr>
-        <w:widowControl/>
-        <w:tabs>
-          <w:tab w:val="left" w:pos="567"/>
-        </w:tabs>
-        <w:spacing w:before="0" w:after="24" w:line="256" w:lineRule="auto"/>
-        <w:ind w:left="567" w:right="0" w:hanging="283"/>
-        <w:jc w:val="left"/>
-      </w:pPr>
-      <w:r>
-        <w:rPr>
-          <w:rFonts w:ascii="맑은 고딕" w:eastAsia="맑은 고딕" w:hAnsi="맑은 고딕" w:cs="맑은 고딕"/>
-          <w:sz w:val="22"/>
-          <w:szCs w:val="22"/>
-        </w:rPr>
-        <w:t xml:space="preserve">○</w:t>
-      </w:r>
-      <w:r>
-        <w:tab/>
-      </w:r>
-      <w:r>
-        <w:rPr>
-          <w:rFonts w:ascii="맑은 고딕" w:eastAsia="맑은 고딕" w:hAnsi="맑은 고딕" w:cs="맑은 고딕"/>
-          <w:sz w:val="22"/>
-          <w:szCs w:val="22"/>
-        </w:rPr>
-        <w:t xml:space="preserve">관광 앱: 완주자의 피로도·복귀 마감·이동수단·남은 시간을 모름</w:t>
-      </w:r>
-    </w:p>
-    <w:p>
-      <w:pPr>
-        <w:widowControl/>
-        <w:tabs>
-          <w:tab w:val="left" w:pos="567"/>
-        </w:tabs>
-        <w:spacing w:before="0" w:after="24" w:line="256" w:lineRule="auto"/>
-        <w:ind w:left="567" w:right="0" w:hanging="283"/>
-        <w:jc w:val="left"/>
-      </w:pPr>
-      <w:r>
-        <w:rPr>
-          <w:rFonts w:ascii="맑은 고딕" w:eastAsia="맑은 고딕" w:hAnsi="맑은 고딕" w:cs="맑은 고딕"/>
-          <w:sz w:val="22"/>
-          <w:szCs w:val="22"/>
-        </w:rPr>
-        <w:t xml:space="preserve">○</w:t>
-      </w:r>
-      <w:r>
-        <w:tab/>
-      </w:r>
-      <w:r>
-        <w:rPr>
-          <w:rFonts w:ascii="맑은 고딕" w:eastAsia="맑은 고딕" w:hAnsi="맑은 고딕" w:cs="맑은 고딕"/>
-          <w:sz w:val="22"/>
-          <w:szCs w:val="22"/>
-        </w:rPr>
-        <w:t xml:space="preserve">고정형 안내(정해진 코스·시각의 투어·런트립): 개인의 완주 시각·컨디션·복귀 마감 미반영</w:t>
-      </w:r>
-    </w:p>
-    <w:p>
-      <w:pPr>
-        <w:widowControl/>
-        <w:tabs>
-          <w:tab w:val="left" w:pos="851"/>
-        </w:tabs>
-        <w:spacing w:before="0" w:after="16" w:line="256" w:lineRule="auto"/>
-        <w:ind w:left="851" w:right="0" w:hanging="284"/>
-        <w:jc w:val="left"/>
-      </w:pPr>
-      <w:r>
-        <w:rPr>
-          <w:rFonts w:ascii="맑은 고딕" w:eastAsia="맑은 고딕" w:hAnsi="맑은 고딕" w:cs="맑은 고딕"/>
-          <w:sz w:val="22"/>
-          <w:szCs w:val="22"/>
-        </w:rPr>
-        <w:t xml:space="preserve">-</w:t>
-      </w:r>
-      <w:r>
-        <w:tab/>
-      </w:r>
-      <w:r>
-        <w:rPr>
-          <w:rFonts w:ascii="맑은 고딕" w:eastAsia="맑은 고딕" w:hAnsi="맑은 고딕" w:cs="맑은 고딕"/>
-          <w:sz w:val="22"/>
-          <w:szCs w:val="22"/>
-        </w:rPr>
-        <w:t xml:space="preserve">타 지역 사례(경주벚꽃마라톤·제주국제관광마라톤)는 코스–관광권 근접·혜택형 → 포항은 대회장–구룡포·호미곶 간 </w:t>
-      </w:r>
-      <w:r>
-        <w:rPr>
-          <w:rFonts w:ascii="맑은 고딕" w:eastAsia="맑은 고딕" w:hAnsi="맑은 고딕" w:cs="맑은 고딕"/>
-          <w:b/>
-          <w:bCs/>
-          <w:sz w:val="22"/>
-          <w:szCs w:val="22"/>
-        </w:rPr>
-        <w:t xml:space="preserve">이동 불확실성을 데이터로 낮추는 접근</w:t>
-      </w:r>
-      <w:r>
-        <w:rPr>
-          <w:rFonts w:ascii="맑은 고딕" w:eastAsia="맑은 고딕" w:hAnsi="맑은 고딕" w:cs="맑은 고딕"/>
-          <w:sz w:val="22"/>
-          <w:szCs w:val="22"/>
-        </w:rPr>
-        <w:t xml:space="preserve">이 현실적(할인·제휴 제외)</w:t>
-      </w:r>
-    </w:p>
-    <w:p>
-      <w:pPr>
-        <w:keepNext/>
-        <w:widowControl/>
-        <w:tabs>
-          <w:tab w:val="left" w:pos="284"/>
-        </w:tabs>
-        <w:spacing w:before="120" w:after="30" w:line="256" w:lineRule="auto"/>
-        <w:ind w:left="284" w:right="0" w:hanging="284"/>
-        <w:jc w:val="left"/>
-      </w:pPr>
-      <w:r>
-        <w:rPr>
-          <w:rFonts w:ascii="맑은 고딕" w:eastAsia="맑은 고딕" w:hAnsi="맑은 고딕" w:cs="맑은 고딕"/>
-          <w:b/>
-          <w:bCs/>
-          <w:sz w:val="22"/>
-          <w:szCs w:val="22"/>
-        </w:rPr>
-        <w:t xml:space="preserve">□</w:t>
-      </w:r>
-      <w:r>
-        <w:tab/>
-      </w:r>
-      <w:r>
-        <w:rPr>
-          <w:rFonts w:ascii="맑은 고딕" w:eastAsia="맑은 고딕" w:hAnsi="맑은 고딕" w:cs="맑은 고딕"/>
-          <w:b/>
-          <w:bCs/>
-          <w:sz w:val="22"/>
-          <w:szCs w:val="22"/>
-        </w:rPr>
-        <w:t xml:space="preserve">완주자가 스스로 풀어야 하는 질문 5가지: 답이 관측 시각·몸 상태에 따라 달라짐</w:t>
+        <w:t xml:space="preserve">완주자의 질문 5가지: 남은 시간·몸 상태·현지 조건에 따라 달라지는 답</w:t>
       </w:r>
     </w:p>
     <w:p>
@@ -3574,7 +3611,7 @@
           <w:sz w:val="22"/>
           <w:szCs w:val="22"/>
         </w:rPr>
-        <w:t xml:space="preserve">디지털 트윈 활용 필요성: 관측 시각 기준 재계산이 핵심 가치</w:t>
+        <w:t xml:space="preserve">디지털 트윈 활용 필요성: 방문 전 현지 조건과 갱신 시각 확인</w:t>
       </w:r>
     </w:p>
     <w:p>
@@ -3604,7 +3641,7 @@
           <w:sz w:val="22"/>
           <w:szCs w:val="22"/>
         </w:rPr>
-        <w:t xml:space="preserve">출발 전 시점의 구룡포 측 </w:t>
+        <w:t xml:space="preserve">교통·대기·기상 조건에 따라 달라지는 이동 부담을 확인하려면, 고정 안내와 함께 </w:t>
       </w:r>
       <w:r>
         <w:rPr>
@@ -3614,32 +3651,15 @@
           <w:sz w:val="22"/>
           <w:szCs w:val="22"/>
         </w:rPr>
-        <w:t xml:space="preserve">최신 관측</w:t>
-      </w:r>
-      <w:r>
-        <w:rPr>
-          <w:rFonts w:ascii="맑은 고딕" w:eastAsia="맑은 고딕" w:hAnsi="맑은 고딕" w:cs="맑은 고딕"/>
-          <w:sz w:val="22"/>
-          <w:szCs w:val="22"/>
-        </w:rPr>
-        <w:t xml:space="preserve">(</w:t>
-      </w:r>
-      <w:r>
-        <w:rPr>
-          <w:rFonts w:ascii="Consolas" w:eastAsia="맑은 고딕" w:hAnsi="Consolas" w:cs="Consolas"/>
-          <w:color w:val="1F4E79"/>
-          <w:sz w:val="21"/>
-          <w:szCs w:val="21"/>
-        </w:rPr>
-        <w:t xml:space="preserve">cntPerc</w:t>
-      </w:r>
-      <w:r>
-        <w:rPr>
-          <w:rFonts w:ascii="맑은 고딕" w:eastAsia="맑은 고딕" w:hAnsi="맑은 고딕" w:cs="맑은 고딕"/>
-          <w:sz w:val="22"/>
-          <w:szCs w:val="22"/>
-        </w:rPr>
-        <w:t xml:space="preserve">·대기, 관측 시각 표시)을 판단 입력으로, 미래 조건은 기상청 예보·Kakao 예정 출발 ETA로 보완</w:t>
+        <w:t xml:space="preserve">현지 관측·예보의 기준시각</w:t>
+      </w:r>
+      <w:r>
+        <w:rPr>
+          <w:rFonts w:ascii="맑은 고딕" w:eastAsia="맑은 고딕" w:hAnsi="맑은 고딕" w:cs="맑은 고딕"/>
+          <w:sz w:val="22"/>
+          <w:szCs w:val="22"/>
+        </w:rPr>
+        <w:t xml:space="preserve"> 확인 필요</w:t>
       </w:r>
     </w:p>
     <w:p>
@@ -3669,7 +3689,42 @@
           <w:sz w:val="22"/>
           <w:szCs w:val="22"/>
         </w:rPr>
-        <w:t xml:space="preserve">관측이 갱신되면 출발 권고 시각·실내외 판단이 달라짐</w:t>
+        <w:t xml:space="preserve">관측이 갱신되면 출발 권고 시각·실내외 판단이 달라질 수 있음</w:t>
+      </w:r>
+    </w:p>
+    <w:p>
+      <w:pPr>
+        <w:keepNext/>
+        <w:widowControl/>
+        <w:tabs>
+          <w:tab w:val="left" w:pos="284"/>
+        </w:tabs>
+        <w:spacing w:before="120" w:after="30" w:line="256" w:lineRule="auto"/>
+        <w:ind w:left="284" w:right="0" w:hanging="284"/>
+        <w:jc w:val="left"/>
+      </w:pPr>
+      <w:r>
+        <w:rPr>
+          <w:rFonts w:ascii="맑은 고딕" w:eastAsia="맑은 고딕" w:hAnsi="맑은 고딕" w:cs="맑은 고딕"/>
+          <w:b/>
+          <w:bCs/>
+          <w:sz w:val="22"/>
+          <w:szCs w:val="22"/>
+        </w:rPr>
+        <w:t xml:space="preserve">□</w:t>
+      </w:r>
+      <w:r>
+        <w:tab/>
+      </w:r>
+      <w:r>
+        <w:rPr>
+          <w:rFonts w:ascii="맑은 고딕" w:eastAsia="맑은 고딕" w:hAnsi="맑은 고딕" w:cs="맑은 고딕"/>
+          <w:b/>
+          <w:bCs/>
+          <w:sz w:val="22"/>
+          <w:szCs w:val="22"/>
+        </w:rPr>
+        <w:t xml:space="preserve">우선 대상: 복귀 마감이 명확한 당일 귀가형 러너</w:t>
       </w:r>
     </w:p>
     <w:p>
@@ -3699,37 +3754,7 @@
           <w:sz w:val="22"/>
           <w:szCs w:val="22"/>
         </w:rPr>
-        <w:t xml:space="preserve">자연어 “14시까지 대회장 주차장 복귀”에서 LLM이 복귀 지점·마감·보행 선호 추출, 결정은 결정 규칙이 확정</w:t>
-      </w:r>
-    </w:p>
-    <w:p>
-      <w:pPr>
-        <w:widowControl/>
-        <w:tabs>
-          <w:tab w:val="left" w:pos="567"/>
-        </w:tabs>
-        <w:spacing w:before="0" w:after="24" w:line="256" w:lineRule="auto"/>
-        <w:ind w:left="567" w:right="0" w:hanging="283"/>
-        <w:jc w:val="left"/>
-      </w:pPr>
-      <w:r>
-        <w:rPr>
-          <w:rFonts w:ascii="맑은 고딕" w:eastAsia="맑은 고딕" w:hAnsi="맑은 고딕" w:cs="맑은 고딕"/>
-          <w:sz w:val="22"/>
-          <w:szCs w:val="22"/>
-        </w:rPr>
-        <w:t xml:space="preserve">○</w:t>
-      </w:r>
-      <w:r>
-        <w:tab/>
-      </w:r>
-      <w:r>
-        <w:rPr>
-          <w:rFonts w:ascii="맑은 고딕" w:eastAsia="맑은 고딕" w:hAnsi="맑은 고딕" w:cs="맑은 고딕"/>
-          <w:sz w:val="22"/>
-          <w:szCs w:val="22"/>
-        </w:rPr>
-        <w:t xml:space="preserve">3분야 중 </w:t>
+        <w:t xml:space="preserve">1차 타깃: 타지역에서 온 </w:t>
       </w:r>
       <w:r>
         <w:rPr>
@@ -3739,247 +3764,7 @@
           <w:sz w:val="22"/>
           <w:szCs w:val="22"/>
         </w:rPr>
-        <w:t xml:space="preserve">관광</w:t>
-      </w:r>
-      <w:r>
-        <w:rPr>
-          <w:rFonts w:ascii="맑은 고딕" w:eastAsia="맑은 고딕" w:hAnsi="맑은 고딕" w:cs="맑은 고딕"/>
-          <w:sz w:val="22"/>
-          <w:szCs w:val="22"/>
-        </w:rPr>
-        <w:t xml:space="preserve">을 축으로 환경 관측(E-UM 대기·기상청)·안전 규칙(위험 증상 시 </w:t>
-      </w:r>
-      <w:r>
-        <w:rPr>
-          <w:rFonts w:ascii="Consolas" w:eastAsia="맑은 고딕" w:hAnsi="Consolas" w:cs="Consolas"/>
-          <w:color w:val="1F4E79"/>
-          <w:sz w:val="21"/>
-          <w:szCs w:val="21"/>
-        </w:rPr>
-        <w:t xml:space="preserve">MEDICAL_FIRST</w:t>
-      </w:r>
-      <w:r>
-        <w:rPr>
-          <w:rFonts w:ascii="맑은 고딕" w:eastAsia="맑은 고딕" w:hAnsi="맑은 고딕" w:cs="맑은 고딕"/>
-          <w:sz w:val="22"/>
-          <w:szCs w:val="22"/>
-        </w:rPr>
-        <w:t xml:space="preserve">) 결합</w:t>
-      </w:r>
-    </w:p>
-    <w:p>
-      <w:pPr>
-        <w:widowControl/>
-        <w:tabs>
-          <w:tab w:val="left" w:pos="851"/>
-        </w:tabs>
-        <w:spacing w:before="6" w:after="36" w:line="256" w:lineRule="auto"/>
-        <w:ind w:left="851" w:right="0" w:hanging="284"/>
-        <w:jc w:val="left"/>
-      </w:pPr>
-      <w:r>
-        <w:rPr>
-          <w:rFonts w:ascii="맑은 고딕" w:eastAsia="맑은 고딕" w:hAnsi="맑은 고딕" w:cs="맑은 고딕"/>
-          <w:color w:val="404040"/>
-          <w:sz w:val="20"/>
-          <w:szCs w:val="20"/>
-        </w:rPr>
-        <w:t xml:space="preserve">※</w:t>
-      </w:r>
-      <w:r>
-        <w:tab/>
-      </w:r>
-      <w:r>
-        <w:rPr>
-          <w:rFonts w:ascii="맑은 고딕" w:eastAsia="맑은 고딕" w:hAnsi="맑은 고딕" w:cs="맑은 고딕"/>
-          <w:color w:val="404040"/>
-          <w:sz w:val="20"/>
-          <w:szCs w:val="20"/>
-        </w:rPr>
-        <w:t xml:space="preserve">E-UM 교통·대기 2종 실호출은 1주차 검증 예정(현재 미검증), 수위·방파제 등 안전 데이터는 확장 단계</w:t>
-      </w:r>
-    </w:p>
-    <w:p>
-      <w:pPr>
-        <w:keepNext/>
-        <w:widowControl/>
-        <w:tabs>
-          <w:tab w:val="left" w:pos="284"/>
-        </w:tabs>
-        <w:spacing w:before="120" w:after="30" w:line="256" w:lineRule="auto"/>
-        <w:ind w:left="284" w:right="0" w:hanging="284"/>
-        <w:jc w:val="left"/>
-      </w:pPr>
-      <w:r>
-        <w:rPr>
-          <w:rFonts w:ascii="맑은 고딕" w:eastAsia="맑은 고딕" w:hAnsi="맑은 고딕" w:cs="맑은 고딕"/>
-          <w:b/>
-          <w:bCs/>
-          <w:sz w:val="22"/>
-          <w:szCs w:val="22"/>
-        </w:rPr>
-        <w:t xml:space="preserve">□</w:t>
-      </w:r>
-      <w:r>
-        <w:tab/>
-      </w:r>
-      <w:r>
-        <w:rPr>
-          <w:rFonts w:ascii="맑은 고딕" w:eastAsia="맑은 고딕" w:hAnsi="맑은 고딕" w:cs="맑은 고딕"/>
-          <w:b/>
-          <w:bCs/>
-          <w:sz w:val="22"/>
-          <w:szCs w:val="22"/>
-        </w:rPr>
-        <w:t xml:space="preserve">타깃과 가설: 복귀 마감이 명확한 당일 귀가형 러너에게 재계산 일정 1개 제공</w:t>
-      </w:r>
-    </w:p>
-    <w:p>
-      <w:pPr>
-        <w:widowControl/>
-        <w:tabs>
-          <w:tab w:val="left" w:pos="567"/>
-        </w:tabs>
-        <w:spacing w:before="0" w:after="24" w:line="256" w:lineRule="auto"/>
-        <w:ind w:left="567" w:right="0" w:hanging="283"/>
-        <w:jc w:val="left"/>
-      </w:pPr>
-      <w:r>
-        <w:rPr>
-          <w:rFonts w:ascii="맑은 고딕" w:eastAsia="맑은 고딕" w:hAnsi="맑은 고딕" w:cs="맑은 고딕"/>
-          <w:sz w:val="22"/>
-          <w:szCs w:val="22"/>
-        </w:rPr>
-        <w:t xml:space="preserve">○</w:t>
-      </w:r>
-      <w:r>
-        <w:tab/>
-      </w:r>
-      <w:r>
-        <w:rPr>
-          <w:rFonts w:ascii="맑은 고딕" w:eastAsia="맑은 고딕" w:hAnsi="맑은 고딕" w:cs="맑은 고딕"/>
-          <w:sz w:val="22"/>
-          <w:szCs w:val="22"/>
-        </w:rPr>
-        <w:t xml:space="preserve">1차 타깃: 타지역에서 온 </w:t>
-      </w:r>
-      <w:r>
-        <w:rPr>
-          <w:rFonts w:ascii="맑은 고딕" w:eastAsia="맑은 고딕" w:hAnsi="맑은 고딕" w:cs="맑은 고딕"/>
-          <w:b/>
-          <w:bCs/>
-          <w:sz w:val="22"/>
-          <w:szCs w:val="22"/>
-        </w:rPr>
         <w:t xml:space="preserve">자가용·당일 귀가형 10km 러너</w:t>
-      </w:r>
-    </w:p>
-    <w:p>
-      <w:pPr>
-        <w:widowControl/>
-        <w:tabs>
-          <w:tab w:val="left" w:pos="567"/>
-        </w:tabs>
-        <w:spacing w:before="0" w:after="24" w:line="256" w:lineRule="auto"/>
-        <w:ind w:left="567" w:right="0" w:hanging="283"/>
-        <w:jc w:val="left"/>
-      </w:pPr>
-      <w:r>
-        <w:rPr>
-          <w:rFonts w:ascii="맑은 고딕" w:eastAsia="맑은 고딕" w:hAnsi="맑은 고딕" w:cs="맑은 고딕"/>
-          <w:sz w:val="22"/>
-          <w:szCs w:val="22"/>
-        </w:rPr>
-        <w:t xml:space="preserve">○</w:t>
-      </w:r>
-      <w:r>
-        <w:tab/>
-      </w:r>
-      <w:r>
-        <w:rPr>
-          <w:rFonts w:ascii="맑은 고딕" w:eastAsia="맑은 고딕" w:hAnsi="맑은 고딕" w:cs="맑은 고딕"/>
-          <w:sz w:val="22"/>
-          <w:szCs w:val="22"/>
-        </w:rPr>
-        <w:t xml:space="preserve">확장 타깃: 가족 동반 하프, 크루 1박형, 대중교통 귀가(TAGO 버스도착정보 검증 후)</w:t>
-      </w:r>
-    </w:p>
-    <w:p>
-      <w:pPr>
-        <w:widowControl/>
-        <w:tabs>
-          <w:tab w:val="left" w:pos="567"/>
-        </w:tabs>
-        <w:spacing w:before="0" w:after="24" w:line="256" w:lineRule="auto"/>
-        <w:ind w:left="567" w:right="0" w:hanging="283"/>
-        <w:jc w:val="left"/>
-      </w:pPr>
-      <w:r>
-        <w:rPr>
-          <w:rFonts w:ascii="맑은 고딕" w:eastAsia="맑은 고딕" w:hAnsi="맑은 고딕" w:cs="맑은 고딕"/>
-          <w:sz w:val="22"/>
-          <w:szCs w:val="22"/>
-        </w:rPr>
-        <w:t xml:space="preserve">○</w:t>
-      </w:r>
-      <w:r>
-        <w:tab/>
-      </w:r>
-      <w:r>
-        <w:rPr>
-          <w:rFonts w:ascii="맑은 고딕" w:eastAsia="맑은 고딕" w:hAnsi="맑은 고딕" w:cs="맑은 고딕"/>
-          <w:sz w:val="22"/>
-          <w:szCs w:val="22"/>
-        </w:rPr>
-        <w:t xml:space="preserve">가설: 대회 전 의향·복귀 마감 저장 + 완주 직후 기록·컨디션·도시 데이터 재계산 </w:t>
-      </w:r>
-      <w:r>
-        <w:rPr>
-          <w:rFonts w:ascii="맑은 고딕" w:eastAsia="맑은 고딕" w:hAnsi="맑은 고딕" w:cs="맑은 고딕"/>
-          <w:b/>
-          <w:bCs/>
-          <w:sz w:val="22"/>
-          <w:szCs w:val="22"/>
-        </w:rPr>
-        <w:t xml:space="preserve">일정 1개</w:t>
-      </w:r>
-      <w:r>
-        <w:rPr>
-          <w:rFonts w:ascii="맑은 고딕" w:eastAsia="맑은 고딕" w:hAnsi="맑은 고딕" w:cs="맑은 고딕"/>
-          <w:sz w:val="22"/>
-          <w:szCs w:val="22"/>
-        </w:rPr>
-        <w:t xml:space="preserve"> → 단순 추천보다 길찾기 실행률 상승</w:t>
-      </w:r>
-    </w:p>
-    <w:p>
-      <w:pPr>
-        <w:widowControl/>
-        <w:tabs>
-          <w:tab w:val="left" w:pos="567"/>
-        </w:tabs>
-        <w:spacing w:before="0" w:after="24" w:line="256" w:lineRule="auto"/>
-        <w:ind w:left="567" w:right="0" w:hanging="283"/>
-        <w:jc w:val="left"/>
-      </w:pPr>
-      <w:r>
-        <w:rPr>
-          <w:rFonts w:ascii="맑은 고딕" w:eastAsia="맑은 고딕" w:hAnsi="맑은 고딕" w:cs="맑은 고딕"/>
-          <w:sz w:val="22"/>
-          <w:szCs w:val="22"/>
-        </w:rPr>
-        <w:t xml:space="preserve">○</w:t>
-      </w:r>
-      <w:r>
-        <w:tab/>
-      </w:r>
-      <w:r>
-        <w:rPr>
-          <w:rFonts w:ascii="맑은 고딕" w:eastAsia="맑은 고딕" w:hAnsi="맑은 고딕" w:cs="맑은 고딕"/>
-          <w:sz w:val="22"/>
-          <w:szCs w:val="22"/>
-        </w:rPr>
-        <w:t xml:space="preserve">검증 퍼널 6단계: 계획 저장 → 완주 후 재계산 → 일정 열람 → 길찾기 실행 → 도착 확인(동의) → 체류 집계</w:t>
       </w:r>
     </w:p>
     <w:p>
@@ -4063,11 +3848,12 @@
           <w:sz w:val="22"/>
           <w:szCs w:val="22"/>
         </w:rPr>
-        <w:t xml:space="preserve">서비스 흐름 3단계: 1절의 질문 5가지를 대회 전·완주 직후·이동 전에 나누어 처리</w:t>
-      </w:r>
-    </w:p>
-    <w:p>
-      <w:pPr>
+        <w:t xml:space="preserve">서비스 흐름 3단계: 1절의 질문 5가지를 계획 저장·완주 후 갱신·이유 확인과 재계산으로 처리</w:t>
+      </w:r>
+    </w:p>
+    <w:p>
+      <w:pPr>
+        <w:keepNext/>
         <w:widowControl/>
         <w:tabs>
           <w:tab w:val="left" w:pos="567"/>
@@ -4206,6 +3992,7 @@
     </w:p>
     <w:p>
       <w:pPr>
+        <w:keepNext/>
         <w:widowControl/>
         <w:tabs>
           <w:tab w:val="left" w:pos="567"/>
@@ -4261,7 +4048,7 @@
           <w:sz w:val="22"/>
           <w:szCs w:val="22"/>
         </w:rPr>
-        <w:t xml:space="preserve">입력: 실제 완주 시각, 자가 컨디션 4택 — 양호 / 많이 지침 / 통증 있음 / 어지럽거나 메스꺼움</w:t>
+        <w:t xml:space="preserve">입력: 실제 완주 시각, 자가 컨디션 4가지 중 선택 — 양호 / 많이 지침 / 통증 있음 / 어지럽거나 메스꺼움</w:t>
       </w:r>
     </w:p>
     <w:p>
@@ -4373,6 +4160,7 @@
     </w:p>
     <w:p>
       <w:pPr>
+        <w:keepNext/>
         <w:widowControl/>
         <w:tabs>
           <w:tab w:val="left" w:pos="567"/>
@@ -4398,7 +4186,7 @@
           <w:sz w:val="22"/>
           <w:szCs w:val="22"/>
         </w:rPr>
-        <w:t xml:space="preserve">3단계(이동 전) 이유 확인 후 길찾기</w:t>
+        <w:t xml:space="preserve">3단계(이동 전·관광 중) 이유 확인·길찾기·재계산</w:t>
       </w:r>
     </w:p>
     <w:p>
@@ -4640,12 +4428,11 @@
           <w:sz w:val="22"/>
           <w:szCs w:val="22"/>
         </w:rPr>
-        <w:t xml:space="preserve">대회 요건 3가지(LLM 활용·디지털 트윈 실호출·문제 해결형 동작)를 한 흐름에서 충족</w:t>
-      </w:r>
-    </w:p>
-    <w:p>
-      <w:pPr>
-        <w:keepNext/>
+        <w:t xml:space="preserve">판단 방식: 시간 예산 모델과 결정 상태 6종</w:t>
+      </w:r>
+    </w:p>
+    <w:p>
+      <w:pPr>
         <w:widowControl/>
         <w:tabs>
           <w:tab w:val="left" w:pos="567"/>
@@ -4671,7 +4458,164 @@
           <w:sz w:val="22"/>
           <w:szCs w:val="22"/>
         </w:rPr>
-        <w:t xml:space="preserve">요건별 구현과 본선 확인 방법(표)</w:t>
+        <w:t xml:space="preserve">시간 예산: </w:t>
+      </w:r>
+      <w:r>
+        <w:rPr>
+          <w:rFonts w:ascii="맑은 고딕" w:eastAsia="맑은 고딕" w:hAnsi="맑은 고딕" w:cs="맑은 고딕"/>
+          <w:b/>
+          <w:bCs/>
+          <w:sz w:val="22"/>
+          <w:szCs w:val="22"/>
+        </w:rPr>
+        <w:t xml:space="preserve">가용시간</w:t>
+      </w:r>
+      <w:r>
+        <w:rPr>
+          <w:rFonts w:ascii="맑은 고딕" w:eastAsia="맑은 고딕" w:hAnsi="맑은 고딕" w:cs="맑은 고딕"/>
+          <w:sz w:val="22"/>
+          <w:szCs w:val="22"/>
+        </w:rPr>
+        <w:t xml:space="preserve">과 관광 필요시간을 비교해 여유(slack) 산출</w:t>
+      </w:r>
+    </w:p>
+    <w:p>
+      <w:pPr>
+        <w:widowControl/>
+        <w:tabs>
+          <w:tab w:val="left" w:pos="851"/>
+        </w:tabs>
+        <w:spacing w:before="0" w:after="16" w:line="256" w:lineRule="auto"/>
+        <w:ind w:left="851" w:right="0" w:hanging="284"/>
+        <w:jc w:val="left"/>
+      </w:pPr>
+      <w:r>
+        <w:rPr>
+          <w:rFonts w:ascii="맑은 고딕" w:eastAsia="맑은 고딕" w:hAnsi="맑은 고딕" w:cs="맑은 고딕"/>
+          <w:sz w:val="22"/>
+          <w:szCs w:val="22"/>
+        </w:rPr>
+        <w:t xml:space="preserve">-</w:t>
+      </w:r>
+      <w:r>
+        <w:tab/>
+      </w:r>
+      <w:r>
+        <w:rPr>
+          <w:rFonts w:ascii="맑은 고딕" w:eastAsia="맑은 고딕" w:hAnsi="맑은 고딕" w:cs="맑은 고딕"/>
+          <w:sz w:val="22"/>
+          <w:szCs w:val="22"/>
+        </w:rPr>
+        <w:t xml:space="preserve">가용시간 = 복귀 마감 − 현재 시각, 필요시간 = 회복 버퍼 + 출발 ETA + 체류 + 복귀 ETA + 안전 여유(교통 여유 포함)</w:t>
+      </w:r>
+    </w:p>
+    <w:p>
+      <w:pPr>
+        <w:widowControl/>
+        <w:tabs>
+          <w:tab w:val="left" w:pos="851"/>
+        </w:tabs>
+        <w:spacing w:before="0" w:after="16" w:line="256" w:lineRule="auto"/>
+        <w:ind w:left="851" w:right="0" w:hanging="284"/>
+        <w:jc w:val="left"/>
+      </w:pPr>
+      <w:r>
+        <w:rPr>
+          <w:rFonts w:ascii="맑은 고딕" w:eastAsia="맑은 고딕" w:hAnsi="맑은 고딕" w:cs="맑은 고딕"/>
+          <w:sz w:val="22"/>
+          <w:szCs w:val="22"/>
+        </w:rPr>
+        <w:t xml:space="preserve">-</w:t>
+      </w:r>
+      <w:r>
+        <w:tab/>
+      </w:r>
+      <w:r>
+        <w:rPr>
+          <w:rFonts w:ascii="맑은 고딕" w:eastAsia="맑은 고딕" w:hAnsi="맑은 고딕" w:cs="맑은 고딕"/>
+          <w:sz w:val="22"/>
+          <w:szCs w:val="22"/>
+        </w:rPr>
+        <w:t xml:space="preserve">slack = 가용 − 필요, 음수이면 장소·체류 축소 재계산, 최단 코스도 음수이면 취소</w:t>
+      </w:r>
+    </w:p>
+    <w:p>
+      <w:pPr>
+        <w:widowControl/>
+        <w:tabs>
+          <w:tab w:val="left" w:pos="567"/>
+        </w:tabs>
+        <w:spacing w:before="0" w:after="24" w:line="256" w:lineRule="auto"/>
+        <w:ind w:left="567" w:right="0" w:hanging="283"/>
+        <w:jc w:val="left"/>
+      </w:pPr>
+      <w:r>
+        <w:rPr>
+          <w:rFonts w:ascii="맑은 고딕" w:eastAsia="맑은 고딕" w:hAnsi="맑은 고딕" w:cs="맑은 고딕"/>
+          <w:sz w:val="22"/>
+          <w:szCs w:val="22"/>
+        </w:rPr>
+        <w:t xml:space="preserve">○</w:t>
+      </w:r>
+      <w:r>
+        <w:tab/>
+      </w:r>
+      <w:r>
+        <w:rPr>
+          <w:rFonts w:ascii="맑은 고딕" w:eastAsia="맑은 고딕" w:hAnsi="맑은 고딕" w:cs="맑은 고딕"/>
+          <w:sz w:val="22"/>
+          <w:szCs w:val="22"/>
+        </w:rPr>
+        <w:t xml:space="preserve">역할 분리: </w:t>
+      </w:r>
+      <w:r>
+        <w:rPr>
+          <w:rFonts w:ascii="맑은 고딕" w:eastAsia="맑은 고딕" w:hAnsi="맑은 고딕" w:cs="맑은 고딕"/>
+          <w:b/>
+          <w:bCs/>
+          <w:sz w:val="22"/>
+          <w:szCs w:val="22"/>
+        </w:rPr>
+        <w:t xml:space="preserve">결정 규칙(Rule Engine)</w:t>
+      </w:r>
+      <w:r>
+        <w:rPr>
+          <w:rFonts w:ascii="맑은 고딕" w:eastAsia="맑은 고딕" w:hAnsi="맑은 고딕" w:cs="맑은 고딕"/>
+          <w:sz w:val="22"/>
+          <w:szCs w:val="22"/>
+        </w:rPr>
+        <w:t xml:space="preserve">이 위험 증상·시간 예산·허용 장소 확정, LLM은 설명·일정 구성</w:t>
+      </w:r>
+    </w:p>
+    <w:p>
+      <w:pPr>
+        <w:keepNext/>
+        <w:widowControl/>
+        <w:tabs>
+          <w:tab w:val="left" w:pos="567"/>
+        </w:tabs>
+        <w:spacing w:before="0" w:after="24" w:line="256" w:lineRule="auto"/>
+        <w:ind w:left="567" w:right="0" w:hanging="283"/>
+        <w:jc w:val="left"/>
+      </w:pPr>
+      <w:r>
+        <w:rPr>
+          <w:rFonts w:ascii="맑은 고딕" w:eastAsia="맑은 고딕" w:hAnsi="맑은 고딕" w:cs="맑은 고딕"/>
+          <w:sz w:val="22"/>
+          <w:szCs w:val="22"/>
+        </w:rPr>
+        <w:t xml:space="preserve">○</w:t>
+      </w:r>
+      <w:r>
+        <w:tab/>
+      </w:r>
+      <w:r>
+        <w:rPr>
+          <w:rFonts w:ascii="맑은 고딕" w:eastAsia="맑은 고딕" w:hAnsi="맑은 고딕" w:cs="맑은 고딕"/>
+          <w:sz w:val="22"/>
+          <w:szCs w:val="22"/>
+        </w:rPr>
+        <w:t xml:space="preserve">결정 상태 6종과 사용자에게 보이는 결과</w:t>
       </w:r>
     </w:p>
     <w:p>
@@ -4692,941 +4636,6 @@
           <w:szCs w:val="20"/>
         </w:rPr>
         <w:t xml:space="preserve">[표 2] </w:t>
-      </w:r>
-      <w:r>
-        <w:rPr>
-          <w:rFonts w:ascii="맑은 고딕" w:eastAsia="맑은 고딕" w:hAnsi="맑은 고딕" w:cs="맑은 고딕"/>
-          <w:b/>
-          <w:bCs/>
-          <w:color w:val="1F3864"/>
-          <w:sz w:val="20"/>
-          <w:szCs w:val="20"/>
-        </w:rPr>
-        <w:t xml:space="preserve">AI Agent 개발 요건 충족 방식</w:t>
-      </w:r>
-    </w:p>
-    <w:tbl>
-      <w:tblPr>
-        <w:tblW w:w="9200" w:type="dxa"/>
-        <w:jc w:val="center"/>
-        <w:tblBorders>
-          <w:top w:val="single" w:sz="4" w:space="0" w:color="7F7F7F"/>
-          <w:left w:val="single" w:sz="4" w:space="0" w:color="7F7F7F"/>
-          <w:bottom w:val="single" w:sz="4" w:space="0" w:color="7F7F7F"/>
-          <w:right w:val="single" w:sz="4" w:space="0" w:color="7F7F7F"/>
-          <w:insideH w:val="single" w:sz="4" w:space="0" w:color="7F7F7F"/>
-          <w:insideV w:val="single" w:sz="4" w:space="0" w:color="7F7F7F"/>
-        </w:tblBorders>
-        <w:tblLayout w:type="fixed"/>
-        <w:tblCellMar>
-          <w:top w:w="30" w:type="dxa"/>
-          <w:left w:w="70" w:type="dxa"/>
-          <w:bottom w:w="30" w:type="dxa"/>
-          <w:right w:w="70" w:type="dxa"/>
-        </w:tblCellMar>
-        <w:tblLook w:val="04A0" w:firstRow="1" w:lastRow="0" w:firstColumn="0" w:lastColumn="0" w:noHBand="0" w:noVBand="1"/>
-      </w:tblPr>
-      <w:tblGrid>
-        <w:gridCol w:w="1840"/>
-        <w:gridCol w:w="4232"/>
-        <w:gridCol w:w="3128"/>
-      </w:tblGrid>
-      <w:tr>
-        <w:trPr>
-          <w:cantSplit/>
-          <w:tblHeader/>
-        </w:trPr>
-        <w:tc>
-          <w:tcPr>
-            <w:tcW w:w="1840" w:type="dxa"/>
-            <w:shd w:val="clear" w:color="auto" w:fill="D9E2F3"/>
-            <w:vAlign w:val="center"/>
-          </w:tcPr>
-          <w:p>
-            <w:pPr>
-              <w:widowControl/>
-              <w:spacing w:before="0" w:after="0" w:line="240" w:lineRule="auto"/>
-              <w:ind w:left="0" w:right="0"/>
-              <w:jc w:val="center"/>
-            </w:pPr>
-            <w:r>
-              <w:rPr>
-                <w:rFonts w:ascii="맑은 고딕" w:eastAsia="맑은 고딕" w:hAnsi="맑은 고딕" w:cs="맑은 고딕"/>
-                <w:b/>
-                <w:bCs/>
-                <w:sz w:val="19"/>
-                <w:szCs w:val="19"/>
-              </w:rPr>
-              <w:t xml:space="preserve">요건</w:t>
-            </w:r>
-          </w:p>
-        </w:tc>
-        <w:tc>
-          <w:tcPr>
-            <w:tcW w:w="4232" w:type="dxa"/>
-            <w:shd w:val="clear" w:color="auto" w:fill="D9E2F3"/>
-            <w:vAlign w:val="center"/>
-          </w:tcPr>
-          <w:p>
-            <w:pPr>
-              <w:widowControl/>
-              <w:spacing w:before="0" w:after="0" w:line="240" w:lineRule="auto"/>
-              <w:ind w:left="0" w:right="0"/>
-              <w:jc w:val="center"/>
-            </w:pPr>
-            <w:r>
-              <w:rPr>
-                <w:rFonts w:ascii="맑은 고딕" w:eastAsia="맑은 고딕" w:hAnsi="맑은 고딕" w:cs="맑은 고딕"/>
-                <w:b/>
-                <w:bCs/>
-                <w:sz w:val="19"/>
-                <w:szCs w:val="19"/>
-              </w:rPr>
-              <w:t xml:space="preserve">RUN2구룡포의 구현</w:t>
-            </w:r>
-          </w:p>
-        </w:tc>
-        <w:tc>
-          <w:tcPr>
-            <w:tcW w:w="3128" w:type="dxa"/>
-            <w:shd w:val="clear" w:color="auto" w:fill="D9E2F3"/>
-            <w:vAlign w:val="center"/>
-          </w:tcPr>
-          <w:p>
-            <w:pPr>
-              <w:widowControl/>
-              <w:spacing w:before="0" w:after="0" w:line="240" w:lineRule="auto"/>
-              <w:ind w:left="0" w:right="0"/>
-              <w:jc w:val="center"/>
-            </w:pPr>
-            <w:r>
-              <w:rPr>
-                <w:rFonts w:ascii="맑은 고딕" w:eastAsia="맑은 고딕" w:hAnsi="맑은 고딕" w:cs="맑은 고딕"/>
-                <w:b/>
-                <w:bCs/>
-                <w:sz w:val="19"/>
-                <w:szCs w:val="19"/>
-              </w:rPr>
-              <w:t xml:space="preserve">확인 방법</w:t>
-            </w:r>
-          </w:p>
-        </w:tc>
-      </w:tr>
-      <w:tr>
-        <w:trPr>
-          <w:cantSplit/>
-        </w:trPr>
-        <w:tc>
-          <w:tcPr>
-            <w:tcW w:w="1840" w:type="dxa"/>
-            <w:vAlign w:val="center"/>
-          </w:tcPr>
-          <w:p>
-            <w:pPr>
-              <w:widowControl/>
-              <w:spacing w:before="0" w:after="0" w:line="240" w:lineRule="auto"/>
-              <w:ind w:left="0" w:right="0"/>
-              <w:jc w:val="left"/>
-            </w:pPr>
-            <w:r>
-              <w:rPr>
-                <w:rFonts w:ascii="맑은 고딕" w:eastAsia="맑은 고딕" w:hAnsi="맑은 고딕" w:cs="맑은 고딕"/>
-                <w:b/>
-                <w:bCs/>
-                <w:sz w:val="19"/>
-                <w:szCs w:val="19"/>
-              </w:rPr>
-              <w:t xml:space="preserve">생성형 AI(LLM) 활용</w:t>
-            </w:r>
-          </w:p>
-        </w:tc>
-        <w:tc>
-          <w:tcPr>
-            <w:tcW w:w="4232" w:type="dxa"/>
-            <w:vAlign w:val="center"/>
-          </w:tcPr>
-          <w:p>
-            <w:pPr>
-              <w:widowControl/>
-              <w:spacing w:before="0" w:after="0" w:line="240" w:lineRule="auto"/>
-              <w:ind w:left="0" w:right="0"/>
-              <w:jc w:val="left"/>
-            </w:pPr>
-            <w:r>
-              <w:rPr>
-                <w:rFonts w:ascii="맑은 고딕" w:eastAsia="맑은 고딕" w:hAnsi="맑은 고딕" w:cs="맑은 고딕"/>
-                <w:sz w:val="19"/>
-                <w:szCs w:val="19"/>
-              </w:rPr>
-              <w:t xml:space="preserve">자연어 제약(복귀 지점·마감·보행 선호) 추출, 확정 결정의 근거 설명·일정 구성, 후속 질의응답</w:t>
-            </w:r>
-          </w:p>
-        </w:tc>
-        <w:tc>
-          <w:tcPr>
-            <w:tcW w:w="3128" w:type="dxa"/>
-            <w:vAlign w:val="center"/>
-          </w:tcPr>
-          <w:p>
-            <w:pPr>
-              <w:widowControl/>
-              <w:spacing w:before="0" w:after="0" w:line="240" w:lineRule="auto"/>
-              <w:ind w:left="0" w:right="0"/>
-              <w:jc w:val="left"/>
-            </w:pPr>
-            <w:r>
-              <w:rPr>
-                <w:rFonts w:ascii="맑은 고딕" w:eastAsia="맑은 고딕" w:hAnsi="맑은 고딕" w:cs="맑은 고딕"/>
-                <w:sz w:val="19"/>
-                <w:szCs w:val="19"/>
-              </w:rPr>
-              <w:t xml:space="preserve">입력 예문 → 구조화 필드 확인 화면, 설명 문구에 이유·관측 시각 포함</w:t>
-            </w:r>
-          </w:p>
-        </w:tc>
-      </w:tr>
-      <w:tr>
-        <w:trPr>
-          <w:cantSplit/>
-        </w:trPr>
-        <w:tc>
-          <w:tcPr>
-            <w:tcW w:w="1840" w:type="dxa"/>
-            <w:vAlign w:val="center"/>
-          </w:tcPr>
-          <w:p>
-            <w:pPr>
-              <w:widowControl/>
-              <w:spacing w:before="0" w:after="0" w:line="240" w:lineRule="auto"/>
-              <w:ind w:left="0" w:right="0"/>
-              <w:jc w:val="left"/>
-            </w:pPr>
-            <w:r>
-              <w:rPr>
-                <w:rFonts w:ascii="맑은 고딕" w:eastAsia="맑은 고딕" w:hAnsi="맑은 고딕" w:cs="맑은 고딕"/>
-                <w:b/>
-                <w:bCs/>
-                <w:sz w:val="19"/>
-                <w:szCs w:val="19"/>
-              </w:rPr>
-              <w:t xml:space="preserve">디지털 트윈 데이터 연동</w:t>
-            </w:r>
-          </w:p>
-        </w:tc>
-        <w:tc>
-          <w:tcPr>
-            <w:tcW w:w="4232" w:type="dxa"/>
-            <w:vAlign w:val="center"/>
-          </w:tcPr>
-          <w:p>
-            <w:pPr>
-              <w:widowControl/>
-              <w:spacing w:before="0" w:after="0" w:line="240" w:lineRule="auto"/>
-              <w:ind w:left="0" w:right="0"/>
-              <w:jc w:val="left"/>
-            </w:pPr>
-            <w:r>
-              <w:rPr>
-                <w:rFonts w:ascii="맑은 고딕" w:eastAsia="맑은 고딕" w:hAnsi="맑은 고딕" w:cs="맑은 고딕"/>
-                <w:sz w:val="19"/>
-                <w:szCs w:val="19"/>
-              </w:rPr>
-              <w:t xml:space="preserve">E-UM 교통 </w:t>
-            </w:r>
-            <w:r>
-              <w:rPr>
-                <w:rFonts w:ascii="Consolas" w:eastAsia="맑은 고딕" w:hAnsi="Consolas" w:cs="Consolas"/>
-                <w:color w:val="1F4E79"/>
-                <w:sz w:val="18"/>
-                <w:szCs w:val="18"/>
-              </w:rPr>
-              <w:t xml:space="preserve">INT_S07_005</w:t>
-            </w:r>
-            <w:r>
-              <w:rPr>
-                <w:rFonts w:ascii="맑은 고딕" w:eastAsia="맑은 고딕" w:hAnsi="맑은 고딕" w:cs="맑은 고딕"/>
-                <w:sz w:val="19"/>
-                <w:szCs w:val="19"/>
-              </w:rPr>
-              <w:t xml:space="preserve">·대기 </w:t>
-            </w:r>
-            <w:r>
-              <w:rPr>
-                <w:rFonts w:ascii="Consolas" w:eastAsia="맑은 고딕" w:hAnsi="Consolas" w:cs="Consolas"/>
-                <w:color w:val="1F4E79"/>
-                <w:sz w:val="18"/>
-                <w:szCs w:val="18"/>
-              </w:rPr>
-              <w:t xml:space="preserve">INT_S01_004</w:t>
-            </w:r>
-            <w:r>
-              <w:rPr>
-                <w:rFonts w:ascii="맑은 고딕" w:eastAsia="맑은 고딕" w:hAnsi="맑은 고딕" w:cs="맑은 고딕"/>
-                <w:sz w:val="19"/>
-                <w:szCs w:val="19"/>
-              </w:rPr>
-              <w:t xml:space="preserve"> 실호출 → 교통 여유·실내외 판단 보조</w:t>
-            </w:r>
-          </w:p>
-        </w:tc>
-        <w:tc>
-          <w:tcPr>
-            <w:tcW w:w="3128" w:type="dxa"/>
-            <w:vAlign w:val="center"/>
-          </w:tcPr>
-          <w:p>
-            <w:pPr>
-              <w:widowControl/>
-              <w:spacing w:before="0" w:after="0" w:line="240" w:lineRule="auto"/>
-              <w:ind w:left="0" w:right="0"/>
-              <w:jc w:val="left"/>
-            </w:pPr>
-            <w:r>
-              <w:rPr>
-                <w:rFonts w:ascii="맑은 고딕" w:eastAsia="맑은 고딕" w:hAnsi="맑은 고딕" w:cs="맑은 고딕"/>
-                <w:sz w:val="19"/>
-                <w:szCs w:val="19"/>
-              </w:rPr>
-              <w:t xml:space="preserve">본선 데모에서 실제 응답값·관측 시각 화면 표시 + 실호출 로그(요청 시각·HTTP 200·</w:t>
-            </w:r>
-            <w:r>
-              <w:rPr>
-                <w:rFonts w:ascii="Consolas" w:eastAsia="맑은 고딕" w:hAnsi="Consolas" w:cs="Consolas"/>
-                <w:color w:val="1F4E79"/>
-                <w:sz w:val="18"/>
-                <w:szCs w:val="18"/>
-              </w:rPr>
-              <w:t xml:space="preserve">hour</w:t>
-            </w:r>
-            <w:r>
-              <w:rPr>
-                <w:rFonts w:ascii="맑은 고딕" w:eastAsia="맑은 고딕" w:hAnsi="맑은 고딕" w:cs="맑은 고딕"/>
-                <w:sz w:val="19"/>
-                <w:szCs w:val="19"/>
-              </w:rPr>
-              <w:t xml:space="preserve">/</w:t>
-            </w:r>
-            <w:r>
-              <w:rPr>
-                <w:rFonts w:ascii="Consolas" w:eastAsia="맑은 고딕" w:hAnsi="Consolas" w:cs="Consolas"/>
-                <w:color w:val="1F4E79"/>
-                <w:sz w:val="18"/>
-                <w:szCs w:val="18"/>
-              </w:rPr>
-              <w:t xml:space="preserve">cntPerc</w:t>
-            </w:r>
-            <w:r>
-              <w:rPr>
-                <w:rFonts w:ascii="맑은 고딕" w:eastAsia="맑은 고딕" w:hAnsi="맑은 고딕" w:cs="맑은 고딕"/>
-                <w:sz w:val="19"/>
-                <w:szCs w:val="19"/>
-              </w:rPr>
-              <w:t xml:space="preserve">·</w:t>
-            </w:r>
-            <w:r>
-              <w:rPr>
-                <w:rFonts w:ascii="Consolas" w:eastAsia="맑은 고딕" w:hAnsi="Consolas" w:cs="Consolas"/>
-                <w:color w:val="1F4E79"/>
-                <w:sz w:val="18"/>
-                <w:szCs w:val="18"/>
-              </w:rPr>
-              <w:t xml:space="preserve">logDateTime</w:t>
-            </w:r>
-            <w:r>
-              <w:rPr>
-                <w:rFonts w:ascii="맑은 고딕" w:eastAsia="맑은 고딕" w:hAnsi="맑은 고딕" w:cs="맑은 고딕"/>
-                <w:sz w:val="19"/>
-                <w:szCs w:val="19"/>
-              </w:rPr>
-              <w:t xml:space="preserve">) 병행(1주차 실호출 검증)</w:t>
-            </w:r>
-          </w:p>
-        </w:tc>
-      </w:tr>
-      <w:tr>
-        <w:trPr>
-          <w:cantSplit/>
-        </w:trPr>
-        <w:tc>
-          <w:tcPr>
-            <w:tcW w:w="1840" w:type="dxa"/>
-            <w:vAlign w:val="center"/>
-          </w:tcPr>
-          <w:p>
-            <w:pPr>
-              <w:widowControl/>
-              <w:spacing w:before="0" w:after="0" w:line="240" w:lineRule="auto"/>
-              <w:ind w:left="0" w:right="0"/>
-              <w:jc w:val="left"/>
-            </w:pPr>
-            <w:r>
-              <w:rPr>
-                <w:rFonts w:ascii="맑은 고딕" w:eastAsia="맑은 고딕" w:hAnsi="맑은 고딕" w:cs="맑은 고딕"/>
-                <w:b/>
-                <w:bCs/>
-                <w:sz w:val="19"/>
-                <w:szCs w:val="19"/>
-              </w:rPr>
-              <w:t xml:space="preserve">문제 해결형 동작</w:t>
-            </w:r>
-          </w:p>
-        </w:tc>
-        <w:tc>
-          <w:tcPr>
-            <w:tcW w:w="4232" w:type="dxa"/>
-            <w:vAlign w:val="center"/>
-          </w:tcPr>
-          <w:p>
-            <w:pPr>
-              <w:widowControl/>
-              <w:spacing w:before="0" w:after="0" w:line="240" w:lineRule="auto"/>
-              <w:ind w:left="0" w:right="0"/>
-              <w:jc w:val="left"/>
-            </w:pPr>
-            <w:r>
-              <w:rPr>
-                <w:rFonts w:ascii="맑은 고딕" w:eastAsia="맑은 고딕" w:hAnsi="맑은 고딕" w:cs="맑은 고딕"/>
-                <w:sz w:val="19"/>
-                <w:szCs w:val="19"/>
-              </w:rPr>
-              <w:t xml:space="preserve">결정 상태 6종 판정, 단축·취소 추천, 위험 증상 입력 시 관광 중단·현장 의료지원 안내, 일정·복귀 시각 시각화, 길찾기 실행</w:t>
-            </w:r>
-          </w:p>
-        </w:tc>
-        <w:tc>
-          <w:tcPr>
-            <w:tcW w:w="3128" w:type="dxa"/>
-            <w:vAlign w:val="center"/>
-          </w:tcPr>
-          <w:p>
-            <w:pPr>
-              <w:widowControl/>
-              <w:spacing w:before="0" w:after="0" w:line="240" w:lineRule="auto"/>
-              <w:ind w:left="0" w:right="0"/>
-              <w:jc w:val="left"/>
-            </w:pPr>
-            <w:r>
-              <w:rPr>
-                <w:rFonts w:ascii="맑은 고딕" w:eastAsia="맑은 고딕" w:hAnsi="맑은 고딕" w:cs="맑은 고딕"/>
-                <w:sz w:val="19"/>
-                <w:szCs w:val="19"/>
-              </w:rPr>
-              <w:t xml:space="preserve">관측 갱신 전후 결정 비교 시연(아래 변형 시연 2종)</w:t>
-            </w:r>
-          </w:p>
-        </w:tc>
-      </w:tr>
-    </w:tbl>
-    <w:p>
-      <w:pPr>
-        <w:widowControl/>
-        <w:spacing w:before="0" w:after="60" w:line="100" w:lineRule="exact"/>
-        <w:rPr>
-          <w:sz w:val="8"/>
-        </w:rPr>
-      </w:pPr>
-    </w:p>
-    <w:p>
-      <w:pPr>
-        <w:widowControl/>
-        <w:tabs>
-          <w:tab w:val="left" w:pos="567"/>
-        </w:tabs>
-        <w:spacing w:before="0" w:after="24" w:line="256" w:lineRule="auto"/>
-        <w:ind w:left="567" w:right="0" w:hanging="283"/>
-        <w:jc w:val="left"/>
-      </w:pPr>
-      <w:r>
-        <w:rPr>
-          <w:rFonts w:ascii="맑은 고딕" w:eastAsia="맑은 고딕" w:hAnsi="맑은 고딕" w:cs="맑은 고딕"/>
-          <w:sz w:val="22"/>
-          <w:szCs w:val="22"/>
-        </w:rPr>
-        <w:t xml:space="preserve">○</w:t>
-      </w:r>
-      <w:r>
-        <w:tab/>
-      </w:r>
-      <w:r>
-        <w:rPr>
-          <w:rFonts w:ascii="맑은 고딕" w:eastAsia="맑은 고딕" w:hAnsi="맑은 고딕" w:cs="맑은 고딕"/>
-          <w:sz w:val="22"/>
-          <w:szCs w:val="22"/>
-        </w:rPr>
-        <w:t xml:space="preserve">주제 적합성: </w:t>
-      </w:r>
-      <w:r>
-        <w:rPr>
-          <w:rFonts w:ascii="맑은 고딕" w:eastAsia="맑은 고딕" w:hAnsi="맑은 고딕" w:cs="맑은 고딕"/>
-          <w:b/>
-          <w:bCs/>
-          <w:sz w:val="22"/>
-          <w:szCs w:val="22"/>
-        </w:rPr>
-        <w:t xml:space="preserve">관광</w:t>
-      </w:r>
-      <w:r>
-        <w:rPr>
-          <w:rFonts w:ascii="맑은 고딕" w:eastAsia="맑은 고딕" w:hAnsi="맑은 고딕" w:cs="맑은 고딕"/>
-          <w:sz w:val="22"/>
-          <w:szCs w:val="22"/>
-        </w:rPr>
-        <w:t xml:space="preserve"> 결정을 축으로 환경(E-UM 대기·기상청 예보)은 판단 입력, 안전은 위험 증상 규칙(사용자 입력)으로 결합</w:t>
-      </w:r>
-    </w:p>
-    <w:p>
-      <w:pPr>
-        <w:widowControl/>
-        <w:tabs>
-          <w:tab w:val="left" w:pos="851"/>
-        </w:tabs>
-        <w:spacing w:before="6" w:after="36" w:line="256" w:lineRule="auto"/>
-        <w:ind w:left="851" w:right="0" w:hanging="284"/>
-        <w:jc w:val="left"/>
-      </w:pPr>
-      <w:r>
-        <w:rPr>
-          <w:rFonts w:ascii="맑은 고딕" w:eastAsia="맑은 고딕" w:hAnsi="맑은 고딕" w:cs="맑은 고딕"/>
-          <w:color w:val="404040"/>
-          <w:sz w:val="20"/>
-          <w:szCs w:val="20"/>
-        </w:rPr>
-        <w:t xml:space="preserve">※</w:t>
-      </w:r>
-      <w:r>
-        <w:tab/>
-      </w:r>
-      <w:r>
-        <w:rPr>
-          <w:rFonts w:ascii="맑은 고딕" w:eastAsia="맑은 고딕" w:hAnsi="맑은 고딕" w:cs="맑은 고딕"/>
-          <w:color w:val="404040"/>
-          <w:sz w:val="20"/>
-          <w:szCs w:val="20"/>
-        </w:rPr>
-        <w:t xml:space="preserve">외부 API 실호출은 현재 미검증, 1주차 키 실응답·장비 </w:t>
-      </w:r>
-      <w:r>
-        <w:rPr>
-          <w:rFonts w:ascii="Consolas" w:eastAsia="맑은 고딕" w:hAnsi="Consolas" w:cs="Consolas"/>
-          <w:color w:val="1F4E79"/>
-          <w:sz w:val="19"/>
-          <w:szCs w:val="19"/>
-        </w:rPr>
-        <w:t xml:space="preserve">id</w:t>
-      </w:r>
-      <w:r>
-        <w:rPr>
-          <w:rFonts w:ascii="맑은 고딕" w:eastAsia="맑은 고딕" w:hAnsi="맑은 고딕" w:cs="맑은 고딕"/>
-          <w:color w:val="404040"/>
-          <w:sz w:val="20"/>
-          <w:szCs w:val="20"/>
-        </w:rPr>
-        <w:t xml:space="preserve">·단위 검증 후 확정(3절)</w:t>
-      </w:r>
-    </w:p>
-    <w:p>
-      <w:pPr>
-        <w:keepNext/>
-        <w:widowControl/>
-        <w:tabs>
-          <w:tab w:val="left" w:pos="284"/>
-        </w:tabs>
-        <w:spacing w:before="120" w:after="30" w:line="256" w:lineRule="auto"/>
-        <w:ind w:left="284" w:right="0" w:hanging="284"/>
-        <w:jc w:val="left"/>
-      </w:pPr>
-      <w:r>
-        <w:rPr>
-          <w:rFonts w:ascii="맑은 고딕" w:eastAsia="맑은 고딕" w:hAnsi="맑은 고딕" w:cs="맑은 고딕"/>
-          <w:b/>
-          <w:bCs/>
-          <w:sz w:val="22"/>
-          <w:szCs w:val="22"/>
-        </w:rPr>
-        <w:t xml:space="preserve">□</w:t>
-      </w:r>
-      <w:r>
-        <w:tab/>
-      </w:r>
-      <w:r>
-        <w:rPr>
-          <w:rFonts w:ascii="맑은 고딕" w:eastAsia="맑은 고딕" w:hAnsi="맑은 고딕" w:cs="맑은 고딕"/>
-          <w:b/>
-          <w:bCs/>
-          <w:sz w:val="22"/>
-          <w:szCs w:val="22"/>
-        </w:rPr>
-        <w:t xml:space="preserve">판단 방식: 시간 예산 모델과 결정 상태 6종</w:t>
-      </w:r>
-    </w:p>
-    <w:p>
-      <w:pPr>
-        <w:widowControl/>
-        <w:tabs>
-          <w:tab w:val="left" w:pos="567"/>
-        </w:tabs>
-        <w:spacing w:before="0" w:after="24" w:line="256" w:lineRule="auto"/>
-        <w:ind w:left="567" w:right="0" w:hanging="283"/>
-        <w:jc w:val="left"/>
-      </w:pPr>
-      <w:r>
-        <w:rPr>
-          <w:rFonts w:ascii="맑은 고딕" w:eastAsia="맑은 고딕" w:hAnsi="맑은 고딕" w:cs="맑은 고딕"/>
-          <w:sz w:val="22"/>
-          <w:szCs w:val="22"/>
-        </w:rPr>
-        <w:t xml:space="preserve">○</w:t>
-      </w:r>
-      <w:r>
-        <w:tab/>
-      </w:r>
-      <w:r>
-        <w:rPr>
-          <w:rFonts w:ascii="맑은 고딕" w:eastAsia="맑은 고딕" w:hAnsi="맑은 고딕" w:cs="맑은 고딕"/>
-          <w:sz w:val="22"/>
-          <w:szCs w:val="22"/>
-        </w:rPr>
-        <w:t xml:space="preserve">시간 예산: </w:t>
-      </w:r>
-      <w:r>
-        <w:rPr>
-          <w:rFonts w:ascii="맑은 고딕" w:eastAsia="맑은 고딕" w:hAnsi="맑은 고딕" w:cs="맑은 고딕"/>
-          <w:b/>
-          <w:bCs/>
-          <w:sz w:val="22"/>
-          <w:szCs w:val="22"/>
-        </w:rPr>
-        <w:t xml:space="preserve">가용시간</w:t>
-      </w:r>
-      <w:r>
-        <w:rPr>
-          <w:rFonts w:ascii="맑은 고딕" w:eastAsia="맑은 고딕" w:hAnsi="맑은 고딕" w:cs="맑은 고딕"/>
-          <w:sz w:val="22"/>
-          <w:szCs w:val="22"/>
-        </w:rPr>
-        <w:t xml:space="preserve">과 관광 필요시간을 비교해 여유(slack) 산출</w:t>
-      </w:r>
-    </w:p>
-    <w:p>
-      <w:pPr>
-        <w:widowControl/>
-        <w:tabs>
-          <w:tab w:val="left" w:pos="851"/>
-        </w:tabs>
-        <w:spacing w:before="0" w:after="16" w:line="256" w:lineRule="auto"/>
-        <w:ind w:left="851" w:right="0" w:hanging="284"/>
-        <w:jc w:val="left"/>
-      </w:pPr>
-      <w:r>
-        <w:rPr>
-          <w:rFonts w:ascii="맑은 고딕" w:eastAsia="맑은 고딕" w:hAnsi="맑은 고딕" w:cs="맑은 고딕"/>
-          <w:sz w:val="22"/>
-          <w:szCs w:val="22"/>
-        </w:rPr>
-        <w:t xml:space="preserve">-</w:t>
-      </w:r>
-      <w:r>
-        <w:tab/>
-      </w:r>
-      <w:r>
-        <w:rPr>
-          <w:rFonts w:ascii="맑은 고딕" w:eastAsia="맑은 고딕" w:hAnsi="맑은 고딕" w:cs="맑은 고딕"/>
-          <w:sz w:val="22"/>
-          <w:szCs w:val="22"/>
-        </w:rPr>
-        <w:t xml:space="preserve">가용시간 = 복귀 마감 − 현재 시각, 필요시간 = 회복 버퍼 + 출발 ETA + 체류 + 복귀 ETA + 안전 여유(교통 여유 포함)</w:t>
-      </w:r>
-    </w:p>
-    <w:p>
-      <w:pPr>
-        <w:widowControl/>
-        <w:tabs>
-          <w:tab w:val="left" w:pos="851"/>
-        </w:tabs>
-        <w:spacing w:before="0" w:after="16" w:line="256" w:lineRule="auto"/>
-        <w:ind w:left="851" w:right="0" w:hanging="284"/>
-        <w:jc w:val="left"/>
-      </w:pPr>
-      <w:r>
-        <w:rPr>
-          <w:rFonts w:ascii="맑은 고딕" w:eastAsia="맑은 고딕" w:hAnsi="맑은 고딕" w:cs="맑은 고딕"/>
-          <w:sz w:val="22"/>
-          <w:szCs w:val="22"/>
-        </w:rPr>
-        <w:t xml:space="preserve">-</w:t>
-      </w:r>
-      <w:r>
-        <w:tab/>
-      </w:r>
-      <w:r>
-        <w:rPr>
-          <w:rFonts w:ascii="맑은 고딕" w:eastAsia="맑은 고딕" w:hAnsi="맑은 고딕" w:cs="맑은 고딕"/>
-          <w:sz w:val="22"/>
-          <w:szCs w:val="22"/>
-        </w:rPr>
-        <w:t xml:space="preserve">slack = 가용 − 필요, 음수이면 장소·체류 축소 재계산, 최단 코스도 음수이면 취소</w:t>
-      </w:r>
-    </w:p>
-    <w:p>
-      <w:pPr>
-        <w:widowControl/>
-        <w:tabs>
-          <w:tab w:val="left" w:pos="851"/>
-        </w:tabs>
-        <w:spacing w:before="0" w:after="16" w:line="256" w:lineRule="auto"/>
-        <w:ind w:left="851" w:right="0" w:hanging="284"/>
-        <w:jc w:val="left"/>
-      </w:pPr>
-      <w:r>
-        <w:rPr>
-          <w:rFonts w:ascii="맑은 고딕" w:eastAsia="맑은 고딕" w:hAnsi="맑은 고딕" w:cs="맑은 고딕"/>
-          <w:sz w:val="22"/>
-          <w:szCs w:val="22"/>
-        </w:rPr>
-        <w:t xml:space="preserve">-</w:t>
-      </w:r>
-      <w:r>
-        <w:tab/>
-      </w:r>
-      <w:r>
-        <w:rPr>
-          <w:rFonts w:ascii="맑은 고딕" w:eastAsia="맑은 고딕" w:hAnsi="맑은 고딕" w:cs="맑은 고딕"/>
-          <w:sz w:val="22"/>
-          <w:szCs w:val="22"/>
-        </w:rPr>
-        <w:t xml:space="preserve">회복 버퍼·안전 여유는 대회·이동수단별 운영 설정값(시연은 각 30분)</w:t>
-      </w:r>
-    </w:p>
-    <w:p>
-      <w:pPr>
-        <w:widowControl/>
-        <w:tabs>
-          <w:tab w:val="left" w:pos="851"/>
-        </w:tabs>
-        <w:spacing w:before="0" w:after="16" w:line="256" w:lineRule="auto"/>
-        <w:ind w:left="851" w:right="0" w:hanging="284"/>
-        <w:jc w:val="left"/>
-      </w:pPr>
-      <w:r>
-        <w:rPr>
-          <w:rFonts w:ascii="맑은 고딕" w:eastAsia="맑은 고딕" w:hAnsi="맑은 고딕" w:cs="맑은 고딕"/>
-          <w:sz w:val="22"/>
-          <w:szCs w:val="22"/>
-        </w:rPr>
-        <w:t xml:space="preserve">-</w:t>
-      </w:r>
-      <w:r>
-        <w:tab/>
-      </w:r>
-      <w:r>
-        <w:rPr>
-          <w:rFonts w:ascii="Consolas" w:eastAsia="맑은 고딕" w:hAnsi="Consolas" w:cs="Consolas"/>
-          <w:color w:val="1F4E79"/>
-          <w:sz w:val="21"/>
-          <w:szCs w:val="21"/>
-        </w:rPr>
-        <w:t xml:space="preserve">cntPerc</w:t>
-      </w:r>
-      <w:r>
-        <w:rPr>
-          <w:rFonts w:ascii="맑은 고딕" w:eastAsia="맑은 고딕" w:hAnsi="맑은 고딕" w:cs="맑은 고딕"/>
-          <w:sz w:val="22"/>
-          <w:szCs w:val="22"/>
-        </w:rPr>
-        <w:t xml:space="preserve">·</w:t>
-      </w:r>
-      <w:r>
-        <w:rPr>
-          <w:rFonts w:ascii="Consolas" w:eastAsia="맑은 고딕" w:hAnsi="Consolas" w:cs="Consolas"/>
-          <w:color w:val="1F4E79"/>
-          <w:sz w:val="21"/>
-          <w:szCs w:val="21"/>
-        </w:rPr>
-        <w:t xml:space="preserve">hour</w:t>
-      </w:r>
-      <w:r>
-        <w:rPr>
-          <w:rFonts w:ascii="맑은 고딕" w:eastAsia="맑은 고딕" w:hAnsi="맑은 고딕" w:cs="맑은 고딕"/>
-          <w:sz w:val="22"/>
-          <w:szCs w:val="22"/>
-        </w:rPr>
-        <w:t xml:space="preserve">별 교통 여유 가산분(시연 설정: 하위/중위/상위 +0/+10/+20분)을 안전 여유에 더함 → 혼잡 상승 시 slack 감소, 도로별 ETA 환산 없음</w:t>
-      </w:r>
-    </w:p>
-    <w:p>
-      <w:pPr>
-        <w:widowControl/>
-        <w:tabs>
-          <w:tab w:val="left" w:pos="851"/>
-        </w:tabs>
-        <w:spacing w:before="0" w:after="16" w:line="256" w:lineRule="auto"/>
-        <w:ind w:left="851" w:right="0" w:hanging="284"/>
-        <w:jc w:val="left"/>
-      </w:pPr>
-      <w:r>
-        <w:rPr>
-          <w:rFonts w:ascii="맑은 고딕" w:eastAsia="맑은 고딕" w:hAnsi="맑은 고딕" w:cs="맑은 고딕"/>
-          <w:sz w:val="22"/>
-          <w:szCs w:val="22"/>
-        </w:rPr>
-        <w:t xml:space="preserve">-</w:t>
-      </w:r>
-      <w:r>
-        <w:tab/>
-      </w:r>
-      <w:r>
-        <w:rPr>
-          <w:rFonts w:ascii="맑은 고딕" w:eastAsia="맑은 고딕" w:hAnsi="맑은 고딕" w:cs="맑은 고딕"/>
-          <w:sz w:val="22"/>
-          <w:szCs w:val="22"/>
-        </w:rPr>
-        <w:t xml:space="preserve">자가 컨디션·보행 선호 → 회복 버퍼·최대 보행 시간·허용 장소 필터로 변환</w:t>
-      </w:r>
-    </w:p>
-    <w:p>
-      <w:pPr>
-        <w:widowControl/>
-        <w:tabs>
-          <w:tab w:val="left" w:pos="567"/>
-        </w:tabs>
-        <w:spacing w:before="0" w:after="24" w:line="256" w:lineRule="auto"/>
-        <w:ind w:left="567" w:right="0" w:hanging="283"/>
-        <w:jc w:val="left"/>
-      </w:pPr>
-      <w:r>
-        <w:rPr>
-          <w:rFonts w:ascii="맑은 고딕" w:eastAsia="맑은 고딕" w:hAnsi="맑은 고딕" w:cs="맑은 고딕"/>
-          <w:sz w:val="22"/>
-          <w:szCs w:val="22"/>
-        </w:rPr>
-        <w:t xml:space="preserve">○</w:t>
-      </w:r>
-      <w:r>
-        <w:tab/>
-      </w:r>
-      <w:r>
-        <w:rPr>
-          <w:rFonts w:ascii="맑은 고딕" w:eastAsia="맑은 고딕" w:hAnsi="맑은 고딕" w:cs="맑은 고딕"/>
-          <w:sz w:val="22"/>
-          <w:szCs w:val="22"/>
-        </w:rPr>
-        <w:t xml:space="preserve">역할 분리: </w:t>
-      </w:r>
-      <w:r>
-        <w:rPr>
-          <w:rFonts w:ascii="맑은 고딕" w:eastAsia="맑은 고딕" w:hAnsi="맑은 고딕" w:cs="맑은 고딕"/>
-          <w:b/>
-          <w:bCs/>
-          <w:sz w:val="22"/>
-          <w:szCs w:val="22"/>
-        </w:rPr>
-        <w:t xml:space="preserve">결정 규칙(Rule Engine)</w:t>
-      </w:r>
-      <w:r>
-        <w:rPr>
-          <w:rFonts w:ascii="맑은 고딕" w:eastAsia="맑은 고딕" w:hAnsi="맑은 고딕" w:cs="맑은 고딕"/>
-          <w:sz w:val="22"/>
-          <w:szCs w:val="22"/>
-        </w:rPr>
-        <w:t xml:space="preserve">이 위험 증상·시간 예산·허용 장소 확정, LLM은 설명·일정 구성</w:t>
-      </w:r>
-    </w:p>
-    <w:p>
-      <w:pPr>
-        <w:widowControl/>
-        <w:tabs>
-          <w:tab w:val="left" w:pos="851"/>
-        </w:tabs>
-        <w:spacing w:before="0" w:after="16" w:line="256" w:lineRule="auto"/>
-        <w:ind w:left="851" w:right="0" w:hanging="284"/>
-        <w:jc w:val="left"/>
-      </w:pPr>
-      <w:r>
-        <w:rPr>
-          <w:rFonts w:ascii="맑은 고딕" w:eastAsia="맑은 고딕" w:hAnsi="맑은 고딕" w:cs="맑은 고딕"/>
-          <w:sz w:val="22"/>
-          <w:szCs w:val="22"/>
-        </w:rPr>
-        <w:t xml:space="preserve">-</w:t>
-      </w:r>
-      <w:r>
-        <w:tab/>
-      </w:r>
-      <w:r>
-        <w:rPr>
-          <w:rFonts w:ascii="맑은 고딕" w:eastAsia="맑은 고딕" w:hAnsi="맑은 고딕" w:cs="맑은 고딕"/>
-          <w:sz w:val="22"/>
-          <w:szCs w:val="22"/>
-        </w:rPr>
-        <w:t xml:space="preserve">LLM은 상태 변경·</w:t>
-      </w:r>
-      <w:r>
-        <w:rPr>
-          <w:rFonts w:ascii="Consolas" w:eastAsia="맑은 고딕" w:hAnsi="Consolas" w:cs="Consolas"/>
-          <w:color w:val="1F4E79"/>
-          <w:sz w:val="21"/>
-          <w:szCs w:val="21"/>
-        </w:rPr>
-        <w:t xml:space="preserve">MEDICAL_FIRST</w:t>
-      </w:r>
-      <w:r>
-        <w:rPr>
-          <w:rFonts w:ascii="맑은 고딕" w:eastAsia="맑은 고딕" w:hAnsi="맑은 고딕" w:cs="맑은 고딕"/>
-          <w:sz w:val="22"/>
-          <w:szCs w:val="22"/>
-        </w:rPr>
-        <w:t xml:space="preserve"> 해제·누락 은폐·의료 진단 불가, 오류 시 결정 유지 + 템플릿 설명</w:t>
-      </w:r>
-    </w:p>
-    <w:p>
-      <w:pPr>
-        <w:keepNext/>
-        <w:widowControl/>
-        <w:tabs>
-          <w:tab w:val="left" w:pos="567"/>
-        </w:tabs>
-        <w:spacing w:before="0" w:after="24" w:line="256" w:lineRule="auto"/>
-        <w:ind w:left="567" w:right="0" w:hanging="283"/>
-        <w:jc w:val="left"/>
-      </w:pPr>
-      <w:r>
-        <w:rPr>
-          <w:rFonts w:ascii="맑은 고딕" w:eastAsia="맑은 고딕" w:hAnsi="맑은 고딕" w:cs="맑은 고딕"/>
-          <w:sz w:val="22"/>
-          <w:szCs w:val="22"/>
-        </w:rPr>
-        <w:t xml:space="preserve">○</w:t>
-      </w:r>
-      <w:r>
-        <w:tab/>
-      </w:r>
-      <w:r>
-        <w:rPr>
-          <w:rFonts w:ascii="맑은 고딕" w:eastAsia="맑은 고딕" w:hAnsi="맑은 고딕" w:cs="맑은 고딕"/>
-          <w:sz w:val="22"/>
-          <w:szCs w:val="22"/>
-        </w:rPr>
-        <w:t xml:space="preserve">결정 상태 6종과 사용자에게 보이는 결과</w:t>
-      </w:r>
-    </w:p>
-    <w:p>
-      <w:pPr>
-        <w:keepNext/>
-        <w:widowControl/>
-        <w:spacing w:before="90" w:after="40" w:line="256" w:lineRule="auto"/>
-        <w:ind w:left="80" w:right="0"/>
-        <w:jc w:val="left"/>
-      </w:pPr>
-      <w:r>
-        <w:rPr>
-          <w:rFonts w:ascii="맑은 고딕" w:eastAsia="맑은 고딕" w:hAnsi="맑은 고딕" w:cs="맑은 고딕"/>
-          <w:b/>
-          <w:bCs/>
-          <w:color w:val="1F3864"/>
-          <w:sz w:val="20"/>
-          <w:szCs w:val="20"/>
-        </w:rPr>
-        <w:t xml:space="preserve">[표 3] </w:t>
       </w:r>
       <w:r>
         <w:rPr>
@@ -6034,7 +5043,7 @@
                 <w:sz w:val="18"/>
                 <w:szCs w:val="18"/>
               </w:rPr>
-              <w:t xml:space="preserve">RN1</w:t>
+              <w:t xml:space="preserve">PCP</w:t>
             </w:r>
             <w:r>
               <w:rPr>
@@ -6114,7 +5123,7 @@
                 <w:sz w:val="19"/>
                 <w:szCs w:val="19"/>
               </w:rPr>
-              <w:t xml:space="preserve">최단 코스도 복귀 마감 초과, 또는 유효한 경로 시간 없음(Kakao·캐시 모두 불가)</w:t>
+              <w:t xml:space="preserve">최단 코스도 복귀 마감 초과, 또는 Kakao·캐시·등록된 정적 이동 버퍼 모두 사용 불가</w:t>
             </w:r>
           </w:p>
         </w:tc>
@@ -6333,6 +5342,7 @@
     </w:p>
     <w:p>
       <w:pPr>
+        <w:keepNext/>
         <w:widowControl/>
         <w:tabs>
           <w:tab w:val="left" w:pos="567"/>
@@ -6364,6 +5374,91 @@
     <w:p>
       <w:pPr>
         <w:widowControl/>
+        <w:spacing w:before="0" w:after="80" w:line="256" w:lineRule="auto"/>
+        <w:ind w:left="284" w:right="0"/>
+        <w:jc w:val="left"/>
+      </w:pPr>
+      <w:r>
+        <w:rPr>
+          <w:rFonts w:ascii="맑은 고딕" w:eastAsia="맑은 고딕" w:hAnsi="맑은 고딕" w:cs="맑은 고딕"/>
+          <w:sz w:val="22"/>
+          <w:szCs w:val="22"/>
+        </w:rPr>
+        <w:t xml:space="preserve">시연에서는 자가용을 이용하고 자가 컨디션이 양호한 러너가 10:20에 완주해 14:00까지 대회장 주차장에 복귀해야 한다고 가정한다. 복귀까지 남은 가용시간은 </w:t>
+      </w:r>
+      <w:r>
+        <w:rPr>
+          <w:rFonts w:ascii="맑은 고딕" w:eastAsia="맑은 고딕" w:hAnsi="맑은 고딕" w:cs="맑은 고딕"/>
+          <w:b/>
+          <w:bCs/>
+          <w:sz w:val="22"/>
+          <w:szCs w:val="22"/>
+        </w:rPr>
+        <w:t xml:space="preserve">220분</w:t>
+      </w:r>
+      <w:r>
+        <w:rPr>
+          <w:rFonts w:ascii="맑은 고딕" w:eastAsia="맑은 고딕" w:hAnsi="맑은 고딕" w:cs="맑은 고딕"/>
+          <w:sz w:val="22"/>
+          <w:szCs w:val="22"/>
+        </w:rPr>
+        <w:t xml:space="preserve">이며, </w:t>
+      </w:r>
+      <w:r>
+        <w:rPr>
+          <w:rFonts w:ascii="Consolas" w:eastAsia="맑은 고딕" w:hAnsi="Consolas" w:cs="Consolas"/>
+          <w:color w:val="1F4E79"/>
+          <w:sz w:val="21"/>
+          <w:szCs w:val="21"/>
+        </w:rPr>
+        <w:t xml:space="preserve">cntPerc</w:t>
+      </w:r>
+      <w:r>
+        <w:rPr>
+          <w:rFonts w:ascii="맑은 고딕" w:eastAsia="맑은 고딕" w:hAnsi="맑은 고딕" w:cs="맑은 고딕"/>
+          <w:sz w:val="22"/>
+          <w:szCs w:val="22"/>
+        </w:rPr>
+        <w:t xml:space="preserve"> 42에 교통 가산 +0분을 적용한다.</w:t>
+      </w:r>
+    </w:p>
+    <w:p>
+      <w:pPr>
+        <w:widowControl/>
+        <w:spacing w:before="0" w:after="80" w:line="256" w:lineRule="auto"/>
+        <w:ind w:left="284" w:right="0"/>
+        <w:jc w:val="left"/>
+      </w:pPr>
+      <w:r>
+        <w:rPr>
+          <w:rFonts w:ascii="맑은 고딕" w:eastAsia="맑은 고딕" w:hAnsi="맑은 고딕" w:cs="맑은 고딕"/>
+          <w:sz w:val="22"/>
+          <w:szCs w:val="22"/>
+        </w:rPr>
+        <w:t xml:space="preserve">기존 계획에는 일본인가옥거리·과메기문화관과 호미곶 방문이 포함돼 있다. 회복 30분 + 이동 합계 100분 + 관광 90분 + 안전 여유 30분 = 250분으로, slack이 −30분이어서 실행할 수 없다. 호미곶을 생략하고 일본인가옥거리·과메기문화관의 관광을 45분으로 줄이면, 이동 100분을 유지하는 가정에서 총 필요시간은 </w:t>
+      </w:r>
+      <w:r>
+        <w:rPr>
+          <w:rFonts w:ascii="맑은 고딕" w:eastAsia="맑은 고딕" w:hAnsi="맑은 고딕" w:cs="맑은 고딕"/>
+          <w:b/>
+          <w:bCs/>
+          <w:sz w:val="22"/>
+          <w:szCs w:val="22"/>
+        </w:rPr>
+        <w:t xml:space="preserve">205분</w:t>
+      </w:r>
+      <w:r>
+        <w:rPr>
+          <w:rFonts w:ascii="맑은 고딕" w:eastAsia="맑은 고딕" w:hAnsi="맑은 고딕" w:cs="맑은 고딕"/>
+          <w:sz w:val="22"/>
+          <w:szCs w:val="22"/>
+        </w:rPr>
+        <w:t xml:space="preserve">이 된다. slack은 +15분이며, 계산상 복귀 예상 시각은 13:45이다. 서비스는 이렇게 복귀 마감 안에 구룡포를 짧게 방문할 수 있는 일정을 제안한다.</w:t>
+      </w:r>
+    </w:p>
+    <w:p>
+      <w:pPr>
+        <w:widowControl/>
         <w:tabs>
           <w:tab w:val="left" w:pos="851"/>
         </w:tabs>
@@ -6388,123 +5483,6 @@
           <w:sz w:val="22"/>
           <w:szCs w:val="22"/>
         </w:rPr>
-        <w:t xml:space="preserve">조건: 10:20 완주, 14:00 복귀 마감, 자가용, 자가 컨디션 양호, </w:t>
-      </w:r>
-      <w:r>
-        <w:rPr>
-          <w:rFonts w:ascii="Consolas" w:eastAsia="맑은 고딕" w:hAnsi="Consolas" w:cs="Consolas"/>
-          <w:color w:val="1F4E79"/>
-          <w:sz w:val="21"/>
-          <w:szCs w:val="21"/>
-        </w:rPr>
-        <w:t xml:space="preserve">cntPerc</w:t>
-      </w:r>
-      <w:r>
-        <w:rPr>
-          <w:rFonts w:ascii="맑은 고딕" w:eastAsia="맑은 고딕" w:hAnsi="맑은 고딕" w:cs="맑은 고딕"/>
-          <w:sz w:val="22"/>
-          <w:szCs w:val="22"/>
-        </w:rPr>
-        <w:t xml:space="preserve"> 42(교통 가산 +0분) → </w:t>
-      </w:r>
-      <w:r>
-        <w:rPr>
-          <w:rFonts w:ascii="맑은 고딕" w:eastAsia="맑은 고딕" w:hAnsi="맑은 고딕" w:cs="맑은 고딕"/>
-          <w:b/>
-          <w:bCs/>
-          <w:sz w:val="22"/>
-          <w:szCs w:val="22"/>
-        </w:rPr>
-        <w:t xml:space="preserve">가용시간 220분</w:t>
-      </w:r>
-    </w:p>
-    <w:p>
-      <w:pPr>
-        <w:widowControl/>
-        <w:tabs>
-          <w:tab w:val="left" w:pos="851"/>
-        </w:tabs>
-        <w:spacing w:before="0" w:after="16" w:line="256" w:lineRule="auto"/>
-        <w:ind w:left="851" w:right="0" w:hanging="284"/>
-        <w:jc w:val="left"/>
-      </w:pPr>
-      <w:r>
-        <w:rPr>
-          <w:rFonts w:ascii="맑은 고딕" w:eastAsia="맑은 고딕" w:hAnsi="맑은 고딕" w:cs="맑은 고딕"/>
-          <w:sz w:val="22"/>
-          <w:szCs w:val="22"/>
-        </w:rPr>
-        <w:t xml:space="preserve">-</w:t>
-      </w:r>
-      <w:r>
-        <w:tab/>
-      </w:r>
-      <w:r>
-        <w:rPr>
-          <w:rFonts w:ascii="맑은 고딕" w:eastAsia="맑은 고딕" w:hAnsi="맑은 고딕" w:cs="맑은 고딕"/>
-          <w:sz w:val="22"/>
-          <w:szCs w:val="22"/>
-        </w:rPr>
-        <w:t xml:space="preserve">기존 계획: 회복 30분 + 이동 합계 100분 + 관광 90분(일본인가옥거리·과메기문화관 + 호미곶) + 안전 여유 30분 = 250분 → slack −30분, 실행 불가</w:t>
-      </w:r>
-    </w:p>
-    <w:p>
-      <w:pPr>
-        <w:widowControl/>
-        <w:tabs>
-          <w:tab w:val="left" w:pos="851"/>
-        </w:tabs>
-        <w:spacing w:before="0" w:after="16" w:line="256" w:lineRule="auto"/>
-        <w:ind w:left="851" w:right="0" w:hanging="284"/>
-        <w:jc w:val="left"/>
-      </w:pPr>
-      <w:r>
-        <w:rPr>
-          <w:rFonts w:ascii="맑은 고딕" w:eastAsia="맑은 고딕" w:hAnsi="맑은 고딕" w:cs="맑은 고딕"/>
-          <w:sz w:val="22"/>
-          <w:szCs w:val="22"/>
-        </w:rPr>
-        <w:t xml:space="preserve">-</w:t>
-      </w:r>
-      <w:r>
-        <w:tab/>
-      </w:r>
-      <w:r>
-        <w:rPr>
-          <w:rFonts w:ascii="맑은 고딕" w:eastAsia="맑은 고딕" w:hAnsi="맑은 고딕" w:cs="맑은 고딕"/>
-          <w:sz w:val="22"/>
-          <w:szCs w:val="22"/>
-        </w:rPr>
-        <w:t xml:space="preserve">축소 계산: 호미곶 생략, 일본인가옥거리·과메기문화관 45분(이동 100분은 유지 가정) → 총 205분, slack +15분, 계산상 복귀 예상 13:45</w:t>
-      </w:r>
-    </w:p>
-    <w:p>
-      <w:pPr>
-        <w:widowControl/>
-        <w:tabs>
-          <w:tab w:val="left" w:pos="851"/>
-        </w:tabs>
-        <w:spacing w:before="0" w:after="16" w:line="256" w:lineRule="auto"/>
-        <w:ind w:left="851" w:right="0" w:hanging="284"/>
-        <w:jc w:val="left"/>
-      </w:pPr>
-      <w:r>
-        <w:rPr>
-          <w:rFonts w:ascii="맑은 고딕" w:eastAsia="맑은 고딕" w:hAnsi="맑은 고딕" w:cs="맑은 고딕"/>
-          <w:sz w:val="22"/>
-          <w:szCs w:val="22"/>
-        </w:rPr>
-        <w:t xml:space="preserve">-</w:t>
-      </w:r>
-      <w:r>
-        <w:tab/>
-      </w:r>
-      <w:r>
-        <w:rPr>
-          <w:rFonts w:ascii="맑은 고딕" w:eastAsia="맑은 고딕" w:hAnsi="맑은 고딕" w:cs="맑은 고딕"/>
-          <w:sz w:val="22"/>
-          <w:szCs w:val="22"/>
-        </w:rPr>
         <w:t xml:space="preserve">결과 카드: </w:t>
       </w:r>
       <w:r>
@@ -6650,7 +5628,7 @@
           <w:sz w:val="22"/>
           <w:szCs w:val="22"/>
         </w:rPr>
-        <w:t xml:space="preserve"> 또는 기상청 </w:t>
+        <w:t xml:space="preserve">의 운영 임계 초과 또는 기상청 </w:t>
       </w:r>
       <w:r>
         <w:rPr>
@@ -6667,7 +5645,7 @@
           <w:sz w:val="22"/>
           <w:szCs w:val="22"/>
         </w:rPr>
-        <w:t xml:space="preserve">만 운영 임계 초과로 갱신 → 해안 보행 후보 제외 → </w:t>
+        <w:t xml:space="preserve">의 강수 코드로 갱신 → 해안 보행 후보 제외 → </w:t>
       </w:r>
       <w:r>
         <w:rPr>
@@ -6782,7 +5760,7 @@
           <w:sz w:val="22"/>
           <w:szCs w:val="22"/>
         </w:rPr>
-        <w:t xml:space="preserve">비교 대상: 러닝 앱·관광 앱·고정형 런트립(대회 패키지)</w:t>
+        <w:t xml:space="preserve">비교 범위: 기록·페이스 관리, 장소 탐색, 고정형 런트립(대회 패키지)을 각각 이용하는 흐름</w:t>
       </w:r>
     </w:p>
     <w:p>
@@ -6802,7 +5780,7 @@
           <w:sz w:val="20"/>
           <w:szCs w:val="20"/>
         </w:rPr>
-        <w:t xml:space="preserve">[표 4] </w:t>
+        <w:t xml:space="preserve">[표 3] </w:t>
       </w:r>
       <w:r>
         <w:rPr>
@@ -6945,7 +5923,7 @@
                 <w:sz w:val="19"/>
                 <w:szCs w:val="19"/>
               </w:rPr>
-              <w:t xml:space="preserve">서비스 종료 시점</w:t>
+              <w:t xml:space="preserve">완주 후 관광 연결</w:t>
             </w:r>
           </w:p>
         </w:tc>
@@ -6967,7 +5945,7 @@
                 <w:sz w:val="19"/>
                 <w:szCs w:val="19"/>
               </w:rPr>
-              <w:t xml:space="preserve">러닝 앱은 대체로 완주와 함께 종료</w:t>
+              <w:t xml:space="preserve">러닝 기록·페이스 확인 후 관광은 별도 계획</w:t>
             </w:r>
           </w:p>
         </w:tc>
@@ -7038,7 +6016,7 @@
                 <w:sz w:val="19"/>
                 <w:szCs w:val="19"/>
               </w:rPr>
-              <w:t xml:space="preserve">관광 앱은 잔여 시간·피로도를 모름</w:t>
+              <w:t xml:space="preserve">장소 정보와 잔여 시간·피로도를 사용자가 대조</w:t>
             </w:r>
           </w:p>
         </w:tc>
@@ -7109,7 +6087,7 @@
                 <w:sz w:val="19"/>
                 <w:szCs w:val="19"/>
               </w:rPr>
-              <w:t xml:space="preserve">정적 안내·고정 일정, 관측 시각 없음</w:t>
+              <w:t xml:space="preserve">정적 안내·고정 일정만으로는 방문 시점의 조건 확인에 한계</w:t>
             </w:r>
           </w:p>
         </w:tc>
@@ -7251,7 +6229,7 @@
                 <w:sz w:val="19"/>
                 <w:szCs w:val="19"/>
               </w:rPr>
-              <w:t xml:space="preserve">위험 증상 입력 절차 없음</w:t>
+              <w:t xml:space="preserve">관광 가능 여부를 사용자가 별도로 판단</w:t>
             </w:r>
           </w:p>
         </w:tc>
@@ -7315,7 +6293,7 @@
           <w:sz w:val="22"/>
           <w:szCs w:val="22"/>
         </w:rPr>
-        <w:t xml:space="preserve">창의성·실용성 포인트</w:t>
+        <w:t xml:space="preserve">실제 이용 과정에서의 차별점</w:t>
       </w:r>
     </w:p>
     <w:p>
@@ -7345,7 +6323,7 @@
           <w:sz w:val="22"/>
           <w:szCs w:val="22"/>
         </w:rPr>
-        <w:t xml:space="preserve">목록보다 결정: 도시 데이터 조회 때마다 “지금 가능한 다음 행동”과 이유를 함께 제시</w:t>
+        <w:t xml:space="preserve">다음 행동 안내: 도시 데이터를 다시 조회할 때마다 “지금 가능한 다음 행동”과 이유를 함께 제시</w:t>
       </w:r>
     </w:p>
     <w:p>
@@ -7375,7 +6353,7 @@
           <w:sz w:val="22"/>
           <w:szCs w:val="22"/>
         </w:rPr>
-        <w:t xml:space="preserve">복귀 마감이 판단 기준: 마감에 맞지 않는 추천을 애초에 제외, 재계획 부담 제거</w:t>
+        <w:t xml:space="preserve">복귀 마감 반영: 마감에 맞지 않는 추천을 제외해 사용자의 재계획 부담 완화</w:t>
       </w:r>
     </w:p>
     <w:p>
@@ -7454,7 +6432,7 @@
           <w:sz w:val="22"/>
           <w:szCs w:val="22"/>
         </w:rPr>
-        <w:t xml:space="preserve">본선 시연 목표: 계획 저장부터 재계산까지 한 PWA에서 E-UM 실제 조회로 결정이 바뀜을 보임</w:t>
+        <w:t xml:space="preserve">본선 시연 목표: 한 PWA에서 계획 저장부터 재계산까지 연결하고, E-UM 실제 조회 결과에 따른 결정 변화 시연</w:t>
       </w:r>
     </w:p>
     <w:p>
@@ -7601,7 +6579,7 @@
           <w:sz w:val="22"/>
           <w:szCs w:val="22"/>
         </w:rPr>
-        <w:t xml:space="preserve">)만 갱신해도 결정이 달라지는 재계산 시연(디지털 트윈 실제 활용 증명)</w:t>
+        <w:t xml:space="preserve">)만 갱신했을 때 결정이 달라지는 재계산 시연으로 디지털 트윈 활용 확인</w:t>
       </w:r>
     </w:p>
     <w:p>
@@ -7736,6 +6714,53 @@
       <w:pPr>
         <w:widowControl/>
         <w:tabs>
+          <w:tab w:val="left" w:pos="851"/>
+        </w:tabs>
+        <w:spacing w:before="0" w:after="16" w:line="256" w:lineRule="auto"/>
+        <w:ind w:left="851" w:right="0" w:hanging="284"/>
+        <w:jc w:val="left"/>
+      </w:pPr>
+      <w:r>
+        <w:rPr>
+          <w:rFonts w:ascii="맑은 고딕" w:eastAsia="맑은 고딕" w:hAnsi="맑은 고딕" w:cs="맑은 고딕"/>
+          <w:sz w:val="22"/>
+          <w:szCs w:val="22"/>
+        </w:rPr>
+        <w:t xml:space="preserve">-</w:t>
+      </w:r>
+      <w:r>
+        <w:tab/>
+      </w:r>
+      <w:r>
+        <w:rPr>
+          <w:rFonts w:ascii="맑은 고딕" w:eastAsia="맑은 고딕" w:hAnsi="맑은 고딕" w:cs="맑은 고딕"/>
+          <w:sz w:val="22"/>
+          <w:szCs w:val="22"/>
+        </w:rPr>
+        <w:t xml:space="preserve">데모 대회: 운영자가 데모 대회(</w:t>
+      </w:r>
+      <w:r>
+        <w:rPr>
+          <w:rFonts w:ascii="Consolas" w:eastAsia="맑은 고딕" w:hAnsi="Consolas" w:cs="Consolas"/>
+          <w:color w:val="1F4E79"/>
+          <w:sz w:val="21"/>
+          <w:szCs w:val="21"/>
+        </w:rPr>
+        <w:t xml:space="preserve">raceId</w:t>
+      </w:r>
+      <w:r>
+        <w:rPr>
+          <w:rFonts w:ascii="맑은 고딕" w:eastAsia="맑은 고딕" w:hAnsi="맑은 고딕" w:cs="맑은 고딕"/>
+          <w:sz w:val="22"/>
+          <w:szCs w:val="22"/>
+        </w:rPr>
+        <w:t xml:space="preserve">)의 코스·출발 시각·급수 지점을 출처·갱신일과 함께 등록, 완주 기록은 사용자 입력</w:t>
+      </w:r>
+    </w:p>
+    <w:p>
+      <w:pPr>
+        <w:widowControl/>
+        <w:tabs>
           <w:tab w:val="left" w:pos="567"/>
         </w:tabs>
         <w:spacing w:before="0" w:after="24" w:line="256" w:lineRule="auto"/>
@@ -7760,53 +6785,6 @@
           <w:szCs w:val="22"/>
         </w:rPr>
         <w:t xml:space="preserve">MVP 제외·확장: 웨어러블, 공식 기록 자동 연동, 대중교통 실시간(TAGO 검증 후), 할인·제휴·셔틀·예약</w:t>
-      </w:r>
-    </w:p>
-    <w:p>
-      <w:pPr>
-        <w:widowControl/>
-        <w:tabs>
-          <w:tab w:val="left" w:pos="851"/>
-        </w:tabs>
-        <w:spacing w:before="0" w:after="16" w:line="256" w:lineRule="auto"/>
-        <w:ind w:left="851" w:right="0" w:hanging="284"/>
-        <w:jc w:val="left"/>
-      </w:pPr>
-      <w:r>
-        <w:rPr>
-          <w:rFonts w:ascii="맑은 고딕" w:eastAsia="맑은 고딕" w:hAnsi="맑은 고딕" w:cs="맑은 고딕"/>
-          <w:sz w:val="22"/>
-          <w:szCs w:val="22"/>
-        </w:rPr>
-        <w:t xml:space="preserve">-</w:t>
-      </w:r>
-      <w:r>
-        <w:tab/>
-      </w:r>
-      <w:r>
-        <w:rPr>
-          <w:rFonts w:ascii="맑은 고딕" w:eastAsia="맑은 고딕" w:hAnsi="맑은 고딕" w:cs="맑은 고딕"/>
-          <w:sz w:val="22"/>
-          <w:szCs w:val="22"/>
-        </w:rPr>
-        <w:t xml:space="preserve">데모 대회: 운영자 등록 데모 대회(</w:t>
-      </w:r>
-      <w:r>
-        <w:rPr>
-          <w:rFonts w:ascii="Consolas" w:eastAsia="맑은 고딕" w:hAnsi="Consolas" w:cs="Consolas"/>
-          <w:color w:val="1F4E79"/>
-          <w:sz w:val="21"/>
-          <w:szCs w:val="21"/>
-        </w:rPr>
-        <w:t xml:space="preserve">raceId</w:t>
-      </w:r>
-      <w:r>
-        <w:rPr>
-          <w:rFonts w:ascii="맑은 고딕" w:eastAsia="맑은 고딕" w:hAnsi="맑은 고딕" w:cs="맑은 고딕"/>
-          <w:sz w:val="22"/>
-          <w:szCs w:val="22"/>
-        </w:rPr>
-        <w:t xml:space="preserve">)에 코스·출발 시각·급수 지점을 출처·갱신일과 등록, 완주 기록은 사용자 입력</w:t>
       </w:r>
     </w:p>
     <w:p>
@@ -7838,7 +6816,590 @@
           <w:sz w:val="20"/>
           <w:szCs w:val="20"/>
         </w:rPr>
-        <w:t xml:space="preserve">외부 API 실호출은 현재 미검증(1주차 검증), 시연 수치는 가정값(실측 아님)</w:t>
+        <w:t xml:space="preserve">시연 수치는 가정값(실측 아님), 외부 API 실호출 상태·검증 계획은 개발 일정 앞에 명시</w:t>
+      </w:r>
+    </w:p>
+    <w:p>
+      <w:pPr>
+        <w:keepNext/>
+        <w:widowControl/>
+        <w:tabs>
+          <w:tab w:val="left" w:pos="284"/>
+        </w:tabs>
+        <w:spacing w:before="120" w:after="30" w:line="256" w:lineRule="auto"/>
+        <w:ind w:left="284" w:right="0" w:hanging="284"/>
+        <w:jc w:val="left"/>
+      </w:pPr>
+      <w:r>
+        <w:rPr>
+          <w:rFonts w:ascii="맑은 고딕" w:eastAsia="맑은 고딕" w:hAnsi="맑은 고딕" w:cs="맑은 고딕"/>
+          <w:b/>
+          <w:bCs/>
+          <w:sz w:val="22"/>
+          <w:szCs w:val="22"/>
+        </w:rPr>
+        <w:t xml:space="preserve">□</w:t>
+      </w:r>
+      <w:r>
+        <w:tab/>
+      </w:r>
+      <w:r>
+        <w:rPr>
+          <w:rFonts w:ascii="맑은 고딕" w:eastAsia="맑은 고딕" w:hAnsi="맑은 고딕" w:cs="맑은 고딕"/>
+          <w:b/>
+          <w:bCs/>
+          <w:sz w:val="22"/>
+          <w:szCs w:val="22"/>
+        </w:rPr>
+        <w:t xml:space="preserve">대회 요건 3가지(LLM 활용·디지털 트윈 실호출·문제 해결형 동작)를 충족하는 구현 계획</w:t>
+      </w:r>
+    </w:p>
+    <w:p>
+      <w:pPr>
+        <w:keepNext/>
+        <w:widowControl/>
+        <w:tabs>
+          <w:tab w:val="left" w:pos="567"/>
+        </w:tabs>
+        <w:spacing w:before="0" w:after="24" w:line="256" w:lineRule="auto"/>
+        <w:ind w:left="567" w:right="0" w:hanging="283"/>
+        <w:jc w:val="left"/>
+      </w:pPr>
+      <w:r>
+        <w:rPr>
+          <w:rFonts w:ascii="맑은 고딕" w:eastAsia="맑은 고딕" w:hAnsi="맑은 고딕" w:cs="맑은 고딕"/>
+          <w:sz w:val="22"/>
+          <w:szCs w:val="22"/>
+        </w:rPr>
+        <w:t xml:space="preserve">○</w:t>
+      </w:r>
+      <w:r>
+        <w:tab/>
+      </w:r>
+      <w:r>
+        <w:rPr>
+          <w:rFonts w:ascii="맑은 고딕" w:eastAsia="맑은 고딕" w:hAnsi="맑은 고딕" w:cs="맑은 고딕"/>
+          <w:sz w:val="22"/>
+          <w:szCs w:val="22"/>
+        </w:rPr>
+        <w:t xml:space="preserve">요건별 구현과 본선 확인 방법(표)</w:t>
+      </w:r>
+    </w:p>
+    <w:p>
+      <w:pPr>
+        <w:keepNext/>
+        <w:widowControl/>
+        <w:spacing w:before="90" w:after="40" w:line="256" w:lineRule="auto"/>
+        <w:ind w:left="80" w:right="0"/>
+        <w:jc w:val="left"/>
+      </w:pPr>
+      <w:r>
+        <w:rPr>
+          <w:rFonts w:ascii="맑은 고딕" w:eastAsia="맑은 고딕" w:hAnsi="맑은 고딕" w:cs="맑은 고딕"/>
+          <w:b/>
+          <w:bCs/>
+          <w:color w:val="1F3864"/>
+          <w:sz w:val="20"/>
+          <w:szCs w:val="20"/>
+        </w:rPr>
+        <w:t xml:space="preserve">[표 4] </w:t>
+      </w:r>
+      <w:r>
+        <w:rPr>
+          <w:rFonts w:ascii="맑은 고딕" w:eastAsia="맑은 고딕" w:hAnsi="맑은 고딕" w:cs="맑은 고딕"/>
+          <w:b/>
+          <w:bCs/>
+          <w:color w:val="1F3864"/>
+          <w:sz w:val="20"/>
+          <w:szCs w:val="20"/>
+        </w:rPr>
+        <w:t xml:space="preserve">AI Agent 개발 요건 충족 방식</w:t>
+      </w:r>
+    </w:p>
+    <w:tbl>
+      <w:tblPr>
+        <w:tblW w:w="9200" w:type="dxa"/>
+        <w:jc w:val="center"/>
+        <w:tblBorders>
+          <w:top w:val="single" w:sz="4" w:space="0" w:color="7F7F7F"/>
+          <w:left w:val="single" w:sz="4" w:space="0" w:color="7F7F7F"/>
+          <w:bottom w:val="single" w:sz="4" w:space="0" w:color="7F7F7F"/>
+          <w:right w:val="single" w:sz="4" w:space="0" w:color="7F7F7F"/>
+          <w:insideH w:val="single" w:sz="4" w:space="0" w:color="7F7F7F"/>
+          <w:insideV w:val="single" w:sz="4" w:space="0" w:color="7F7F7F"/>
+        </w:tblBorders>
+        <w:tblLayout w:type="fixed"/>
+        <w:tblCellMar>
+          <w:top w:w="30" w:type="dxa"/>
+          <w:left w:w="70" w:type="dxa"/>
+          <w:bottom w:w="30" w:type="dxa"/>
+          <w:right w:w="70" w:type="dxa"/>
+        </w:tblCellMar>
+        <w:tblLook w:val="04A0" w:firstRow="1" w:lastRow="0" w:firstColumn="0" w:lastColumn="0" w:noHBand="0" w:noVBand="1"/>
+      </w:tblPr>
+      <w:tblGrid>
+        <w:gridCol w:w="1840"/>
+        <w:gridCol w:w="4232"/>
+        <w:gridCol w:w="3128"/>
+      </w:tblGrid>
+      <w:tr>
+        <w:trPr>
+          <w:cantSplit/>
+          <w:tblHeader/>
+        </w:trPr>
+        <w:tc>
+          <w:tcPr>
+            <w:tcW w:w="1840" w:type="dxa"/>
+            <w:shd w:val="clear" w:color="auto" w:fill="D9E2F3"/>
+            <w:vAlign w:val="center"/>
+          </w:tcPr>
+          <w:p>
+            <w:pPr>
+              <w:widowControl/>
+              <w:spacing w:before="0" w:after="0" w:line="240" w:lineRule="auto"/>
+              <w:ind w:left="0" w:right="0"/>
+              <w:jc w:val="center"/>
+            </w:pPr>
+            <w:r>
+              <w:rPr>
+                <w:rFonts w:ascii="맑은 고딕" w:eastAsia="맑은 고딕" w:hAnsi="맑은 고딕" w:cs="맑은 고딕"/>
+                <w:b/>
+                <w:bCs/>
+                <w:sz w:val="19"/>
+                <w:szCs w:val="19"/>
+              </w:rPr>
+              <w:t xml:space="preserve">요건</w:t>
+            </w:r>
+          </w:p>
+        </w:tc>
+        <w:tc>
+          <w:tcPr>
+            <w:tcW w:w="4232" w:type="dxa"/>
+            <w:shd w:val="clear" w:color="auto" w:fill="D9E2F3"/>
+            <w:vAlign w:val="center"/>
+          </w:tcPr>
+          <w:p>
+            <w:pPr>
+              <w:widowControl/>
+              <w:spacing w:before="0" w:after="0" w:line="240" w:lineRule="auto"/>
+              <w:ind w:left="0" w:right="0"/>
+              <w:jc w:val="center"/>
+            </w:pPr>
+            <w:r>
+              <w:rPr>
+                <w:rFonts w:ascii="맑은 고딕" w:eastAsia="맑은 고딕" w:hAnsi="맑은 고딕" w:cs="맑은 고딕"/>
+                <w:b/>
+                <w:bCs/>
+                <w:sz w:val="19"/>
+                <w:szCs w:val="19"/>
+              </w:rPr>
+              <w:t xml:space="preserve">RUN2구룡포의 구현</w:t>
+            </w:r>
+          </w:p>
+        </w:tc>
+        <w:tc>
+          <w:tcPr>
+            <w:tcW w:w="3128" w:type="dxa"/>
+            <w:shd w:val="clear" w:color="auto" w:fill="D9E2F3"/>
+            <w:vAlign w:val="center"/>
+          </w:tcPr>
+          <w:p>
+            <w:pPr>
+              <w:widowControl/>
+              <w:spacing w:before="0" w:after="0" w:line="240" w:lineRule="auto"/>
+              <w:ind w:left="0" w:right="0"/>
+              <w:jc w:val="center"/>
+            </w:pPr>
+            <w:r>
+              <w:rPr>
+                <w:rFonts w:ascii="맑은 고딕" w:eastAsia="맑은 고딕" w:hAnsi="맑은 고딕" w:cs="맑은 고딕"/>
+                <w:b/>
+                <w:bCs/>
+                <w:sz w:val="19"/>
+                <w:szCs w:val="19"/>
+              </w:rPr>
+              <w:t xml:space="preserve">확인 방법</w:t>
+            </w:r>
+          </w:p>
+        </w:tc>
+      </w:tr>
+      <w:tr>
+        <w:trPr>
+          <w:cantSplit/>
+        </w:trPr>
+        <w:tc>
+          <w:tcPr>
+            <w:tcW w:w="1840" w:type="dxa"/>
+            <w:vAlign w:val="center"/>
+          </w:tcPr>
+          <w:p>
+            <w:pPr>
+              <w:widowControl/>
+              <w:spacing w:before="0" w:after="0" w:line="240" w:lineRule="auto"/>
+              <w:ind w:left="0" w:right="0"/>
+              <w:jc w:val="left"/>
+            </w:pPr>
+            <w:r>
+              <w:rPr>
+                <w:rFonts w:ascii="맑은 고딕" w:eastAsia="맑은 고딕" w:hAnsi="맑은 고딕" w:cs="맑은 고딕"/>
+                <w:b/>
+                <w:bCs/>
+                <w:sz w:val="19"/>
+                <w:szCs w:val="19"/>
+              </w:rPr>
+              <w:t xml:space="preserve">생성형 AI(LLM) 활용</w:t>
+            </w:r>
+          </w:p>
+        </w:tc>
+        <w:tc>
+          <w:tcPr>
+            <w:tcW w:w="4232" w:type="dxa"/>
+            <w:vAlign w:val="center"/>
+          </w:tcPr>
+          <w:p>
+            <w:pPr>
+              <w:widowControl/>
+              <w:spacing w:before="0" w:after="0" w:line="240" w:lineRule="auto"/>
+              <w:ind w:left="0" w:right="0"/>
+              <w:jc w:val="left"/>
+            </w:pPr>
+            <w:r>
+              <w:rPr>
+                <w:rFonts w:ascii="맑은 고딕" w:eastAsia="맑은 고딕" w:hAnsi="맑은 고딕" w:cs="맑은 고딕"/>
+                <w:sz w:val="19"/>
+                <w:szCs w:val="19"/>
+              </w:rPr>
+              <w:t xml:space="preserve">자연어 제약(복귀 지점·마감·보행 선호) 추출, 확정 결정의 근거 설명·일정 구성, 후속 질의응답</w:t>
+            </w:r>
+          </w:p>
+        </w:tc>
+        <w:tc>
+          <w:tcPr>
+            <w:tcW w:w="3128" w:type="dxa"/>
+            <w:vAlign w:val="center"/>
+          </w:tcPr>
+          <w:p>
+            <w:pPr>
+              <w:widowControl/>
+              <w:spacing w:before="0" w:after="0" w:line="240" w:lineRule="auto"/>
+              <w:ind w:left="0" w:right="0"/>
+              <w:jc w:val="left"/>
+            </w:pPr>
+            <w:r>
+              <w:rPr>
+                <w:rFonts w:ascii="맑은 고딕" w:eastAsia="맑은 고딕" w:hAnsi="맑은 고딕" w:cs="맑은 고딕"/>
+                <w:sz w:val="19"/>
+                <w:szCs w:val="19"/>
+              </w:rPr>
+              <w:t xml:space="preserve">입력 예문 → 구조화 필드 확인 화면, 설명 문구에 이유·관측 시각 포함</w:t>
+            </w:r>
+          </w:p>
+        </w:tc>
+      </w:tr>
+      <w:tr>
+        <w:trPr>
+          <w:cantSplit/>
+        </w:trPr>
+        <w:tc>
+          <w:tcPr>
+            <w:tcW w:w="1840" w:type="dxa"/>
+            <w:vAlign w:val="center"/>
+          </w:tcPr>
+          <w:p>
+            <w:pPr>
+              <w:widowControl/>
+              <w:spacing w:before="0" w:after="0" w:line="240" w:lineRule="auto"/>
+              <w:ind w:left="0" w:right="0"/>
+              <w:jc w:val="left"/>
+            </w:pPr>
+            <w:r>
+              <w:rPr>
+                <w:rFonts w:ascii="맑은 고딕" w:eastAsia="맑은 고딕" w:hAnsi="맑은 고딕" w:cs="맑은 고딕"/>
+                <w:b/>
+                <w:bCs/>
+                <w:sz w:val="19"/>
+                <w:szCs w:val="19"/>
+              </w:rPr>
+              <w:t xml:space="preserve">디지털 트윈 데이터 연동</w:t>
+            </w:r>
+          </w:p>
+        </w:tc>
+        <w:tc>
+          <w:tcPr>
+            <w:tcW w:w="4232" w:type="dxa"/>
+            <w:vAlign w:val="center"/>
+          </w:tcPr>
+          <w:p>
+            <w:pPr>
+              <w:widowControl/>
+              <w:spacing w:before="0" w:after="0" w:line="240" w:lineRule="auto"/>
+              <w:ind w:left="0" w:right="0"/>
+              <w:jc w:val="left"/>
+            </w:pPr>
+            <w:r>
+              <w:rPr>
+                <w:rFonts w:ascii="맑은 고딕" w:eastAsia="맑은 고딕" w:hAnsi="맑은 고딕" w:cs="맑은 고딕"/>
+                <w:sz w:val="19"/>
+                <w:szCs w:val="19"/>
+              </w:rPr>
+              <w:t xml:space="preserve">E-UM 교통 </w:t>
+            </w:r>
+            <w:r>
+              <w:rPr>
+                <w:rFonts w:ascii="Consolas" w:eastAsia="맑은 고딕" w:hAnsi="Consolas" w:cs="Consolas"/>
+                <w:color w:val="1F4E79"/>
+                <w:sz w:val="18"/>
+                <w:szCs w:val="18"/>
+              </w:rPr>
+              <w:t xml:space="preserve">INT_S07_005</w:t>
+            </w:r>
+            <w:r>
+              <w:rPr>
+                <w:rFonts w:ascii="맑은 고딕" w:eastAsia="맑은 고딕" w:hAnsi="맑은 고딕" w:cs="맑은 고딕"/>
+                <w:sz w:val="19"/>
+                <w:szCs w:val="19"/>
+              </w:rPr>
+              <w:t xml:space="preserve">·대기 </w:t>
+            </w:r>
+            <w:r>
+              <w:rPr>
+                <w:rFonts w:ascii="Consolas" w:eastAsia="맑은 고딕" w:hAnsi="Consolas" w:cs="Consolas"/>
+                <w:color w:val="1F4E79"/>
+                <w:sz w:val="18"/>
+                <w:szCs w:val="18"/>
+              </w:rPr>
+              <w:t xml:space="preserve">INT_S01_004</w:t>
+            </w:r>
+            <w:r>
+              <w:rPr>
+                <w:rFonts w:ascii="맑은 고딕" w:eastAsia="맑은 고딕" w:hAnsi="맑은 고딕" w:cs="맑은 고딕"/>
+                <w:sz w:val="19"/>
+                <w:szCs w:val="19"/>
+              </w:rPr>
+              <w:t xml:space="preserve"> 실호출 → 교통 여유·실내외 판단 보조</w:t>
+            </w:r>
+          </w:p>
+        </w:tc>
+        <w:tc>
+          <w:tcPr>
+            <w:tcW w:w="3128" w:type="dxa"/>
+            <w:vAlign w:val="center"/>
+          </w:tcPr>
+          <w:p>
+            <w:pPr>
+              <w:widowControl/>
+              <w:spacing w:before="0" w:after="0" w:line="240" w:lineRule="auto"/>
+              <w:ind w:left="0" w:right="0"/>
+              <w:jc w:val="left"/>
+            </w:pPr>
+            <w:r>
+              <w:rPr>
+                <w:rFonts w:ascii="맑은 고딕" w:eastAsia="맑은 고딕" w:hAnsi="맑은 고딕" w:cs="맑은 고딕"/>
+                <w:sz w:val="19"/>
+                <w:szCs w:val="19"/>
+              </w:rPr>
+              <w:t xml:space="preserve">본선 데모에서 실제 응답값·관측 시각 화면 표시 + 실호출 로그(요청 시각·HTTP 200·</w:t>
+            </w:r>
+            <w:r>
+              <w:rPr>
+                <w:rFonts w:ascii="Consolas" w:eastAsia="맑은 고딕" w:hAnsi="Consolas" w:cs="Consolas"/>
+                <w:color w:val="1F4E79"/>
+                <w:sz w:val="18"/>
+                <w:szCs w:val="18"/>
+              </w:rPr>
+              <w:t xml:space="preserve">hour</w:t>
+            </w:r>
+            <w:r>
+              <w:rPr>
+                <w:rFonts w:ascii="맑은 고딕" w:eastAsia="맑은 고딕" w:hAnsi="맑은 고딕" w:cs="맑은 고딕"/>
+                <w:sz w:val="19"/>
+                <w:szCs w:val="19"/>
+              </w:rPr>
+              <w:t xml:space="preserve">/</w:t>
+            </w:r>
+            <w:r>
+              <w:rPr>
+                <w:rFonts w:ascii="Consolas" w:eastAsia="맑은 고딕" w:hAnsi="Consolas" w:cs="Consolas"/>
+                <w:color w:val="1F4E79"/>
+                <w:sz w:val="18"/>
+                <w:szCs w:val="18"/>
+              </w:rPr>
+              <w:t xml:space="preserve">cntPerc</w:t>
+            </w:r>
+            <w:r>
+              <w:rPr>
+                <w:rFonts w:ascii="맑은 고딕" w:eastAsia="맑은 고딕" w:hAnsi="맑은 고딕" w:cs="맑은 고딕"/>
+                <w:sz w:val="19"/>
+                <w:szCs w:val="19"/>
+              </w:rPr>
+              <w:t xml:space="preserve">·</w:t>
+            </w:r>
+            <w:r>
+              <w:rPr>
+                <w:rFonts w:ascii="Consolas" w:eastAsia="맑은 고딕" w:hAnsi="Consolas" w:cs="Consolas"/>
+                <w:color w:val="1F4E79"/>
+                <w:sz w:val="18"/>
+                <w:szCs w:val="18"/>
+              </w:rPr>
+              <w:t xml:space="preserve">logDateTime</w:t>
+            </w:r>
+            <w:r>
+              <w:rPr>
+                <w:rFonts w:ascii="맑은 고딕" w:eastAsia="맑은 고딕" w:hAnsi="맑은 고딕" w:cs="맑은 고딕"/>
+                <w:sz w:val="19"/>
+                <w:szCs w:val="19"/>
+              </w:rPr>
+              <w:t xml:space="preserve">) 병행(1주차 실호출 검증)</w:t>
+            </w:r>
+          </w:p>
+        </w:tc>
+      </w:tr>
+      <w:tr>
+        <w:trPr>
+          <w:cantSplit/>
+        </w:trPr>
+        <w:tc>
+          <w:tcPr>
+            <w:tcW w:w="1840" w:type="dxa"/>
+            <w:vAlign w:val="center"/>
+          </w:tcPr>
+          <w:p>
+            <w:pPr>
+              <w:widowControl/>
+              <w:spacing w:before="0" w:after="0" w:line="240" w:lineRule="auto"/>
+              <w:ind w:left="0" w:right="0"/>
+              <w:jc w:val="left"/>
+            </w:pPr>
+            <w:r>
+              <w:rPr>
+                <w:rFonts w:ascii="맑은 고딕" w:eastAsia="맑은 고딕" w:hAnsi="맑은 고딕" w:cs="맑은 고딕"/>
+                <w:b/>
+                <w:bCs/>
+                <w:sz w:val="19"/>
+                <w:szCs w:val="19"/>
+              </w:rPr>
+              <w:t xml:space="preserve">문제 해결형 동작</w:t>
+            </w:r>
+          </w:p>
+        </w:tc>
+        <w:tc>
+          <w:tcPr>
+            <w:tcW w:w="4232" w:type="dxa"/>
+            <w:vAlign w:val="center"/>
+          </w:tcPr>
+          <w:p>
+            <w:pPr>
+              <w:widowControl/>
+              <w:spacing w:before="0" w:after="0" w:line="240" w:lineRule="auto"/>
+              <w:ind w:left="0" w:right="0"/>
+              <w:jc w:val="left"/>
+            </w:pPr>
+            <w:r>
+              <w:rPr>
+                <w:rFonts w:ascii="맑은 고딕" w:eastAsia="맑은 고딕" w:hAnsi="맑은 고딕" w:cs="맑은 고딕"/>
+                <w:sz w:val="19"/>
+                <w:szCs w:val="19"/>
+              </w:rPr>
+              <w:t xml:space="preserve">결정 상태 6종 판정, 단축·취소 추천, 위험 증상 입력 시 관광 중단·현장 의료지원 안내, 일정·복귀 시각 시각화, 길찾기 실행</w:t>
+            </w:r>
+          </w:p>
+        </w:tc>
+        <w:tc>
+          <w:tcPr>
+            <w:tcW w:w="3128" w:type="dxa"/>
+            <w:vAlign w:val="center"/>
+          </w:tcPr>
+          <w:p>
+            <w:pPr>
+              <w:widowControl/>
+              <w:spacing w:before="0" w:after="0" w:line="240" w:lineRule="auto"/>
+              <w:ind w:left="0" w:right="0"/>
+              <w:jc w:val="left"/>
+            </w:pPr>
+            <w:r>
+              <w:rPr>
+                <w:rFonts w:ascii="맑은 고딕" w:eastAsia="맑은 고딕" w:hAnsi="맑은 고딕" w:cs="맑은 고딕"/>
+                <w:sz w:val="19"/>
+                <w:szCs w:val="19"/>
+              </w:rPr>
+              <w:t xml:space="preserve">관측 갱신 전후 결정 비교 시연(2절의 변형 시연 2종)</w:t>
+            </w:r>
+          </w:p>
+        </w:tc>
+      </w:tr>
+    </w:tbl>
+    <w:p>
+      <w:pPr>
+        <w:widowControl/>
+        <w:spacing w:before="0" w:after="60" w:line="100" w:lineRule="exact"/>
+        <w:rPr>
+          <w:sz w:val="8"/>
+        </w:rPr>
+      </w:pPr>
+    </w:p>
+    <w:p>
+      <w:pPr>
+        <w:widowControl/>
+        <w:tabs>
+          <w:tab w:val="left" w:pos="567"/>
+        </w:tabs>
+        <w:spacing w:before="0" w:after="24" w:line="256" w:lineRule="auto"/>
+        <w:ind w:left="567" w:right="0" w:hanging="283"/>
+        <w:jc w:val="left"/>
+      </w:pPr>
+      <w:r>
+        <w:rPr>
+          <w:rFonts w:ascii="맑은 고딕" w:eastAsia="맑은 고딕" w:hAnsi="맑은 고딕" w:cs="맑은 고딕"/>
+          <w:sz w:val="22"/>
+          <w:szCs w:val="22"/>
+        </w:rPr>
+        <w:t xml:space="preserve">○</w:t>
+      </w:r>
+      <w:r>
+        <w:tab/>
+      </w:r>
+      <w:r>
+        <w:rPr>
+          <w:rFonts w:ascii="맑은 고딕" w:eastAsia="맑은 고딕" w:hAnsi="맑은 고딕" w:cs="맑은 고딕"/>
+          <w:sz w:val="22"/>
+          <w:szCs w:val="22"/>
+        </w:rPr>
+        <w:t xml:space="preserve">3분야 중 </w:t>
+      </w:r>
+      <w:r>
+        <w:rPr>
+          <w:rFonts w:ascii="맑은 고딕" w:eastAsia="맑은 고딕" w:hAnsi="맑은 고딕" w:cs="맑은 고딕"/>
+          <w:b/>
+          <w:bCs/>
+          <w:sz w:val="22"/>
+          <w:szCs w:val="22"/>
+        </w:rPr>
+        <w:t xml:space="preserve">관광</w:t>
+      </w:r>
+      <w:r>
+        <w:rPr>
+          <w:rFonts w:ascii="맑은 고딕" w:eastAsia="맑은 고딕" w:hAnsi="맑은 고딕" w:cs="맑은 고딕"/>
+          <w:sz w:val="22"/>
+          <w:szCs w:val="22"/>
+        </w:rPr>
+        <w:t xml:space="preserve">을 축으로 환경 관측(E-UM 대기·기상청)·안전 규칙(위험 증상 시 </w:t>
+      </w:r>
+      <w:r>
+        <w:rPr>
+          <w:rFonts w:ascii="Consolas" w:eastAsia="맑은 고딕" w:hAnsi="Consolas" w:cs="Consolas"/>
+          <w:color w:val="1F4E79"/>
+          <w:sz w:val="21"/>
+          <w:szCs w:val="21"/>
+        </w:rPr>
+        <w:t xml:space="preserve">MEDICAL_FIRST</w:t>
+      </w:r>
+      <w:r>
+        <w:rPr>
+          <w:rFonts w:ascii="맑은 고딕" w:eastAsia="맑은 고딕" w:hAnsi="맑은 고딕" w:cs="맑은 고딕"/>
+          <w:sz w:val="22"/>
+          <w:szCs w:val="22"/>
+        </w:rPr>
+        <w:t xml:space="preserve">) 결합</w:t>
       </w:r>
     </w:p>
     <w:p>
@@ -8036,7 +7597,7 @@
           <w:sz w:val="22"/>
           <w:szCs w:val="22"/>
         </w:rPr>
-        <w:t xml:space="preserve">LLM Layer: 상태 코드·허용 장소·제약·관측 시각 안에서만 일정·설명 생성</w:t>
+        <w:t xml:space="preserve">LLM Layer: 확정된 상태 코드·허용 장소·제약을 지키고 관측 시각을 근거로 일정·설명 생성</w:t>
       </w:r>
     </w:p>
     <w:p>
@@ -8066,7 +7627,7 @@
           <w:sz w:val="22"/>
           <w:szCs w:val="22"/>
         </w:rPr>
-        <w:t xml:space="preserve">External Data 계층: E-UM 2종·기상청·TourAPI·Kakao·포항 버스/TAGO 6종을 Adapter 뒤에 배치(아래 표)</w:t>
+        <w:t xml:space="preserve">External Data 계층: E-UM 2종·기상청·TourAPI·Kakao·포항 버스/TAGO 6종 연동 구조(버스/TAGO는 정적 안내·조건부 확장, 아래 표)</w:t>
       </w:r>
     </w:p>
     <w:p>
@@ -8730,7 +8291,7 @@
                 <w:sz w:val="18"/>
                 <w:szCs w:val="18"/>
               </w:rPr>
-              <w:t xml:space="preserve">RN1</w:t>
+              <w:t xml:space="preserve">PCP</w:t>
             </w:r>
             <w:r>
               <w:rPr>
@@ -9310,7 +8871,7 @@
           <w:sz w:val="21"/>
           <w:szCs w:val="21"/>
         </w:rPr>
-        <w:t xml:space="preserve">RN1</w:t>
+        <w:t xml:space="preserve">PCP</w:t>
       </w:r>
       <w:r>
         <w:rPr>
@@ -9404,6 +8965,36 @@
           <w:szCs w:val="22"/>
         </w:rPr>
         <w:t xml:space="preserve">은 제외)</w:t>
+      </w:r>
+    </w:p>
+    <w:p>
+      <w:pPr>
+        <w:widowControl/>
+        <w:tabs>
+          <w:tab w:val="left" w:pos="567"/>
+        </w:tabs>
+        <w:spacing w:before="0" w:after="24" w:line="256" w:lineRule="auto"/>
+        <w:ind w:left="567" w:right="0" w:hanging="283"/>
+        <w:jc w:val="left"/>
+      </w:pPr>
+      <w:r>
+        <w:rPr>
+          <w:rFonts w:ascii="맑은 고딕" w:eastAsia="맑은 고딕" w:hAnsi="맑은 고딕" w:cs="맑은 고딕"/>
+          <w:sz w:val="22"/>
+          <w:szCs w:val="22"/>
+        </w:rPr>
+        <w:t xml:space="preserve">○</w:t>
+      </w:r>
+      <w:r>
+        <w:tab/>
+      </w:r>
+      <w:r>
+        <w:rPr>
+          <w:rFonts w:ascii="맑은 고딕" w:eastAsia="맑은 고딕" w:hAnsi="맑은 고딕" w:cs="맑은 고딕"/>
+          <w:sz w:val="22"/>
+          <w:szCs w:val="22"/>
+        </w:rPr>
+        <w:t xml:space="preserve">확장 단계 연동: 센서 적용 범위·지원 여부 확인 후 추가</w:t>
       </w:r>
     </w:p>
     <w:p>
@@ -9433,7 +9024,7 @@
           <w:sz w:val="22"/>
           <w:szCs w:val="22"/>
         </w:rPr>
-        <w:t xml:space="preserve">조건부 안전 규칙(확장, 센서 범위 확인 후 활성): 수위 </w:t>
+        <w:t xml:space="preserve">E-UM 추가 데이터: 자외선 </w:t>
       </w:r>
       <w:r>
         <w:rPr>
@@ -9442,15 +9033,15 @@
           <w:sz w:val="21"/>
           <w:szCs w:val="21"/>
         </w:rPr>
-        <w:t xml:space="preserve">INT_S05_006</w:t>
-      </w:r>
-      <w:r>
-        <w:rPr>
-          <w:rFonts w:ascii="맑은 고딕" w:eastAsia="맑은 고딕" w:hAnsi="맑은 고딕" w:cs="맑은 고딕"/>
-          <w:sz w:val="22"/>
-          <w:szCs w:val="22"/>
-        </w:rPr>
-        <w:t xml:space="preserve"> 등급 운영 임계 초과 시 방파제·해안 후보를 </w:t>
+        <w:t xml:space="preserve">INT_S06_005</w:t>
+      </w:r>
+      <w:r>
+        <w:rPr>
+          <w:rFonts w:ascii="맑은 고딕" w:eastAsia="맑은 고딕" w:hAnsi="맑은 고딕" w:cs="맑은 고딕"/>
+          <w:sz w:val="22"/>
+          <w:szCs w:val="22"/>
+        </w:rPr>
+        <w:t xml:space="preserve">(야외 체류)·수위 </w:t>
       </w:r>
       <w:r>
         <w:rPr>
@@ -9459,15 +9050,15 @@
           <w:sz w:val="21"/>
           <w:szCs w:val="21"/>
         </w:rPr>
-        <w:t xml:space="preserve">allowedPlaceIds</w:t>
-      </w:r>
-      <w:r>
-        <w:rPr>
-          <w:rFonts w:ascii="맑은 고딕" w:eastAsia="맑은 고딕" w:hAnsi="맑은 고딕" w:cs="맑은 고딕"/>
-          <w:sz w:val="22"/>
-          <w:szCs w:val="22"/>
-        </w:rPr>
-        <w:t xml:space="preserve">에서 제외 → </w:t>
+        <w:t xml:space="preserve">INT_S05_006</w:t>
+      </w:r>
+      <w:r>
+        <w:rPr>
+          <w:rFonts w:ascii="맑은 고딕" w:eastAsia="맑은 고딕" w:hAnsi="맑은 고딕" w:cs="맑은 고딕"/>
+          <w:sz w:val="22"/>
+          <w:szCs w:val="22"/>
+        </w:rPr>
+        <w:t xml:space="preserve">(임계 초과 시 해안 후보 제외, 아래 조건부 규칙)·방파제 CCTV </w:t>
       </w:r>
       <w:r>
         <w:rPr>
@@ -9476,15 +9067,45 @@
           <w:sz w:val="21"/>
           <w:szCs w:val="21"/>
         </w:rPr>
-        <w:t xml:space="preserve">SHORTEN</w:t>
-      </w:r>
-      <w:r>
-        <w:rPr>
-          <w:rFonts w:ascii="맑은 고딕" w:eastAsia="맑은 고딕" w:hAnsi="맑은 고딕" w:cs="맑은 고딕"/>
-          <w:sz w:val="22"/>
-          <w:szCs w:val="22"/>
-        </w:rPr>
-        <w:t xml:space="preserve">/</w:t>
+        <w:t xml:space="preserve">INT_S06_006</w:t>
+      </w:r>
+      <w:r>
+        <w:rPr>
+          <w:rFonts w:ascii="맑은 고딕" w:eastAsia="맑은 고딕" w:hAnsi="맑은 고딕" w:cs="맑은 고딕"/>
+          <w:sz w:val="22"/>
+          <w:szCs w:val="22"/>
+        </w:rPr>
+        <w:t xml:space="preserve">(이상행동 통계, 혼잡도 해석 금지)</w:t>
+      </w:r>
+    </w:p>
+    <w:p>
+      <w:pPr>
+        <w:widowControl/>
+        <w:tabs>
+          <w:tab w:val="left" w:pos="851"/>
+        </w:tabs>
+        <w:spacing w:before="0" w:after="16" w:line="256" w:lineRule="auto"/>
+        <w:ind w:left="851" w:right="0" w:hanging="284"/>
+        <w:jc w:val="left"/>
+      </w:pPr>
+      <w:r>
+        <w:rPr>
+          <w:rFonts w:ascii="맑은 고딕" w:eastAsia="맑은 고딕" w:hAnsi="맑은 고딕" w:cs="맑은 고딕"/>
+          <w:sz w:val="22"/>
+          <w:szCs w:val="22"/>
+        </w:rPr>
+        <w:t xml:space="preserve">-</w:t>
+      </w:r>
+      <w:r>
+        <w:tab/>
+      </w:r>
+      <w:r>
+        <w:rPr>
+          <w:rFonts w:ascii="맑은 고딕" w:eastAsia="맑은 고딕" w:hAnsi="맑은 고딕" w:cs="맑은 고딕"/>
+          <w:sz w:val="22"/>
+          <w:szCs w:val="22"/>
+        </w:rPr>
+        <w:t xml:space="preserve">조건부 안전 규칙(확장, 센서 범위 확인 후 활성): 수위 </w:t>
       </w:r>
       <w:r>
         <w:rPr>
@@ -9493,15 +9114,15 @@
           <w:sz w:val="21"/>
           <w:szCs w:val="21"/>
         </w:rPr>
-        <w:t xml:space="preserve">INDOOR</w:t>
-      </w:r>
-      <w:r>
-        <w:rPr>
-          <w:rFonts w:ascii="맑은 고딕" w:eastAsia="맑은 고딕" w:hAnsi="맑은 고딕" w:cs="맑은 고딕"/>
-          <w:sz w:val="22"/>
-          <w:szCs w:val="22"/>
-        </w:rPr>
-        <w:t xml:space="preserve">, CCTV </w:t>
+        <w:t xml:space="preserve">INT_S05_006</w:t>
+      </w:r>
+      <w:r>
+        <w:rPr>
+          <w:rFonts w:ascii="맑은 고딕" w:eastAsia="맑은 고딕" w:hAnsi="맑은 고딕" w:cs="맑은 고딕"/>
+          <w:sz w:val="22"/>
+          <w:szCs w:val="22"/>
+        </w:rPr>
+        <w:t xml:space="preserve"> 등급 운영 임계 초과 시 방파제·해안 후보를 </w:t>
       </w:r>
       <w:r>
         <w:rPr>
@@ -9510,6 +9131,57 @@
           <w:sz w:val="21"/>
           <w:szCs w:val="21"/>
         </w:rPr>
+        <w:t xml:space="preserve">allowedPlaceIds</w:t>
+      </w:r>
+      <w:r>
+        <w:rPr>
+          <w:rFonts w:ascii="맑은 고딕" w:eastAsia="맑은 고딕" w:hAnsi="맑은 고딕" w:cs="맑은 고딕"/>
+          <w:sz w:val="22"/>
+          <w:szCs w:val="22"/>
+        </w:rPr>
+        <w:t xml:space="preserve">에서 제외 → </w:t>
+      </w:r>
+      <w:r>
+        <w:rPr>
+          <w:rFonts w:ascii="Consolas" w:eastAsia="맑은 고딕" w:hAnsi="Consolas" w:cs="Consolas"/>
+          <w:color w:val="1F4E79"/>
+          <w:sz w:val="21"/>
+          <w:szCs w:val="21"/>
+        </w:rPr>
+        <w:t xml:space="preserve">SHORTEN</w:t>
+      </w:r>
+      <w:r>
+        <w:rPr>
+          <w:rFonts w:ascii="맑은 고딕" w:eastAsia="맑은 고딕" w:hAnsi="맑은 고딕" w:cs="맑은 고딕"/>
+          <w:sz w:val="22"/>
+          <w:szCs w:val="22"/>
+        </w:rPr>
+        <w:t xml:space="preserve">/</w:t>
+      </w:r>
+      <w:r>
+        <w:rPr>
+          <w:rFonts w:ascii="Consolas" w:eastAsia="맑은 고딕" w:hAnsi="Consolas" w:cs="Consolas"/>
+          <w:color w:val="1F4E79"/>
+          <w:sz w:val="21"/>
+          <w:szCs w:val="21"/>
+        </w:rPr>
+        <w:t xml:space="preserve">INDOOR</w:t>
+      </w:r>
+      <w:r>
+        <w:rPr>
+          <w:rFonts w:ascii="맑은 고딕" w:eastAsia="맑은 고딕" w:hAnsi="맑은 고딕" w:cs="맑은 고딕"/>
+          <w:sz w:val="22"/>
+          <w:szCs w:val="22"/>
+        </w:rPr>
+        <w:t xml:space="preserve">, CCTV </w:t>
+      </w:r>
+      <w:r>
+        <w:rPr>
+          <w:rFonts w:ascii="Consolas" w:eastAsia="맑은 고딕" w:hAnsi="Consolas" w:cs="Consolas"/>
+          <w:color w:val="1F4E79"/>
+          <w:sz w:val="21"/>
+          <w:szCs w:val="21"/>
+        </w:rPr>
         <w:t xml:space="preserve">INT_S06_006</w:t>
       </w:r>
       <w:r>
@@ -9519,6 +9191,36 @@
           <w:szCs w:val="22"/>
         </w:rPr>
         <w:t xml:space="preserve">는 이상행동 통계 참고만</w:t>
+      </w:r>
+    </w:p>
+    <w:p>
+      <w:pPr>
+        <w:widowControl/>
+        <w:tabs>
+          <w:tab w:val="left" w:pos="851"/>
+        </w:tabs>
+        <w:spacing w:before="0" w:after="16" w:line="256" w:lineRule="auto"/>
+        <w:ind w:left="851" w:right="0" w:hanging="284"/>
+        <w:jc w:val="left"/>
+      </w:pPr>
+      <w:r>
+        <w:rPr>
+          <w:rFonts w:ascii="맑은 고딕" w:eastAsia="맑은 고딕" w:hAnsi="맑은 고딕" w:cs="맑은 고딕"/>
+          <w:sz w:val="22"/>
+          <w:szCs w:val="22"/>
+        </w:rPr>
+        <w:t xml:space="preserve">-</w:t>
+      </w:r>
+      <w:r>
+        <w:tab/>
+      </w:r>
+      <w:r>
+        <w:rPr>
+          <w:rFonts w:ascii="맑은 고딕" w:eastAsia="맑은 고딕" w:hAnsi="맑은 고딕" w:cs="맑은 고딕"/>
+          <w:sz w:val="22"/>
+          <w:szCs w:val="22"/>
+        </w:rPr>
+        <w:t xml:space="preserve">웨어러블: HealthKit/WorkoutKit 운동부하 참고(비의료, MVP 제외)</w:t>
       </w:r>
     </w:p>
     <w:p>
@@ -10026,7 +9728,7 @@
           <w:sz w:val="22"/>
           <w:szCs w:val="22"/>
         </w:rPr>
-        <w:t xml:space="preserve">5~7단계: 회복 관문·시간 예산으로 변경 불가 상태 코드 확정 → LLM 설명·일정 → 페이스 카드·일정·주의 알림·지도 URL·기준시각 반환</w:t>
+        <w:t xml:space="preserve">5~7단계: 회복 관문·시간 예산으로 상태 코드 확정 → LLM 설명·일정 → PWA 결과 반환(위험 증상은 후보·LLM 일정 생성 생략, 아래 회복 관문 참조)</w:t>
       </w:r>
     </w:p>
     <w:p>
@@ -10068,31 +9770,17 @@
       <w:pPr>
         <w:keepNext/>
         <w:widowControl/>
-        <w:tabs>
-          <w:tab w:val="left" w:pos="567"/>
-        </w:tabs>
-        <w:spacing w:before="0" w:after="24" w:line="256" w:lineRule="auto"/>
-        <w:ind w:left="567" w:right="0" w:hanging="283"/>
-        <w:jc w:val="left"/>
-      </w:pPr>
-      <w:r>
-        <w:rPr>
-          <w:rFonts w:ascii="맑은 고딕" w:eastAsia="맑은 고딕" w:hAnsi="맑은 고딕" w:cs="맑은 고딕"/>
-          <w:sz w:val="22"/>
-          <w:szCs w:val="22"/>
-        </w:rPr>
-        <w:t xml:space="preserve">○</w:t>
-      </w:r>
-      <w:r>
-        <w:tab/>
-      </w:r>
-      <w:r>
-        <w:rPr>
-          <w:rFonts w:ascii="맑은 고딕" w:eastAsia="맑은 고딕" w:hAnsi="맑은 고딕" w:cs="맑은 고딕"/>
-          <w:sz w:val="22"/>
-          <w:szCs w:val="22"/>
-        </w:rPr>
-        <w:t xml:space="preserve">구성요소별 담당 업무와 하지 않는 일</w:t>
+        <w:spacing w:before="0" w:after="80" w:line="256" w:lineRule="auto"/>
+        <w:ind w:left="284" w:right="0"/>
+        <w:jc w:val="left"/>
+      </w:pPr>
+      <w:r>
+        <w:rPr>
+          <w:rFonts w:ascii="맑은 고딕" w:eastAsia="맑은 고딕" w:hAnsi="맑은 고딕" w:cs="맑은 고딕"/>
+          <w:sz w:val="22"/>
+          <w:szCs w:val="22"/>
+        </w:rPr>
+        <w:t xml:space="preserve">같은 입력 조건에서 관광 가능 여부와 취소 기준을 일관되게 적용하기 위해, 위험 증상·시간 예산·허용 장소의 판단은 결정 규칙에 맡기도록 설계한다. LLM은 확정된 결과와 제약 안에서 일정을 구성하고 변경 이유를 설명한다. 위험 증상이 입력되면 관광 일정 생성을 생략하며, LLM이 이 결정을 바꾸지 못하도록 한다.</w:t>
       </w:r>
     </w:p>
     <w:p>
@@ -10786,6 +10474,122 @@
           <w:sz w:val="22"/>
           <w:szCs w:val="22"/>
         </w:rPr>
+        <w:t xml:space="preserve">회복 버퍼·안전 여유는 대회·이동수단별 운영 설정값(시연은 각 30분)</w:t>
+      </w:r>
+    </w:p>
+    <w:p>
+      <w:pPr>
+        <w:widowControl/>
+        <w:tabs>
+          <w:tab w:val="left" w:pos="851"/>
+        </w:tabs>
+        <w:spacing w:before="0" w:after="16" w:line="256" w:lineRule="auto"/>
+        <w:ind w:left="851" w:right="0" w:hanging="284"/>
+        <w:jc w:val="left"/>
+      </w:pPr>
+      <w:r>
+        <w:rPr>
+          <w:rFonts w:ascii="맑은 고딕" w:eastAsia="맑은 고딕" w:hAnsi="맑은 고딕" w:cs="맑은 고딕"/>
+          <w:sz w:val="22"/>
+          <w:szCs w:val="22"/>
+        </w:rPr>
+        <w:t xml:space="preserve">-</w:t>
+      </w:r>
+      <w:r>
+        <w:tab/>
+      </w:r>
+      <w:r>
+        <w:rPr>
+          <w:rFonts w:ascii="Consolas" w:eastAsia="맑은 고딕" w:hAnsi="Consolas" w:cs="Consolas"/>
+          <w:color w:val="1F4E79"/>
+          <w:sz w:val="21"/>
+          <w:szCs w:val="21"/>
+        </w:rPr>
+        <w:t xml:space="preserve">cntPerc</w:t>
+      </w:r>
+      <w:r>
+        <w:rPr>
+          <w:rFonts w:ascii="맑은 고딕" w:eastAsia="맑은 고딕" w:hAnsi="맑은 고딕" w:cs="맑은 고딕"/>
+          <w:sz w:val="22"/>
+          <w:szCs w:val="22"/>
+        </w:rPr>
+        <w:t xml:space="preserve">·</w:t>
+      </w:r>
+      <w:r>
+        <w:rPr>
+          <w:rFonts w:ascii="Consolas" w:eastAsia="맑은 고딕" w:hAnsi="Consolas" w:cs="Consolas"/>
+          <w:color w:val="1F4E79"/>
+          <w:sz w:val="21"/>
+          <w:szCs w:val="21"/>
+        </w:rPr>
+        <w:t xml:space="preserve">hour</w:t>
+      </w:r>
+      <w:r>
+        <w:rPr>
+          <w:rFonts w:ascii="맑은 고딕" w:eastAsia="맑은 고딕" w:hAnsi="맑은 고딕" w:cs="맑은 고딕"/>
+          <w:sz w:val="22"/>
+          <w:szCs w:val="22"/>
+        </w:rPr>
+        <w:t xml:space="preserve">별 교통 여유 가산분(시연 설정: 하위/중위/상위 +0/+10/+20분)을 안전 여유에 더함 → 혼잡 상승 시 slack 감소, 도로별 ETA 환산 없음</w:t>
+      </w:r>
+    </w:p>
+    <w:p>
+      <w:pPr>
+        <w:widowControl/>
+        <w:tabs>
+          <w:tab w:val="left" w:pos="851"/>
+        </w:tabs>
+        <w:spacing w:before="0" w:after="16" w:line="256" w:lineRule="auto"/>
+        <w:ind w:left="851" w:right="0" w:hanging="284"/>
+        <w:jc w:val="left"/>
+      </w:pPr>
+      <w:r>
+        <w:rPr>
+          <w:rFonts w:ascii="맑은 고딕" w:eastAsia="맑은 고딕" w:hAnsi="맑은 고딕" w:cs="맑은 고딕"/>
+          <w:sz w:val="22"/>
+          <w:szCs w:val="22"/>
+        </w:rPr>
+        <w:t xml:space="preserve">-</w:t>
+      </w:r>
+      <w:r>
+        <w:tab/>
+      </w:r>
+      <w:r>
+        <w:rPr>
+          <w:rFonts w:ascii="맑은 고딕" w:eastAsia="맑은 고딕" w:hAnsi="맑은 고딕" w:cs="맑은 고딕"/>
+          <w:sz w:val="22"/>
+          <w:szCs w:val="22"/>
+        </w:rPr>
+        <w:t xml:space="preserve">자가 컨디션·보행 선호 → 회복 버퍼·최대 보행 시간·허용 장소 필터로 변환</w:t>
+      </w:r>
+    </w:p>
+    <w:p>
+      <w:pPr>
+        <w:widowControl/>
+        <w:tabs>
+          <w:tab w:val="left" w:pos="851"/>
+        </w:tabs>
+        <w:spacing w:before="0" w:after="16" w:line="256" w:lineRule="auto"/>
+        <w:ind w:left="851" w:right="0" w:hanging="284"/>
+        <w:jc w:val="left"/>
+      </w:pPr>
+      <w:r>
+        <w:rPr>
+          <w:rFonts w:ascii="맑은 고딕" w:eastAsia="맑은 고딕" w:hAnsi="맑은 고딕" w:cs="맑은 고딕"/>
+          <w:sz w:val="22"/>
+          <w:szCs w:val="22"/>
+        </w:rPr>
+        <w:t xml:space="preserve">-</w:t>
+      </w:r>
+      <w:r>
+        <w:tab/>
+      </w:r>
+      <w:r>
+        <w:rPr>
+          <w:rFonts w:ascii="맑은 고딕" w:eastAsia="맑은 고딕" w:hAnsi="맑은 고딕" w:cs="맑은 고딕"/>
+          <w:sz w:val="22"/>
+          <w:szCs w:val="22"/>
+        </w:rPr>
         <w:t xml:space="preserve">예: 시연 </w:t>
       </w:r>
       <w:r>
@@ -10970,7 +10774,7 @@
           <w:sz w:val="22"/>
           <w:szCs w:val="22"/>
         </w:rPr>
-        <w:t xml:space="preserve"> 축소, </w:t>
+        <w:t xml:space="preserve"> 축소, 관광이 가능한 경우 결정 상태를 </w:t>
       </w:r>
       <w:r>
         <w:rPr>
@@ -11021,7 +10825,7 @@
           <w:sz w:val="22"/>
           <w:szCs w:val="22"/>
         </w:rPr>
-        <w:t xml:space="preserve"> 제한</w:t>
+        <w:t xml:space="preserve">로 제한</w:t>
       </w:r>
     </w:p>
     <w:p>
@@ -11124,7 +10928,7 @@
           <w:sz w:val="22"/>
           <w:szCs w:val="22"/>
         </w:rPr>
-        <w:t xml:space="preserve">LLM 입출력 경계: 원본 건강·위치 이력 대신 파생 상태·산출 수치만 입력</w:t>
+        <w:t xml:space="preserve">일정·설명 생성용 LLM 입력: 원본 건강·위치 이력은 제외하고 파생 상태·계산 결과·허용 장소 전달</w:t>
       </w:r>
     </w:p>
     <w:p>
@@ -11458,7 +11262,6 @@
     </w:p>
     <w:p>
       <w:pPr>
-        <w:keepNext/>
         <w:widowControl/>
         <w:tabs>
           <w:tab w:val="left" w:pos="851"/>
@@ -11484,7 +11287,38 @@
           <w:sz w:val="22"/>
           <w:szCs w:val="22"/>
         </w:rPr>
-        <w:t xml:space="preserve">추출 실패·모호·사용자 수정 시: 종목·목표기록·복귀 마감·이동수단을 폼 항목으로 직접 입력, LLM 없이 저장</w:t>
+        <w:t xml:space="preserve">자연어 “14시까지 대회장 주차장 복귀”에서 LLM이 복귀 지점·마감 추출, 결정 규칙이 방문 가능 여부 판단</w:t>
+      </w:r>
+    </w:p>
+    <w:p>
+      <w:pPr>
+        <w:keepNext/>
+        <w:widowControl/>
+        <w:tabs>
+          <w:tab w:val="left" w:pos="851"/>
+        </w:tabs>
+        <w:spacing w:before="0" w:after="16" w:line="256" w:lineRule="auto"/>
+        <w:ind w:left="851" w:right="0" w:hanging="284"/>
+        <w:jc w:val="left"/>
+      </w:pPr>
+      <w:r>
+        <w:rPr>
+          <w:rFonts w:ascii="맑은 고딕" w:eastAsia="맑은 고딕" w:hAnsi="맑은 고딕" w:cs="맑은 고딕"/>
+          <w:sz w:val="22"/>
+          <w:szCs w:val="22"/>
+        </w:rPr>
+        <w:t xml:space="preserve">-</w:t>
+      </w:r>
+      <w:r>
+        <w:tab/>
+      </w:r>
+      <w:r>
+        <w:rPr>
+          <w:rFonts w:ascii="맑은 고딕" w:eastAsia="맑은 고딕" w:hAnsi="맑은 고딕" w:cs="맑은 고딕"/>
+          <w:sz w:val="22"/>
+          <w:szCs w:val="22"/>
+        </w:rPr>
+        <w:t xml:space="preserve">추출 실패·모호한 결과·사용자 수정 시: 복귀 지점·마감·보행 선호를 폼 항목에 직접 입력하거나 수정하고 LLM 없이 저장</w:t>
       </w:r>
     </w:p>
     <w:p>
@@ -11726,7 +11560,7 @@
           <w:sz w:val="22"/>
           <w:szCs w:val="22"/>
         </w:rPr>
-        <w:t xml:space="preserve">질의응답: ‘호미곶은 왜 빠졌나요’ 등 후속 질문에 허용 장소·제약 안에서만 답변</w:t>
+        <w:t xml:space="preserve">질의응답: ‘호미곶은 왜 빠졌나요’ 등 후속 질문에 확인된 제외 이유·제약을 근거로 답변, 허용 장소 밖의 새 추천 금지</w:t>
       </w:r>
     </w:p>
     <w:p>
@@ -11756,7 +11590,7 @@
           <w:sz w:val="22"/>
           <w:szCs w:val="22"/>
         </w:rPr>
-        <w:t xml:space="preserve">가드레일 5가지: 상태 코드 변경 금지, 관측 시각 포함, 비의료 문구(5절), 허용 장소 외 언급 금지, 수치는 입력값만</w:t>
+        <w:t xml:space="preserve">가드레일 5가지: 상태 코드 변경 금지, 관측 시각 포함, 비의료 문구(5절), 허용 장소 외 추천 금지, 수치는 입력값만</w:t>
       </w:r>
     </w:p>
     <w:p>
@@ -12603,7 +12437,7 @@
           <w:sz w:val="22"/>
           <w:szCs w:val="22"/>
         </w:rPr>
-        <w:t xml:space="preserve">(실제기록·피로도·위험 증상) / </w:t>
+        <w:t xml:space="preserve">(실제기록·컨디션 상태 코드, 위험 증상 원문 미저장) / </w:t>
       </w:r>
       <w:r>
         <w:rPr>
@@ -12711,7 +12545,7 @@
           <w:sz w:val="22"/>
           <w:szCs w:val="22"/>
         </w:rPr>
-        <w:t xml:space="preserve">장애·대체 정책: 데이터가 끊겨도 결정과 설명은 멈추지 않음</w:t>
+        <w:t xml:space="preserve">장애·대체 정책: 대체 정보와 한계를 표시하고, 시간 계산이 불가하면 일정 보류</w:t>
       </w:r>
     </w:p>
     <w:p>
@@ -13095,7 +12929,7 @@
                 <w:sz w:val="19"/>
                 <w:szCs w:val="19"/>
               </w:rPr>
-              <w:t xml:space="preserve"> 표시 후 판단 제외, 보수적 기본값 적용</w:t>
+              <w:t xml:space="preserve"> 표시 후 판단 제외, 데이터별 대체 정책 적용</w:t>
             </w:r>
           </w:p>
         </w:tc>
@@ -13372,7 +13206,7 @@
           <w:sz w:val="22"/>
           <w:szCs w:val="22"/>
         </w:rPr>
-        <w:t xml:space="preserve">판단 제외 원칙: 경로 시간·정적 버퍼가 모두 없으면 확정 일정 보류(</w:t>
+        <w:t xml:space="preserve">일정 보류 원칙: 경로 ETA·캐시·등록된 정적 이동 버퍼를 모두 사용할 수 없으면 </w:t>
       </w:r>
       <w:r>
         <w:rPr>
@@ -13382,14 +13216,6 @@
           <w:szCs w:val="21"/>
         </w:rPr>
         <w:t xml:space="preserve">CANCEL</w:t>
-      </w:r>
-      <w:r>
-        <w:rPr>
-          <w:rFonts w:ascii="맑은 고딕" w:eastAsia="맑은 고딕" w:hAnsi="맑은 고딕" w:cs="맑은 고딕"/>
-          <w:sz w:val="22"/>
-          <w:szCs w:val="22"/>
-        </w:rPr>
-        <w:t xml:space="preserve">)</w:t>
       </w:r>
     </w:p>
     <w:p>
@@ -13436,7 +13262,7 @@
           <w:sz w:val="22"/>
           <w:szCs w:val="22"/>
         </w:rPr>
-        <w:t xml:space="preserve"> 관측은 표시 후 판단 제외 → 보수적 기본값(교통은 정적 여유, 대기·기상은 </w:t>
+        <w:t xml:space="preserve"> 관측은 표시 후 판단 제외 → 교통은 정적 여유 적용, 대기·기상은 </w:t>
       </w:r>
       <w:r>
         <w:rPr>
@@ -13453,7 +13279,7 @@
           <w:sz w:val="22"/>
           <w:szCs w:val="22"/>
         </w:rPr>
-        <w:t xml:space="preserve"> 입력 제외), 대체는 </w:t>
+        <w:t xml:space="preserve"> 입력에서 제외(환경 판단 한계 표시), 대체는 </w:t>
       </w:r>
       <w:r>
         <w:rPr>
@@ -13505,7 +13331,137 @@
           <w:sz w:val="22"/>
           <w:szCs w:val="22"/>
         </w:rPr>
-        <w:t xml:space="preserve">기술 스택(예정)·3주 일정(9.21~10.12): 1주차 실호출 검증으로 위험 조기 해소</w:t>
+        <w:t xml:space="preserve">준비 상태와 연동 검증 계획: 설계·API 명세 초안 완료</w:t>
+      </w:r>
+    </w:p>
+    <w:p>
+      <w:pPr>
+        <w:widowControl/>
+        <w:tabs>
+          <w:tab w:val="left" w:pos="567"/>
+        </w:tabs>
+        <w:spacing w:before="0" w:after="24" w:line="256" w:lineRule="auto"/>
+        <w:ind w:left="567" w:right="0" w:hanging="283"/>
+        <w:jc w:val="left"/>
+      </w:pPr>
+      <w:r>
+        <w:rPr>
+          <w:rFonts w:ascii="맑은 고딕" w:eastAsia="맑은 고딕" w:hAnsi="맑은 고딕" w:cs="맑은 고딕"/>
+          <w:sz w:val="22"/>
+          <w:szCs w:val="22"/>
+        </w:rPr>
+        <w:t xml:space="preserve">○</w:t>
+      </w:r>
+      <w:r>
+        <w:tab/>
+      </w:r>
+      <w:r>
+        <w:rPr>
+          <w:rFonts w:ascii="맑은 고딕" w:eastAsia="맑은 고딕" w:hAnsi="맑은 고딕" w:cs="맑은 고딕"/>
+          <w:sz w:val="22"/>
+          <w:szCs w:val="22"/>
+        </w:rPr>
+        <w:t xml:space="preserve">외부 API </w:t>
+      </w:r>
+      <w:r>
+        <w:rPr>
+          <w:rFonts w:ascii="맑은 고딕" w:eastAsia="맑은 고딕" w:hAnsi="맑은 고딕" w:cs="맑은 고딕"/>
+          <w:b/>
+          <w:bCs/>
+          <w:sz w:val="22"/>
+          <w:szCs w:val="22"/>
+        </w:rPr>
+        <w:t xml:space="preserve">실호출</w:t>
+      </w:r>
+      <w:r>
+        <w:rPr>
+          <w:rFonts w:ascii="맑은 고딕" w:eastAsia="맑은 고딕" w:hAnsi="맑은 고딕" w:cs="맑은 고딕"/>
+          <w:sz w:val="22"/>
+          <w:szCs w:val="22"/>
+        </w:rPr>
+        <w:t xml:space="preserve">은 현재 미검증 → 1주차에 E-UM 2종 실응답·장비 </w:t>
+      </w:r>
+      <w:r>
+        <w:rPr>
+          <w:rFonts w:ascii="Consolas" w:eastAsia="맑은 고딕" w:hAnsi="Consolas" w:cs="Consolas"/>
+          <w:color w:val="1F4E79"/>
+          <w:sz w:val="21"/>
+          <w:szCs w:val="21"/>
+        </w:rPr>
+        <w:t xml:space="preserve">id</w:t>
+      </w:r>
+      <w:r>
+        <w:rPr>
+          <w:rFonts w:ascii="맑은 고딕" w:eastAsia="맑은 고딕" w:hAnsi="맑은 고딕" w:cs="맑은 고딕"/>
+          <w:sz w:val="22"/>
+          <w:szCs w:val="22"/>
+        </w:rPr>
+        <w:t xml:space="preserve">·단위와 Kakao 경로 검증 예정</w:t>
+      </w:r>
+    </w:p>
+    <w:p>
+      <w:pPr>
+        <w:widowControl/>
+        <w:tabs>
+          <w:tab w:val="left" w:pos="851"/>
+        </w:tabs>
+        <w:spacing w:before="0" w:after="16" w:line="256" w:lineRule="auto"/>
+        <w:ind w:left="851" w:right="0" w:hanging="284"/>
+        <w:jc w:val="left"/>
+      </w:pPr>
+      <w:r>
+        <w:rPr>
+          <w:rFonts w:ascii="맑은 고딕" w:eastAsia="맑은 고딕" w:hAnsi="맑은 고딕" w:cs="맑은 고딕"/>
+          <w:sz w:val="22"/>
+          <w:szCs w:val="22"/>
+        </w:rPr>
+        <w:t xml:space="preserve">-</w:t>
+      </w:r>
+      <w:r>
+        <w:tab/>
+      </w:r>
+      <w:r>
+        <w:rPr>
+          <w:rFonts w:ascii="맑은 고딕" w:eastAsia="맑은 고딕" w:hAnsi="맑은 고딕" w:cs="맑은 고딕"/>
+          <w:sz w:val="22"/>
+          <w:szCs w:val="22"/>
+        </w:rPr>
+        <w:t xml:space="preserve">E-UM 이용 신청: 기존 계정에서 활용분야 관광·목적 학술/연구로 9.18 직후 신청(현재 승인 전)</w:t>
+      </w:r>
+    </w:p>
+    <w:p>
+      <w:pPr>
+        <w:keepNext/>
+        <w:widowControl/>
+        <w:tabs>
+          <w:tab w:val="left" w:pos="284"/>
+        </w:tabs>
+        <w:spacing w:before="120" w:after="30" w:line="256" w:lineRule="auto"/>
+        <w:ind w:left="284" w:right="0" w:hanging="284"/>
+        <w:jc w:val="left"/>
+      </w:pPr>
+      <w:r>
+        <w:rPr>
+          <w:rFonts w:ascii="맑은 고딕" w:eastAsia="맑은 고딕" w:hAnsi="맑은 고딕" w:cs="맑은 고딕"/>
+          <w:b/>
+          <w:bCs/>
+          <w:sz w:val="22"/>
+          <w:szCs w:val="22"/>
+        </w:rPr>
+        <w:t xml:space="preserve">□</w:t>
+      </w:r>
+      <w:r>
+        <w:tab/>
+      </w:r>
+      <w:r>
+        <w:rPr>
+          <w:rFonts w:ascii="맑은 고딕" w:eastAsia="맑은 고딕" w:hAnsi="맑은 고딕" w:cs="맑은 고딕"/>
+          <w:b/>
+          <w:bCs/>
+          <w:sz w:val="22"/>
+          <w:szCs w:val="22"/>
+        </w:rPr>
+        <w:t xml:space="preserve">기술 스택(예정)·3주 일정(9.21~10.12): 1주차 실호출로 연동 가능 여부 확인</w:t>
       </w:r>
     </w:p>
     <w:p>
@@ -13868,7 +13824,7 @@
                 <w:sz w:val="19"/>
                 <w:szCs w:val="19"/>
               </w:rPr>
-              <w:t xml:space="preserve">팀 통제: 공통 형식·mock 계약 고정 / 키 승인 시: E-UM 2종 HTTP 200·기대 필드, 장비 </w:t>
+              <w:t xml:space="preserve">팀 자체 완료: 공통 형식·mock 계약 고정 / 키 승인 후 검증: E-UM 2종 HTTP 200·기대 필드, 장비 </w:t>
             </w:r>
             <w:r>
               <w:rPr>
@@ -14439,7 +14395,7 @@
           <w:sz w:val="22"/>
           <w:szCs w:val="22"/>
         </w:rPr>
-        <w:t xml:space="preserve">LLM 가드레일 테스트 4종: 허용 외 장소 주입 / 금지 표현(‘탈수 진단’ 등) / 필수 키 누락 / 입력에 없는 수치 → 모두 템플릿 전환·결정 상태 불변 확인</w:t>
+        <w:t xml:space="preserve">LLM 가드레일 테스트 4종: 허용 외 장소 추천 / 금지 표현(‘탈수 진단’ 등) / 필수 키 누락 / 입력에 없는 수치 → 모두 템플릿 전환·결정 상태 불변 확인</w:t>
       </w:r>
     </w:p>
     <w:p>
@@ -14469,7 +14425,37 @@
           <w:sz w:val="22"/>
           <w:szCs w:val="22"/>
         </w:rPr>
-        <w:t xml:space="preserve">사용성 검증: 러너 5명 과업 테스트 — 입력 이해도(추출 무수정)·결과 이해도(결정 이유·복귀 시각)·과업 완료</w:t>
+        <w:t xml:space="preserve">사용성 검증: 러너 5명 과업 테스트로 입력 이해도(추출 결과 수정 여부)·결과 이해도(결정 이유·복귀 시각)·과업 완료 여부 확인</w:t>
+      </w:r>
+    </w:p>
+    <w:p>
+      <w:pPr>
+        <w:widowControl/>
+        <w:tabs>
+          <w:tab w:val="left" w:pos="851"/>
+        </w:tabs>
+        <w:spacing w:before="0" w:after="16" w:line="256" w:lineRule="auto"/>
+        <w:ind w:left="851" w:right="0" w:hanging="284"/>
+        <w:jc w:val="left"/>
+      </w:pPr>
+      <w:r>
+        <w:rPr>
+          <w:rFonts w:ascii="맑은 고딕" w:eastAsia="맑은 고딕" w:hAnsi="맑은 고딕" w:cs="맑은 고딕"/>
+          <w:sz w:val="22"/>
+          <w:szCs w:val="22"/>
+        </w:rPr>
+        <w:t xml:space="preserve">-</w:t>
+      </w:r>
+      <w:r>
+        <w:tab/>
+      </w:r>
+      <w:r>
+        <w:rPr>
+          <w:rFonts w:ascii="맑은 고딕" w:eastAsia="맑은 고딕" w:hAnsi="맑은 고딕" w:cs="맑은 고딕"/>
+          <w:sz w:val="22"/>
+          <w:szCs w:val="22"/>
+        </w:rPr>
+        <w:t xml:space="preserve">탐색 지표: 접속→계획 저장률, 저장→재계산율, 추천 확인→길찾기 실행률(본선 시연·러너 5명 사용성 검증)</w:t>
       </w:r>
     </w:p>
     <w:p>
@@ -14559,7 +14545,7 @@
           <w:sz w:val="22"/>
           <w:szCs w:val="22"/>
         </w:rPr>
-        <w:t xml:space="preserve">사용자(러너·동반자) 관점: 완주 후 재계산 부담을 결정 1개로 대체</w:t>
+        <w:t xml:space="preserve">사용자(러너·동반자) 관점: 다음 행동 1개를 제시해 완주 후 계획 부담 완화</w:t>
       </w:r>
     </w:p>
     <w:p>
@@ -14589,7 +14575,7 @@
           <w:sz w:val="22"/>
           <w:szCs w:val="22"/>
         </w:rPr>
-        <w:t xml:space="preserve">교통·운영시간·복귀 마감을 따로 맞추는 대신 </w:t>
+        <w:t xml:space="preserve">계획 부담 완화: 교통·운영시간·복귀 마감을 따로 대조하지 않고 </w:t>
       </w:r>
       <w:r>
         <w:rPr>
@@ -14637,7 +14623,25 @@
           <w:sz w:val="22"/>
           <w:szCs w:val="22"/>
         </w:rPr>
-        <w:t xml:space="preserve">복귀 마감을 넘기는 일정은 추천에서 사전 배제, 관광 중 버튼 1회 재계산</w:t>
+        <w:t xml:space="preserve">완주자: 이동시간·시간 예산·환경 관측을 기준시각과 함께 확인해 </w:t>
+      </w:r>
+      <w:r>
+        <w:rPr>
+          <w:rFonts w:ascii="맑은 고딕" w:eastAsia="맑은 고딕" w:hAnsi="맑은 고딕" w:cs="맑은 고딕"/>
+          <w:b/>
+          <w:bCs/>
+          <w:sz w:val="22"/>
+          <w:szCs w:val="22"/>
+        </w:rPr>
+        <w:t xml:space="preserve">구룡포 이동 시작</w:t>
+      </w:r>
+      <w:r>
+        <w:rPr>
+          <w:rFonts w:ascii="맑은 고딕" w:eastAsia="맑은 고딕" w:hAnsi="맑은 고딕" w:cs="맑은 고딕"/>
+          <w:sz w:val="22"/>
+          <w:szCs w:val="22"/>
+        </w:rPr>
+        <w:t xml:space="preserve"> 여부 판단</w:t>
       </w:r>
     </w:p>
     <w:p>
@@ -14667,7 +14671,7 @@
           <w:sz w:val="22"/>
           <w:szCs w:val="22"/>
         </w:rPr>
-        <w:t xml:space="preserve">위험 증상 입력 시 관광 생성 중단·현장 의료지원 안내(의료 진단·안전 보장 아님)</w:t>
+        <w:t xml:space="preserve">복귀 일정 관리 지원: 마감에 맞지 않는 추천을 사전 배제하고, 관광 중 버튼 1회 재계산으로 변경 조건 반영</w:t>
       </w:r>
     </w:p>
     <w:p>
@@ -14697,7 +14701,7 @@
           <w:sz w:val="22"/>
           <w:szCs w:val="22"/>
         </w:rPr>
-        <w:t xml:space="preserve">설치·웨어러블 없는 QR 접속 PWA(모바일 웹) → 대회 전 페이스 카드부터 제공</w:t>
+        <w:t xml:space="preserve">위험 증상 대응 지원: 관광을 중단하고 현장 의료지원을 찾도록 안내(의료 진단·안전 보장 아님)</w:t>
       </w:r>
     </w:p>
     <w:p>
@@ -14727,7 +14731,37 @@
           <w:sz w:val="22"/>
           <w:szCs w:val="22"/>
         </w:rPr>
-        <w:t xml:space="preserve">동반 가족·크루(확장): 예상 완주 시각·일정 공유 → 러너 피로로 전원 귀가하는 상황을 저강도 공동 일정으로 전환</w:t>
+        <w:t xml:space="preserve">접근 부담 완화: QR로 접속하는 PWA(모바일 웹)에서 설치·웨어러블 없이 대회 전 페이스 카드부터 이용</w:t>
+      </w:r>
+    </w:p>
+    <w:p>
+      <w:pPr>
+        <w:widowControl/>
+        <w:tabs>
+          <w:tab w:val="left" w:pos="567"/>
+        </w:tabs>
+        <w:spacing w:before="0" w:after="24" w:line="256" w:lineRule="auto"/>
+        <w:ind w:left="567" w:right="0" w:hanging="283"/>
+        <w:jc w:val="left"/>
+      </w:pPr>
+      <w:r>
+        <w:rPr>
+          <w:rFonts w:ascii="맑은 고딕" w:eastAsia="맑은 고딕" w:hAnsi="맑은 고딕" w:cs="맑은 고딕"/>
+          <w:sz w:val="22"/>
+          <w:szCs w:val="22"/>
+        </w:rPr>
+        <w:t xml:space="preserve">○</w:t>
+      </w:r>
+      <w:r>
+        <w:tab/>
+      </w:r>
+      <w:r>
+        <w:rPr>
+          <w:rFonts w:ascii="맑은 고딕" w:eastAsia="맑은 고딕" w:hAnsi="맑은 고딕" w:cs="맑은 고딕"/>
+          <w:sz w:val="22"/>
+          <w:szCs w:val="22"/>
+        </w:rPr>
+        <w:t xml:space="preserve">동반 가족·크루의 일정 조율 지원(확장): 예상 완주 시각·일정을 공유하고, 러너가 피로할 때 함께 이용할 저강도 일정 제안</w:t>
       </w:r>
     </w:p>
     <w:p>
@@ -14762,7 +14796,7 @@
           <w:sz w:val="22"/>
           <w:szCs w:val="22"/>
         </w:rPr>
-        <w:t xml:space="preserve">지역사회 관점: E-UM 관측으로 완주자를 남부 관광권 체류로 연결</w:t>
+        <w:t xml:space="preserve">지역사회 관점: E-UM 관측을 활용한 구룡포·호미곶 방문 지원</w:t>
       </w:r>
     </w:p>
     <w:p>
@@ -14792,7 +14826,7 @@
           <w:sz w:val="22"/>
           <w:szCs w:val="22"/>
         </w:rPr>
-        <w:t xml:space="preserve">완주자: 이동시간·시간 예산·환경 관측을 관측 시각과 함께 제시 → 불확실성 축소, </w:t>
+        <w:t xml:space="preserve">구룡포·호미곶 상권: </w:t>
       </w:r>
       <w:r>
         <w:rPr>
@@ -14802,15 +14836,15 @@
           <w:sz w:val="22"/>
           <w:szCs w:val="22"/>
         </w:rPr>
-        <w:t xml:space="preserve">구룡포 이동 시작</w:t>
-      </w:r>
-      <w:r>
-        <w:rPr>
-          <w:rFonts w:ascii="맑은 고딕" w:eastAsia="맑은 고딕" w:hAnsi="맑은 고딕" w:cs="맑은 고딕"/>
-          <w:sz w:val="22"/>
-          <w:szCs w:val="22"/>
-        </w:rPr>
-        <w:t xml:space="preserve"> 유도</w:t>
+        <w:t xml:space="preserve">등록 운영시간</w:t>
+      </w:r>
+      <w:r>
+        <w:rPr>
+          <w:rFonts w:ascii="맑은 고딕" w:eastAsia="맑은 고딕" w:hAnsi="맑은 고딕" w:cs="맑은 고딕"/>
+          <w:sz w:val="22"/>
+          <w:szCs w:val="22"/>
+        </w:rPr>
+        <w:t xml:space="preserve">에 맞는 방문 일정을 제안해 실제 이용으로 연결할 기회 확대 기대(휴무·마감 임박 제외, 당일 영업 미보장)</w:t>
       </w:r>
     </w:p>
     <w:p>
@@ -14840,89 +14874,7 @@
           <w:sz w:val="22"/>
           <w:szCs w:val="22"/>
         </w:rPr>
-        <w:t xml:space="preserve">구룡포·호미곶 상인: TourAPI </w:t>
-      </w:r>
-      <w:r>
-        <w:rPr>
-          <w:rFonts w:ascii="Consolas" w:eastAsia="맑은 고딕" w:hAnsi="Consolas" w:cs="Consolas"/>
-          <w:color w:val="1F4E79"/>
-          <w:sz w:val="21"/>
-          <w:szCs w:val="21"/>
-        </w:rPr>
-        <w:t xml:space="preserve">detailIntro2</w:t>
-      </w:r>
-      <w:r>
-        <w:rPr>
-          <w:rFonts w:ascii="맑은 고딕" w:eastAsia="맑은 고딕" w:hAnsi="맑은 고딕" w:cs="맑은 고딕"/>
-          <w:sz w:val="22"/>
-          <w:szCs w:val="22"/>
-        </w:rPr>
-        <w:t xml:space="preserve"> </w:t>
-      </w:r>
-      <w:r>
-        <w:rPr>
-          <w:rFonts w:ascii="맑은 고딕" w:eastAsia="맑은 고딕" w:hAnsi="맑은 고딕" w:cs="맑은 고딕"/>
-          <w:b/>
-          <w:bCs/>
-          <w:sz w:val="22"/>
-          <w:szCs w:val="22"/>
-        </w:rPr>
-        <w:t xml:space="preserve">등록 운영시간</w:t>
-      </w:r>
-      <w:r>
-        <w:rPr>
-          <w:rFonts w:ascii="맑은 고딕" w:eastAsia="맑은 고딕" w:hAnsi="맑은 고딕" w:cs="맑은 고딕"/>
-          <w:sz w:val="22"/>
-          <w:szCs w:val="22"/>
-        </w:rPr>
-        <w:t xml:space="preserve"> 내 도착 가능 장소만 순서화(휴무·마감 임박 제외, 당일 영업 미보장) → 헛걸음 감소</w:t>
-      </w:r>
-    </w:p>
-    <w:p>
-      <w:pPr>
-        <w:widowControl/>
-        <w:tabs>
-          <w:tab w:val="left" w:pos="851"/>
-        </w:tabs>
-        <w:spacing w:before="0" w:after="16" w:line="256" w:lineRule="auto"/>
-        <w:ind w:left="851" w:right="0" w:hanging="284"/>
-        <w:jc w:val="left"/>
-      </w:pPr>
-      <w:r>
-        <w:rPr>
-          <w:rFonts w:ascii="맑은 고딕" w:eastAsia="맑은 고딕" w:hAnsi="맑은 고딕" w:cs="맑은 고딕"/>
-          <w:sz w:val="22"/>
-          <w:szCs w:val="22"/>
-        </w:rPr>
-        <w:t xml:space="preserve">-</w:t>
-      </w:r>
-      <w:r>
-        <w:tab/>
-      </w:r>
-      <w:r>
-        <w:rPr>
-          <w:rFonts w:ascii="맑은 고딕" w:eastAsia="맑은 고딕" w:hAnsi="맑은 고딕" w:cs="맑은 고딕"/>
-          <w:sz w:val="22"/>
-          <w:szCs w:val="22"/>
-        </w:rPr>
-        <w:t xml:space="preserve">지역 행사 기간: </w:t>
-      </w:r>
-      <w:r>
-        <w:rPr>
-          <w:rFonts w:ascii="Consolas" w:eastAsia="맑은 고딕" w:hAnsi="Consolas" w:cs="Consolas"/>
-          <w:color w:val="1F4E79"/>
-          <w:sz w:val="21"/>
-          <w:szCs w:val="21"/>
-        </w:rPr>
-        <w:t xml:space="preserve">searchFestival2</w:t>
-      </w:r>
-      <w:r>
-        <w:rPr>
-          <w:rFonts w:ascii="맑은 고딕" w:eastAsia="맑은 고딕" w:hAnsi="맑은 고딕" w:cs="맑은 고딕"/>
-          <w:sz w:val="22"/>
-          <w:szCs w:val="22"/>
-        </w:rPr>
-        <w:t xml:space="preserve"> 행사 정보를 후보에 포함해 행사장 방문 연결(E-UM 화면 행사 정보는 공개 API 확인 전까지 참고용)</w:t>
+        <w:t xml:space="preserve">지역 행사: 방문 가능한 행사 정보를 관광 일정과 연결해 행사장 방문 기회 확대 기대(E-UM 화면 행사 정보는 공개 API 확인 전까지 참고용)</w:t>
       </w:r>
     </w:p>
     <w:p>
@@ -14952,105 +14904,7 @@
           <w:sz w:val="22"/>
           <w:szCs w:val="22"/>
         </w:rPr>
-        <w:t xml:space="preserve">행사 운영자: 회복 버퍼·혼잡률 기반 개인별 </w:t>
-      </w:r>
-      <w:r>
-        <w:rPr>
-          <w:rFonts w:ascii="Consolas" w:eastAsia="맑은 고딕" w:hAnsi="Consolas" w:cs="Consolas"/>
-          <w:color w:val="1F4E79"/>
-          <w:sz w:val="21"/>
-          <w:szCs w:val="21"/>
-        </w:rPr>
-        <w:t xml:space="preserve">DELAY</w:t>
-      </w:r>
-      <w:r>
-        <w:rPr>
-          <w:rFonts w:ascii="맑은 고딕" w:eastAsia="맑은 고딕" w:hAnsi="맑은 고딕" w:cs="맑은 고딕"/>
-          <w:sz w:val="22"/>
-          <w:szCs w:val="22"/>
-        </w:rPr>
-        <w:t xml:space="preserve"> 출발 시각 → 완주 직후 일제 출발 완화 여부를 익명 집계로 확인(가설)</w:t>
-      </w:r>
-    </w:p>
-    <w:p>
-      <w:pPr>
-        <w:widowControl/>
-        <w:tabs>
-          <w:tab w:val="left" w:pos="567"/>
-        </w:tabs>
-        <w:spacing w:before="0" w:after="24" w:line="256" w:lineRule="auto"/>
-        <w:ind w:left="567" w:right="0" w:hanging="283"/>
-        <w:jc w:val="left"/>
-      </w:pPr>
-      <w:r>
-        <w:rPr>
-          <w:rFonts w:ascii="맑은 고딕" w:eastAsia="맑은 고딕" w:hAnsi="맑은 고딕" w:cs="맑은 고딕"/>
-          <w:sz w:val="22"/>
-          <w:szCs w:val="22"/>
-        </w:rPr>
-        <w:t xml:space="preserve">○</w:t>
-      </w:r>
-      <w:r>
-        <w:tab/>
-      </w:r>
-      <w:r>
-        <w:rPr>
-          <w:rFonts w:ascii="맑은 고딕" w:eastAsia="맑은 고딕" w:hAnsi="맑은 고딕" w:cs="맑은 고딕"/>
-          <w:sz w:val="22"/>
-          <w:szCs w:val="22"/>
-        </w:rPr>
-        <w:t xml:space="preserve">안전한 방문: 강수·대기·피로 → </w:t>
-      </w:r>
-      <w:r>
-        <w:rPr>
-          <w:rFonts w:ascii="Consolas" w:eastAsia="맑은 고딕" w:hAnsi="Consolas" w:cs="Consolas"/>
-          <w:color w:val="1F4E79"/>
-          <w:sz w:val="21"/>
-          <w:szCs w:val="21"/>
-        </w:rPr>
-        <w:t xml:space="preserve">INDOOR</w:t>
-      </w:r>
-      <w:r>
-        <w:rPr>
-          <w:rFonts w:ascii="맑은 고딕" w:eastAsia="맑은 고딕" w:hAnsi="맑은 고딕" w:cs="맑은 고딕"/>
-          <w:sz w:val="22"/>
-          <w:szCs w:val="22"/>
-        </w:rPr>
-        <w:t xml:space="preserve">, 최소 일정 불가 → </w:t>
-      </w:r>
-      <w:r>
-        <w:rPr>
-          <w:rFonts w:ascii="Consolas" w:eastAsia="맑은 고딕" w:hAnsi="Consolas" w:cs="Consolas"/>
-          <w:color w:val="1F4E79"/>
-          <w:sz w:val="21"/>
-          <w:szCs w:val="21"/>
-        </w:rPr>
-        <w:t xml:space="preserve">CANCEL</w:t>
-      </w:r>
-      <w:r>
-        <w:rPr>
-          <w:rFonts w:ascii="맑은 고딕" w:eastAsia="맑은 고딕" w:hAnsi="맑은 고딕" w:cs="맑은 고딕"/>
-          <w:sz w:val="22"/>
-          <w:szCs w:val="22"/>
-        </w:rPr>
-        <w:t xml:space="preserve">, 위험 증상 → </w:t>
-      </w:r>
-      <w:r>
-        <w:rPr>
-          <w:rFonts w:ascii="Consolas" w:eastAsia="맑은 고딕" w:hAnsi="Consolas" w:cs="Consolas"/>
-          <w:color w:val="1F4E79"/>
-          <w:sz w:val="21"/>
-          <w:szCs w:val="21"/>
-        </w:rPr>
-        <w:t xml:space="preserve">MEDICAL_FIRST</w:t>
-      </w:r>
-      <w:r>
-        <w:rPr>
-          <w:rFonts w:ascii="맑은 고딕" w:eastAsia="맑은 고딕" w:hAnsi="맑은 고딕" w:cs="맑은 고딕"/>
-          <w:sz w:val="22"/>
-          <w:szCs w:val="22"/>
-        </w:rPr>
-        <w:t xml:space="preserve">로 무리한 해안 방문 억제</w:t>
+        <w:t xml:space="preserve">행사 운영자: 개인별 권장 출발 시각 안내에 따른 완주 직후 일제 출발 완화 여부를 익명 집계로 확인(가설)</w:t>
       </w:r>
     </w:p>
     <w:p>
@@ -15085,37 +14939,75 @@
           <w:sz w:val="22"/>
           <w:szCs w:val="22"/>
         </w:rPr>
-        <w:t xml:space="preserve">성과지표: 획득→의향→판단→행동→방문→체류→운영 7단계 퍼널 KPI</w:t>
-      </w:r>
-    </w:p>
-    <w:p>
-      <w:pPr>
-        <w:widowControl/>
-        <w:tabs>
-          <w:tab w:val="left" w:pos="567"/>
-        </w:tabs>
-        <w:spacing w:before="0" w:after="24" w:line="256" w:lineRule="auto"/>
-        <w:ind w:left="567" w:right="0" w:hanging="283"/>
-        <w:jc w:val="left"/>
-      </w:pPr>
-      <w:r>
-        <w:rPr>
-          <w:rFonts w:ascii="맑은 고딕" w:eastAsia="맑은 고딕" w:hAnsi="맑은 고딕" w:cs="맑은 고딕"/>
-          <w:sz w:val="22"/>
-          <w:szCs w:val="22"/>
-        </w:rPr>
-        <w:t xml:space="preserve">○</w:t>
-      </w:r>
-      <w:r>
-        <w:tab/>
-      </w:r>
-      <w:r>
-        <w:rPr>
-          <w:rFonts w:ascii="맑은 고딕" w:eastAsia="맑은 고딕" w:hAnsi="맑은 고딕" w:cs="맑은 고딕"/>
-          <w:sz w:val="22"/>
-          <w:szCs w:val="22"/>
-        </w:rPr>
-        <w:t xml:space="preserve">본선 시연·러너 5명 검증: 접속→계획 저장률, 저장→재계산율, 추천 확인→길찾기 실행률 측정</w:t>
+        <w:t xml:space="preserve">성과지표: 이용 흐름과 운영 결과를 확인하는 KPI 7개</w:t>
+      </w:r>
+    </w:p>
+    <w:p>
+      <w:pPr>
+        <w:widowControl/>
+        <w:spacing w:before="0" w:after="80" w:line="256" w:lineRule="auto"/>
+        <w:ind w:left="284" w:right="0"/>
+        <w:jc w:val="left"/>
+      </w:pPr>
+      <w:r>
+        <w:rPr>
+          <w:rFonts w:ascii="맑은 고딕" w:eastAsia="맑은 고딕" w:hAnsi="맑은 고딕" w:cs="맑은 고딕"/>
+          <w:sz w:val="22"/>
+          <w:szCs w:val="22"/>
+        </w:rPr>
+        <w:t xml:space="preserve">대회 전 저장한 </w:t>
+      </w:r>
+      <w:r>
+        <w:rPr>
+          <w:rFonts w:ascii="맑은 고딕" w:eastAsia="맑은 고딕" w:hAnsi="맑은 고딕" w:cs="맑은 고딕"/>
+          <w:b/>
+          <w:bCs/>
+          <w:sz w:val="22"/>
+          <w:szCs w:val="22"/>
+        </w:rPr>
+        <w:t xml:space="preserve">구룡포 방문 의향</w:t>
+      </w:r>
+      <w:r>
+        <w:rPr>
+          <w:rFonts w:ascii="맑은 고딕" w:eastAsia="맑은 고딕" w:hAnsi="맑은 고딕" w:cs="맑은 고딕"/>
+          <w:sz w:val="22"/>
+          <w:szCs w:val="22"/>
+        </w:rPr>
+        <w:t xml:space="preserve">과 복귀 마감에 실제 완주 기록·자가 컨디션·도시 데이터를 반영한 일정 1개를 제시하면, 단순 추천보다 길찾기 실행률이 높아진다는 가설을 검증할 계획이다.</w:t>
+      </w:r>
+    </w:p>
+    <w:p>
+      <w:pPr>
+        <w:widowControl/>
+        <w:spacing w:before="0" w:after="80" w:line="256" w:lineRule="auto"/>
+        <w:ind w:left="284" w:right="0"/>
+        <w:jc w:val="left"/>
+      </w:pPr>
+      <w:r>
+        <w:rPr>
+          <w:rFonts w:ascii="맑은 고딕" w:eastAsia="맑은 고딕" w:hAnsi="맑은 고딕" w:cs="맑은 고딕"/>
+          <w:sz w:val="22"/>
+          <w:szCs w:val="22"/>
+        </w:rPr>
+        <w:t xml:space="preserve">계획 저장, 완주 후 재계산, 일정 열람, 길찾기 실행, 도착 확인(동의), 체류 집계의 6단계를 살펴본다. 길찾기 클릭은 이동 의향으로 보고, </w:t>
+      </w:r>
+      <w:r>
+        <w:rPr>
+          <w:rFonts w:ascii="맑은 고딕" w:eastAsia="맑은 고딕" w:hAnsi="맑은 고딕" w:cs="맑은 고딕"/>
+          <w:b/>
+          <w:bCs/>
+          <w:sz w:val="22"/>
+          <w:szCs w:val="22"/>
+        </w:rPr>
+        <w:t xml:space="preserve">실제 구룡포 방문으로 이어지는지</w:t>
+      </w:r>
+      <w:r>
+        <w:rPr>
+          <w:rFonts w:ascii="맑은 고딕" w:eastAsia="맑은 고딕" w:hAnsi="맑은 고딕" w:cs="맑은 고딕"/>
+          <w:sz w:val="22"/>
+          <w:szCs w:val="22"/>
+        </w:rPr>
+        <w:t xml:space="preserve">는 동의 기반 도착 확인으로 살펴본다. 방문 전환과 소비 증가는 검증할 가설이며, 소비·매출 증가는 이 지표만으로 입증하지 않는다.</w:t>
       </w:r>
     </w:p>
     <w:p>
@@ -15357,7 +15249,7 @@
                 <w:sz w:val="19"/>
                 <w:szCs w:val="19"/>
               </w:rPr>
-              <w:t xml:space="preserve">대회 전 계획 생성률</w:t>
+              <w:t xml:space="preserve">대회 전 계획 저장률</w:t>
             </w:r>
           </w:p>
         </w:tc>
@@ -15587,7 +15479,7 @@
                 <w:sz w:val="19"/>
                 <w:szCs w:val="19"/>
               </w:rPr>
-              <w:t xml:space="preserve">재계산 요청 이벤트</w:t>
+              <w:t xml:space="preserve">재계산 완료 이벤트</w:t>
             </w:r>
           </w:p>
         </w:tc>
@@ -15840,7 +15732,7 @@
                 <w:sz w:val="19"/>
                 <w:szCs w:val="19"/>
               </w:rPr>
-              <w:t xml:space="preserve">평균 방문 장소 수·체류시간</w:t>
+              <w:t xml:space="preserve">평균 방문 장소 수·추정 체류시간</w:t>
             </w:r>
           </w:p>
         </w:tc>
@@ -16000,58 +15892,6 @@
           <w:sz w:val="8"/>
         </w:rPr>
       </w:pPr>
-    </w:p>
-    <w:p>
-      <w:pPr>
-        <w:widowControl/>
-        <w:tabs>
-          <w:tab w:val="left" w:pos="851"/>
-        </w:tabs>
-        <w:spacing w:before="6" w:after="36" w:line="256" w:lineRule="auto"/>
-        <w:ind w:left="851" w:right="0" w:hanging="284"/>
-        <w:jc w:val="left"/>
-      </w:pPr>
-      <w:r>
-        <w:rPr>
-          <w:rFonts w:ascii="맑은 고딕" w:eastAsia="맑은 고딕" w:hAnsi="맑은 고딕" w:cs="맑은 고딕"/>
-          <w:color w:val="404040"/>
-          <w:sz w:val="20"/>
-          <w:szCs w:val="20"/>
-        </w:rPr>
-        <w:t xml:space="preserve">※</w:t>
-      </w:r>
-      <w:r>
-        <w:tab/>
-      </w:r>
-      <w:r>
-        <w:rPr>
-          <w:rFonts w:ascii="맑은 고딕" w:eastAsia="맑은 고딕" w:hAnsi="맑은 고딕" w:cs="맑은 고딕"/>
-          <w:color w:val="404040"/>
-          <w:sz w:val="20"/>
-          <w:szCs w:val="20"/>
-        </w:rPr>
-        <w:t xml:space="preserve">길찾기 클릭은 </w:t>
-      </w:r>
-      <w:r>
-        <w:rPr>
-          <w:rFonts w:ascii="맑은 고딕" w:eastAsia="맑은 고딕" w:hAnsi="맑은 고딕" w:cs="맑은 고딕"/>
-          <w:b/>
-          <w:bCs/>
-          <w:color w:val="404040"/>
-          <w:sz w:val="20"/>
-          <w:szCs w:val="20"/>
-        </w:rPr>
-        <w:t xml:space="preserve">이동 의향</w:t>
-      </w:r>
-      <w:r>
-        <w:rPr>
-          <w:rFonts w:ascii="맑은 고딕" w:eastAsia="맑은 고딕" w:hAnsi="맑은 고딕" w:cs="맑은 고딕"/>
-          <w:color w:val="404040"/>
-          <w:sz w:val="20"/>
-          <w:szCs w:val="20"/>
-        </w:rPr>
-        <w:t xml:space="preserve">, 방문은 동의 기반 도착 확인으로 구분, 방문 전환·소비 증가는 검증할 가설</w:t>
-      </w:r>
     </w:p>
     <w:p>
       <w:pPr>
@@ -16438,7 +16278,7 @@
                 <w:sz w:val="19"/>
                 <w:szCs w:val="19"/>
               </w:rPr>
-              <w:t xml:space="preserve">자가용·대중교통 비율</w:t>
+              <w:t xml:space="preserve">자가용·대중교통 비율(대중교통 확장 후)</w:t>
             </w:r>
           </w:p>
         </w:tc>
@@ -16595,7 +16435,7 @@
           <w:sz w:val="22"/>
           <w:szCs w:val="22"/>
         </w:rPr>
-        <w:t xml:space="preserve">제공 단위: 격자·시간대 익명 집계(개인 식별 불가), 수상작은 사례집·공공 활용 동의(대회 규정 [7])</w:t>
+        <w:t xml:space="preserve">제공 단위: 격자·시간대 집계(개인 식별정보 제외), 수상작은 사례집·공공 활용 동의(대회 규정 [7])</w:t>
       </w:r>
     </w:p>
     <w:p>
@@ -16625,7 +16465,7 @@
           <w:sz w:val="22"/>
           <w:szCs w:val="22"/>
         </w:rPr>
-        <w:t xml:space="preserve">시의회 논의[1]의 효과 측정에는 </w:t>
+        <w:t xml:space="preserve">시의회 논의[1]의 효과 측정에 </w:t>
       </w:r>
       <w:r>
         <w:rPr>
@@ -16643,7 +16483,7 @@
           <w:sz w:val="22"/>
           <w:szCs w:val="22"/>
         </w:rPr>
-        <w:t xml:space="preserve">로 기여(소비·매출은 검증할 가설, 측정 미주장)</w:t>
+        <w:t xml:space="preserve">를 참고자료로 제공(소비·매출 증가는 검증할 가설이며 직접 측정하지 않음)</w:t>
       </w:r>
     </w:p>
     <w:p>
@@ -16673,7 +16513,7 @@
           <w:sz w:val="22"/>
           <w:szCs w:val="22"/>
         </w:rPr>
-        <w:t xml:space="preserve">현장 연계(계획): 사례집·현장 연계 기회 시 운영자와 코스·출발시각 등록 협의 후 포항 러닝 행사 시범 적용</w:t>
+        <w:t xml:space="preserve">현장 연계(계획): 시범 적용 기회가 마련되면 포항 러닝 행사 운영자와 코스·출발시각 등록을 협의</w:t>
       </w:r>
     </w:p>
     <w:p>
@@ -16708,7 +16548,7 @@
           <w:sz w:val="22"/>
           <w:szCs w:val="22"/>
         </w:rPr>
-        <w:t xml:space="preserve">향후 발전 가능성: 같은 시간 예산 모델을 행사·데이터·지역으로 확장</w:t>
+        <w:t xml:space="preserve">향후 확장: 다른 행사·이동수단·지역에 시간 예산 모델 적용</w:t>
       </w:r>
     </w:p>
     <w:p>
@@ -16738,7 +16578,7 @@
           <w:sz w:val="22"/>
           <w:szCs w:val="22"/>
         </w:rPr>
-        <w:t xml:space="preserve">행사 유형: 걷기·트레일러닝·자전거대회, 영일대 불꽃축제 방문객(행사 종료 시각 = 완주 시각)</w:t>
+        <w:t xml:space="preserve">확장 타깃: 가족 동반 하프, 크루 1박형, 대중교통 귀가(TAGO 버스도착정보 검증 후)</w:t>
       </w:r>
     </w:p>
     <w:p>
@@ -16768,16 +16608,7 @@
           <w:sz w:val="22"/>
           <w:szCs w:val="22"/>
         </w:rPr>
-        <w:t xml:space="preserve">다인 일정: 가족 동반 하프·크루 1박형은 가장 늦은 예상 완주 시각 기준 집결, 위험 증상자만 개별 </w:t>
-      </w:r>
-      <w:r>
-        <w:rPr>
-          <w:rFonts w:ascii="Consolas" w:eastAsia="맑은 고딕" w:hAnsi="Consolas" w:cs="Consolas"/>
-          <w:color w:val="1F4E79"/>
-          <w:sz w:val="21"/>
-          <w:szCs w:val="21"/>
-        </w:rPr>
-        <w:t xml:space="preserve">MEDICAL_FIRST</w:t>
+        <w:t xml:space="preserve">행사 유형: 걷기·트레일러닝·자전거대회, 영일대 불꽃축제 방문객(행사 종료 시각 = 완주 시각)</w:t>
       </w:r>
     </w:p>
     <w:p>
@@ -16807,7 +16638,16 @@
           <w:sz w:val="22"/>
           <w:szCs w:val="22"/>
         </w:rPr>
-        <w:t xml:space="preserve">대중교통 귀가형: 포항 시티투어(영일대–구룡포–호미곶)·9000번 버스(안내 기준 배차 약 44분) 정적 노선 안내(실시간·좌석 미보장), TAGO 검증 후 실시간 연계 → 이동수단 비율 집계로 자가용 집중 완화 검토 근거</w:t>
+        <w:t xml:space="preserve">다인 일정: 가족 동반 하프·크루 1박형은 가장 늦은 예상 완주 시각 기준 집결, 위험 증상자만 개별 </w:t>
+      </w:r>
+      <w:r>
+        <w:rPr>
+          <w:rFonts w:ascii="Consolas" w:eastAsia="맑은 고딕" w:hAnsi="Consolas" w:cs="Consolas"/>
+          <w:color w:val="1F4E79"/>
+          <w:sz w:val="21"/>
+          <w:szCs w:val="21"/>
+        </w:rPr>
+        <w:t xml:space="preserve">MEDICAL_FIRST</w:t>
       </w:r>
     </w:p>
     <w:p>
@@ -16837,7 +16677,7 @@
           <w:sz w:val="22"/>
           <w:szCs w:val="22"/>
         </w:rPr>
-        <w:t xml:space="preserve">웨어러블: HealthKit/WorkoutKit 운동부하 참고(비의료, MVP 제외)</w:t>
+        <w:t xml:space="preserve">대중교통 귀가형: 포항 시티투어(영일대–구룡포–호미곶)·9000번 버스(안내 기준 배차 약 44분) 정적 노선 안내(실시간·좌석 미보장), TAGO 검증 후 실시간 연계 → 이동수단 비율 집계로 자가용 집중 완화 검토 근거</w:t>
       </w:r>
     </w:p>
     <w:p>
@@ -16867,88 +16707,7 @@
           <w:sz w:val="22"/>
           <w:szCs w:val="22"/>
         </w:rPr>
-        <w:t xml:space="preserve">E-UM 추가 데이터: 자외선 </w:t>
-      </w:r>
-      <w:r>
-        <w:rPr>
-          <w:rFonts w:ascii="Consolas" w:eastAsia="맑은 고딕" w:hAnsi="Consolas" w:cs="Consolas"/>
-          <w:color w:val="1F4E79"/>
-          <w:sz w:val="21"/>
-          <w:szCs w:val="21"/>
-        </w:rPr>
-        <w:t xml:space="preserve">INT_S06_005</w:t>
-      </w:r>
-      <w:r>
-        <w:rPr>
-          <w:rFonts w:ascii="맑은 고딕" w:eastAsia="맑은 고딕" w:hAnsi="맑은 고딕" w:cs="맑은 고딕"/>
-          <w:sz w:val="22"/>
-          <w:szCs w:val="22"/>
-        </w:rPr>
-        <w:t xml:space="preserve">(야외 체류)·수위 </w:t>
-      </w:r>
-      <w:r>
-        <w:rPr>
-          <w:rFonts w:ascii="Consolas" w:eastAsia="맑은 고딕" w:hAnsi="Consolas" w:cs="Consolas"/>
-          <w:color w:val="1F4E79"/>
-          <w:sz w:val="21"/>
-          <w:szCs w:val="21"/>
-        </w:rPr>
-        <w:t xml:space="preserve">INT_S05_006</w:t>
-      </w:r>
-      <w:r>
-        <w:rPr>
-          <w:rFonts w:ascii="맑은 고딕" w:eastAsia="맑은 고딕" w:hAnsi="맑은 고딕" w:cs="맑은 고딕"/>
-          <w:sz w:val="22"/>
-          <w:szCs w:val="22"/>
-        </w:rPr>
-        <w:t xml:space="preserve">(임계 초과 시 해안 후보 제외, 3절)·방파제 CCTV </w:t>
-      </w:r>
-      <w:r>
-        <w:rPr>
-          <w:rFonts w:ascii="Consolas" w:eastAsia="맑은 고딕" w:hAnsi="Consolas" w:cs="Consolas"/>
-          <w:color w:val="1F4E79"/>
-          <w:sz w:val="21"/>
-          <w:szCs w:val="21"/>
-        </w:rPr>
-        <w:t xml:space="preserve">INT_S06_006</w:t>
-      </w:r>
-      <w:r>
-        <w:rPr>
-          <w:rFonts w:ascii="맑은 고딕" w:eastAsia="맑은 고딕" w:hAnsi="맑은 고딕" w:cs="맑은 고딕"/>
-          <w:sz w:val="22"/>
-          <w:szCs w:val="22"/>
-        </w:rPr>
-        <w:t xml:space="preserve">(이상행동 통계, 혼잡도 해석 금지)</w:t>
-      </w:r>
-    </w:p>
-    <w:p>
-      <w:pPr>
-        <w:widowControl/>
-        <w:tabs>
-          <w:tab w:val="left" w:pos="567"/>
-        </w:tabs>
-        <w:spacing w:before="0" w:after="24" w:line="256" w:lineRule="auto"/>
-        <w:ind w:left="567" w:right="0" w:hanging="283"/>
-        <w:jc w:val="left"/>
-      </w:pPr>
-      <w:r>
-        <w:rPr>
-          <w:rFonts w:ascii="맑은 고딕" w:eastAsia="맑은 고딕" w:hAnsi="맑은 고딕" w:cs="맑은 고딕"/>
-          <w:sz w:val="22"/>
-          <w:szCs w:val="22"/>
-        </w:rPr>
-        <w:t xml:space="preserve">○</w:t>
-      </w:r>
-      <w:r>
-        <w:tab/>
-      </w:r>
-      <w:r>
-        <w:rPr>
-          <w:rFonts w:ascii="맑은 고딕" w:eastAsia="맑은 고딕" w:hAnsi="맑은 고딕" w:cs="맑은 고딕"/>
-          <w:sz w:val="22"/>
-          <w:szCs w:val="22"/>
-        </w:rPr>
-        <w:t xml:space="preserve">타 지역 이전: 대회장·관광권이 떨어진 지역의 스포츠 관광에 규칙·API 구조 이전</w:t>
+        <w:t xml:space="preserve">타 지역 적용: 대회장과 관광권이 떨어진 지역의 스포츠 관광에 결정 규칙·API 구조 활용</w:t>
       </w:r>
     </w:p>
     <w:p>
@@ -17008,7 +16767,7 @@
           <w:sz w:val="22"/>
           <w:szCs w:val="22"/>
         </w:rPr>
-        <w:t xml:space="preserve">안전·윤리 원칙: 의료 진단·안전 보장 없음, 위험 증상은 규칙이 중단</w:t>
+        <w:t xml:space="preserve">안전·윤리 원칙: 의료 진단·안전 보장 없음, 위험 증상 입력 시 관광 생성 중단</w:t>
       </w:r>
     </w:p>
     <w:p>
@@ -17068,7 +16827,7 @@
           <w:sz w:val="22"/>
           <w:szCs w:val="22"/>
         </w:rPr>
-        <w:t xml:space="preserve">금지 표현 ‘탈수 진단’·‘심장 이상 감지’·‘안전 보장’ → 권장 표현 ‘운동부하가 높게 관찰됨’·‘휴식 또는 의료부스 방문 권고’·‘현재 조건에서 관광 비추천’</w:t>
+        <w:t xml:space="preserve">금지 표현 ‘탈수 진단’·‘심장 이상 감지’·‘안전 보장’ → 권장 표현 ‘입력한 컨디션을 고려해 휴식 권고’·‘휴식 또는 의료부스 방문 권고’·‘현재 조건에서 관광 비추천’</w:t>
       </w:r>
     </w:p>
     <w:p>
@@ -17180,7 +16939,7 @@
           <w:sz w:val="22"/>
           <w:szCs w:val="22"/>
         </w:rPr>
-        <w:t xml:space="preserve"> 관측은 표시 후 판단 제외(보수적 기본값), 경로 시간 없으면 일정 보류(</w:t>
+        <w:t xml:space="preserve">은 판단에서 제외하고 대체 여부·한계 표시, 경로 ETA·캐시·정적 이동 버퍼 모두 없으면 </w:t>
       </w:r>
       <w:r>
         <w:rPr>
@@ -17190,14 +16949,6 @@
           <w:szCs w:val="21"/>
         </w:rPr>
         <w:t xml:space="preserve">CANCEL</w:t>
-      </w:r>
-      <w:r>
-        <w:rPr>
-          <w:rFonts w:ascii="맑은 고딕" w:eastAsia="맑은 고딕" w:hAnsi="맑은 고딕" w:cs="맑은 고딕"/>
-          <w:sz w:val="22"/>
-          <w:szCs w:val="22"/>
-        </w:rPr>
-        <w:t xml:space="preserve">)</w:t>
       </w:r>
     </w:p>
     <w:p>
@@ -17280,7 +17031,7 @@
           <w:sz w:val="22"/>
           <w:szCs w:val="22"/>
         </w:rPr>
-        <w:t xml:space="preserve"> 미저장), 자가 컨디션은 상태 코드만, 자연어 원문 장기 저장 없음</w:t>
+        <w:t xml:space="preserve"> 미저장), 자가 컨디션은 상태 코드만 저장, 자연어 원문은 장기 저장하지 않음</w:t>
       </w:r>
     </w:p>
     <w:p>
@@ -17405,7 +17156,37 @@
           <w:sz w:val="22"/>
           <w:szCs w:val="22"/>
         </w:rPr>
-        <w:t xml:space="preserve">리스크와 대응: 외부 의존은 대체 경로, 지연 시 확장 항목부터 제외</w:t>
+        <w:t xml:space="preserve">적용·운영 제약과 대응: 장애 시 대체 경로, 개발 지연 시 확장 항목 제외</w:t>
+      </w:r>
+    </w:p>
+    <w:p>
+      <w:pPr>
+        <w:widowControl/>
+        <w:tabs>
+          <w:tab w:val="left" w:pos="567"/>
+        </w:tabs>
+        <w:spacing w:before="0" w:after="24" w:line="256" w:lineRule="auto"/>
+        <w:ind w:left="567" w:right="0" w:hanging="283"/>
+        <w:jc w:val="left"/>
+      </w:pPr>
+      <w:r>
+        <w:rPr>
+          <w:rFonts w:ascii="맑은 고딕" w:eastAsia="맑은 고딕" w:hAnsi="맑은 고딕" w:cs="맑은 고딕"/>
+          <w:sz w:val="22"/>
+          <w:szCs w:val="22"/>
+        </w:rPr>
+        <w:t xml:space="preserve">○</w:t>
+      </w:r>
+      <w:r>
+        <w:tab/>
+      </w:r>
+      <w:r>
+        <w:rPr>
+          <w:rFonts w:ascii="맑은 고딕" w:eastAsia="맑은 고딕" w:hAnsi="맑은 고딕" w:cs="맑은 고딕"/>
+          <w:sz w:val="22"/>
+          <w:szCs w:val="22"/>
+        </w:rPr>
+        <w:t xml:space="preserve">효과 해석의 한계(3절과 동일): 웨어러블·대중교통 실시간·공식 기록 자동 연동은 확장 항목으로, 현재 기대효과의 전제에서 제외</w:t>
       </w:r>
     </w:p>
     <w:p>
@@ -17903,7 +17684,7 @@
                 <w:sz w:val="19"/>
                 <w:szCs w:val="19"/>
               </w:rPr>
-              <w:t xml:space="preserve">JSON 스키마·Pydantic 재검증 + 가드레일 테스트 4종(허용 외 장소·금지 표현·필수 키·새 수치) / 실패 시 결정 유지·템플릿 설명</w:t>
+              <w:t xml:space="preserve">JSON 스키마·Pydantic 재검증 + 가드레일 테스트 4종(허용 외 장소 추천·금지 표현·필수 키·새 수치) / 실패 시 결정 유지·템플릿 설명</w:t>
             </w:r>
           </w:p>
         </w:tc>
@@ -18163,7 +17944,7 @@
           <w:sz w:val="22"/>
           <w:szCs w:val="22"/>
         </w:rPr>
-        <w:t xml:space="preserve">현재 준비 상태와 정직한 한계: 설계·API 명세 초안 완료, 실호출은 1주차 검증</w:t>
+        <w:t xml:space="preserve">참고자료: 정책 [1], 데이터 [2]~[6], 대회 [7], 러닝·관광 사례 [8]~[15]</w:t>
       </w:r>
     </w:p>
     <w:p>
@@ -18172,7 +17953,7 @@
         <w:tabs>
           <w:tab w:val="left" w:pos="567"/>
         </w:tabs>
-        <w:spacing w:before="0" w:after="24" w:line="256" w:lineRule="auto"/>
+        <w:spacing w:before="0" w:after="0" w:line="240" w:lineRule="auto"/>
         <w:ind w:left="567" w:right="0" w:hanging="283"/>
         <w:jc w:val="left"/>
       </w:pPr>
@@ -18193,25 +17974,7 @@
           <w:sz w:val="22"/>
           <w:szCs w:val="22"/>
         </w:rPr>
-        <w:t xml:space="preserve">미검증: 외부 API </w:t>
-      </w:r>
-      <w:r>
-        <w:rPr>
-          <w:rFonts w:ascii="맑은 고딕" w:eastAsia="맑은 고딕" w:hAnsi="맑은 고딕" w:cs="맑은 고딕"/>
-          <w:b/>
-          <w:bCs/>
-          <w:sz w:val="22"/>
-          <w:szCs w:val="22"/>
-        </w:rPr>
-        <w:t xml:space="preserve">실호출</w:t>
-      </w:r>
-      <w:r>
-        <w:rPr>
-          <w:rFonts w:ascii="맑은 고딕" w:eastAsia="맑은 고딕" w:hAnsi="맑은 고딕" w:cs="맑은 고딕"/>
-          <w:sz w:val="22"/>
-          <w:szCs w:val="22"/>
-        </w:rPr>
-        <w:t xml:space="preserve"> 현재 없음 → 1주차 E-UM 2종 실응답·장비 </w:t>
+        <w:t xml:space="preserve">[1] 포항시의회 제332회 회의록(2026.7.22) </w:t>
       </w:r>
       <w:r>
         <w:rPr>
@@ -18220,45 +17983,7 @@
           <w:sz w:val="21"/>
           <w:szCs w:val="21"/>
         </w:rPr>
-        <w:t xml:space="preserve">id</w:t>
-      </w:r>
-      <w:r>
-        <w:rPr>
-          <w:rFonts w:ascii="맑은 고딕" w:eastAsia="맑은 고딕" w:hAnsi="맑은 고딕" w:cs="맑은 고딕"/>
-          <w:sz w:val="22"/>
-          <w:szCs w:val="22"/>
-        </w:rPr>
-        <w:t xml:space="preserve">·단위, Kakao 경로 검증</w:t>
-      </w:r>
-    </w:p>
-    <w:p>
-      <w:pPr>
-        <w:widowControl/>
-        <w:tabs>
-          <w:tab w:val="left" w:pos="851"/>
-        </w:tabs>
-        <w:spacing w:before="0" w:after="16" w:line="256" w:lineRule="auto"/>
-        <w:ind w:left="851" w:right="0" w:hanging="284"/>
-        <w:jc w:val="left"/>
-      </w:pPr>
-      <w:r>
-        <w:rPr>
-          <w:rFonts w:ascii="맑은 고딕" w:eastAsia="맑은 고딕" w:hAnsi="맑은 고딕" w:cs="맑은 고딕"/>
-          <w:sz w:val="22"/>
-          <w:szCs w:val="22"/>
-        </w:rPr>
-        <w:t xml:space="preserve">-</w:t>
-      </w:r>
-      <w:r>
-        <w:tab/>
-      </w:r>
-      <w:r>
-        <w:rPr>
-          <w:rFonts w:ascii="맑은 고딕" w:eastAsia="맑은 고딕" w:hAnsi="맑은 고딕" w:cs="맑은 고딕"/>
-          <w:sz w:val="22"/>
-          <w:szCs w:val="22"/>
-        </w:rPr>
-        <w:t xml:space="preserve">E-UM 이용 신청: 기존 계정에서 활용분야 관광·목적 학술/연구로 9.18 직후 신청(현재 승인 전)</w:t>
+        <w:t xml:space="preserve">council.pohang.go.kr/mnts/cnts/mnt/mntsViewer.php?schSn=6049</w:t>
       </w:r>
     </w:p>
     <w:p>
@@ -18267,7 +17992,7 @@
         <w:tabs>
           <w:tab w:val="left" w:pos="567"/>
         </w:tabs>
-        <w:spacing w:before="0" w:after="24" w:line="256" w:lineRule="auto"/>
+        <w:spacing w:before="0" w:after="0" w:line="240" w:lineRule="auto"/>
         <w:ind w:left="567" w:right="0" w:hanging="283"/>
         <w:jc w:val="left"/>
       </w:pPr>
@@ -18288,37 +18013,7 @@
           <w:sz w:val="22"/>
           <w:szCs w:val="22"/>
         </w:rPr>
-        <w:t xml:space="preserve">시연 점검 7항목(3절 결정 테스트 ①~⑦·장애 정책과 1:1 대응)</w:t>
-      </w:r>
-    </w:p>
-    <w:p>
-      <w:pPr>
-        <w:widowControl/>
-        <w:tabs>
-          <w:tab w:val="left" w:pos="851"/>
-        </w:tabs>
-        <w:spacing w:before="0" w:after="16" w:line="256" w:lineRule="auto"/>
-        <w:ind w:left="851" w:right="0" w:hanging="284"/>
-        <w:jc w:val="left"/>
-      </w:pPr>
-      <w:r>
-        <w:rPr>
-          <w:rFonts w:ascii="맑은 고딕" w:eastAsia="맑은 고딕" w:hAnsi="맑은 고딕" w:cs="맑은 고딕"/>
-          <w:sz w:val="22"/>
-          <w:szCs w:val="22"/>
-        </w:rPr>
-        <w:t xml:space="preserve">-</w:t>
-      </w:r>
-      <w:r>
-        <w:tab/>
-      </w:r>
-      <w:r>
-        <w:rPr>
-          <w:rFonts w:ascii="맑은 고딕" w:eastAsia="맑은 고딕" w:hAnsi="맑은 고딕" w:cs="맑은 고딕"/>
-          <w:sz w:val="22"/>
-          <w:szCs w:val="22"/>
-        </w:rPr>
-        <w:t xml:space="preserve">정상 </w:t>
+        <w:t xml:space="preserve">[2] E-UM 디지털트윈 포항 API 자료실, 교통 혼잡 </w:t>
       </w:r>
       <w:r>
         <w:rPr>
@@ -18327,15 +18022,15 @@
           <w:sz w:val="21"/>
           <w:szCs w:val="21"/>
         </w:rPr>
-        <w:t xml:space="preserve">GO</w:t>
-      </w:r>
-      <w:r>
-        <w:rPr>
-          <w:rFonts w:ascii="맑은 고딕" w:eastAsia="맑은 고딕" w:hAnsi="맑은 고딕" w:cs="맑은 고딕"/>
-          <w:sz w:val="22"/>
-          <w:szCs w:val="22"/>
-        </w:rPr>
-        <w:t xml:space="preserve">(①) / 시간 부족 </w:t>
+        <w:t xml:space="preserve">INT_S07_005</w:t>
+      </w:r>
+      <w:r>
+        <w:rPr>
+          <w:rFonts w:ascii="맑은 고딕" w:eastAsia="맑은 고딕" w:hAnsi="맑은 고딕" w:cs="맑은 고딕"/>
+          <w:sz w:val="22"/>
+          <w:szCs w:val="22"/>
+        </w:rPr>
+        <w:t xml:space="preserve"> 명세 </w:t>
       </w:r>
       <w:r>
         <w:rPr>
@@ -18344,15 +18039,37 @@
           <w:sz w:val="21"/>
           <w:szCs w:val="21"/>
         </w:rPr>
-        <w:t xml:space="preserve">SHORTEN</w:t>
-      </w:r>
-      <w:r>
-        <w:rPr>
-          <w:rFonts w:ascii="맑은 고딕" w:eastAsia="맑은 고딕" w:hAnsi="맑은 고딕" w:cs="맑은 고딕"/>
-          <w:sz w:val="22"/>
-          <w:szCs w:val="22"/>
-        </w:rPr>
-        <w:t xml:space="preserve">·</w:t>
+        <w:t xml:space="preserve">pohang-eum.kr/data/list/detail/INT_S07_005</w:t>
+      </w:r>
+    </w:p>
+    <w:p>
+      <w:pPr>
+        <w:widowControl/>
+        <w:tabs>
+          <w:tab w:val="left" w:pos="567"/>
+        </w:tabs>
+        <w:spacing w:before="0" w:after="0" w:line="240" w:lineRule="auto"/>
+        <w:ind w:left="567" w:right="0" w:hanging="283"/>
+        <w:jc w:val="left"/>
+      </w:pPr>
+      <w:r>
+        <w:rPr>
+          <w:rFonts w:ascii="맑은 고딕" w:eastAsia="맑은 고딕" w:hAnsi="맑은 고딕" w:cs="맑은 고딕"/>
+          <w:sz w:val="22"/>
+          <w:szCs w:val="22"/>
+        </w:rPr>
+        <w:t xml:space="preserve">○</w:t>
+      </w:r>
+      <w:r>
+        <w:tab/>
+      </w:r>
+      <w:r>
+        <w:rPr>
+          <w:rFonts w:ascii="맑은 고딕" w:eastAsia="맑은 고딕" w:hAnsi="맑은 고딕" w:cs="맑은 고딕"/>
+          <w:sz w:val="22"/>
+          <w:szCs w:val="22"/>
+        </w:rPr>
+        <w:t xml:space="preserve">[3] E-UM 디지털트윈 포항 API 자료실, 대기환경 실시간 </w:t>
       </w:r>
       <w:r>
         <w:rPr>
@@ -18361,15 +18078,15 @@
           <w:sz w:val="21"/>
           <w:szCs w:val="21"/>
         </w:rPr>
-        <w:t xml:space="preserve">CANCEL</w:t>
-      </w:r>
-      <w:r>
-        <w:rPr>
-          <w:rFonts w:ascii="맑은 고딕" w:eastAsia="맑은 고딕" w:hAnsi="맑은 고딕" w:cs="맑은 고딕"/>
-          <w:sz w:val="22"/>
-          <w:szCs w:val="22"/>
-        </w:rPr>
-        <w:t xml:space="preserve">(②·④) / 야외 불리 </w:t>
+        <w:t xml:space="preserve">INT_S01_004</w:t>
+      </w:r>
+      <w:r>
+        <w:rPr>
+          <w:rFonts w:ascii="맑은 고딕" w:eastAsia="맑은 고딕" w:hAnsi="맑은 고딕" w:cs="맑은 고딕"/>
+          <w:sz w:val="22"/>
+          <w:szCs w:val="22"/>
+        </w:rPr>
+        <w:t xml:space="preserve"> 명세 </w:t>
       </w:r>
       <w:r>
         <w:rPr>
@@ -18378,15 +18095,37 @@
           <w:sz w:val="21"/>
           <w:szCs w:val="21"/>
         </w:rPr>
-        <w:t xml:space="preserve">INDOOR</w:t>
-      </w:r>
-      <w:r>
-        <w:rPr>
-          <w:rFonts w:ascii="맑은 고딕" w:eastAsia="맑은 고딕" w:hAnsi="맑은 고딕" w:cs="맑은 고딕"/>
-          <w:sz w:val="22"/>
-          <w:szCs w:val="22"/>
-        </w:rPr>
-        <w:t xml:space="preserve">(③) / 위험 증상 </w:t>
+        <w:t xml:space="preserve">pohang-eum.kr/data/list/detail/INT_S01_004</w:t>
+      </w:r>
+    </w:p>
+    <w:p>
+      <w:pPr>
+        <w:widowControl/>
+        <w:tabs>
+          <w:tab w:val="left" w:pos="567"/>
+        </w:tabs>
+        <w:spacing w:before="0" w:after="0" w:line="240" w:lineRule="auto"/>
+        <w:ind w:left="567" w:right="0" w:hanging="283"/>
+        <w:jc w:val="left"/>
+      </w:pPr>
+      <w:r>
+        <w:rPr>
+          <w:rFonts w:ascii="맑은 고딕" w:eastAsia="맑은 고딕" w:hAnsi="맑은 고딕" w:cs="맑은 고딕"/>
+          <w:sz w:val="22"/>
+          <w:szCs w:val="22"/>
+        </w:rPr>
+        <w:t xml:space="preserve">○</w:t>
+      </w:r>
+      <w:r>
+        <w:tab/>
+      </w:r>
+      <w:r>
+        <w:rPr>
+          <w:rFonts w:ascii="맑은 고딕" w:eastAsia="맑은 고딕" w:hAnsi="맑은 고딕" w:cs="맑은 고딕"/>
+          <w:sz w:val="22"/>
+          <w:szCs w:val="22"/>
+        </w:rPr>
+        <w:t xml:space="preserve">[4] Kakao Mobility 길찾기 API 가이드 </w:t>
       </w:r>
       <w:r>
         <w:rPr>
@@ -18395,15 +18134,7 @@
           <w:sz w:val="21"/>
           <w:szCs w:val="21"/>
         </w:rPr>
-        <w:t xml:space="preserve">MEDICAL_FIRST</w:t>
-      </w:r>
-      <w:r>
-        <w:rPr>
-          <w:rFonts w:ascii="맑은 고딕" w:eastAsia="맑은 고딕" w:hAnsi="맑은 고딕" w:cs="맑은 고딕"/>
-          <w:sz w:val="22"/>
-          <w:szCs w:val="22"/>
-        </w:rPr>
-        <w:t xml:space="preserve">(⑤) / 혼잡 갱신·API·경로 실패 대체(⑥) / 웨어러블 없이 전체 여정(⑦) / LLM 오류 템플릿</w:t>
+        <w:t xml:space="preserve">developers.kakaomobility.com/guide/navi-api/directions.html</w:t>
       </w:r>
     </w:p>
     <w:p>
@@ -18412,7 +18143,7 @@
         <w:tabs>
           <w:tab w:val="left" w:pos="567"/>
         </w:tabs>
-        <w:spacing w:before="0" w:after="24" w:line="256" w:lineRule="auto"/>
+        <w:spacing w:before="0" w:after="0" w:line="240" w:lineRule="auto"/>
         <w:ind w:left="567" w:right="0" w:hanging="283"/>
         <w:jc w:val="left"/>
       </w:pPr>
@@ -18433,72 +18164,7 @@
           <w:sz w:val="22"/>
           <w:szCs w:val="22"/>
         </w:rPr>
-        <w:t xml:space="preserve">MVP 제외(3절과 동일): 웨어러블·대중교통 실시간·공식 기록 자동 연동 전제 효과 미주장</w:t>
-      </w:r>
-    </w:p>
-    <w:p>
-      <w:pPr>
-        <w:keepNext/>
-        <w:widowControl/>
-        <w:tabs>
-          <w:tab w:val="left" w:pos="284"/>
-        </w:tabs>
-        <w:spacing w:before="120" w:after="30" w:line="256" w:lineRule="auto"/>
-        <w:ind w:left="284" w:right="0" w:hanging="284"/>
-        <w:jc w:val="left"/>
-      </w:pPr>
-      <w:r>
-        <w:rPr>
-          <w:rFonts w:ascii="맑은 고딕" w:eastAsia="맑은 고딕" w:hAnsi="맑은 고딕" w:cs="맑은 고딕"/>
-          <w:b/>
-          <w:bCs/>
-          <w:sz w:val="22"/>
-          <w:szCs w:val="22"/>
-        </w:rPr>
-        <w:t xml:space="preserve">□</w:t>
-      </w:r>
-      <w:r>
-        <w:tab/>
-      </w:r>
-      <w:r>
-        <w:rPr>
-          <w:rFonts w:ascii="맑은 고딕" w:eastAsia="맑은 고딕" w:hAnsi="맑은 고딕" w:cs="맑은 고딕"/>
-          <w:b/>
-          <w:bCs/>
-          <w:sz w:val="22"/>
-          <w:szCs w:val="22"/>
-        </w:rPr>
-        <w:t xml:space="preserve">참고자료: 정책 [1], 데이터 명세 [2]~[6], 대회 요건 [7]</w:t>
-      </w:r>
-    </w:p>
-    <w:p>
-      <w:pPr>
-        <w:widowControl/>
-        <w:tabs>
-          <w:tab w:val="left" w:pos="567"/>
-        </w:tabs>
-        <w:spacing w:before="0" w:after="24" w:line="256" w:lineRule="auto"/>
-        <w:ind w:left="567" w:right="0" w:hanging="283"/>
-        <w:jc w:val="left"/>
-      </w:pPr>
-      <w:r>
-        <w:rPr>
-          <w:rFonts w:ascii="맑은 고딕" w:eastAsia="맑은 고딕" w:hAnsi="맑은 고딕" w:cs="맑은 고딕"/>
-          <w:sz w:val="22"/>
-          <w:szCs w:val="22"/>
-        </w:rPr>
-        <w:t xml:space="preserve">○</w:t>
-      </w:r>
-      <w:r>
-        <w:tab/>
-      </w:r>
-      <w:r>
-        <w:rPr>
-          <w:rFonts w:ascii="맑은 고딕" w:eastAsia="맑은 고딕" w:hAnsi="맑은 고딕" w:cs="맑은 고딕"/>
-          <w:sz w:val="22"/>
-          <w:szCs w:val="22"/>
-        </w:rPr>
-        <w:t xml:space="preserve">[1] 포항시의회 제332회 회의록(2026.7.22) </w:t>
+        <w:t xml:space="preserve">[5] 한국관광공사 TourAPI 국문 관광정보 서비스(공공데이터포털) </w:t>
       </w:r>
       <w:r>
         <w:rPr>
@@ -18507,7 +18173,7 @@
           <w:sz w:val="21"/>
           <w:szCs w:val="21"/>
         </w:rPr>
-        <w:t xml:space="preserve">council.pohang.go.kr/mnts/cnts/mnt/mntsViewer.php?schSn=6049</w:t>
+        <w:t xml:space="preserve">data.go.kr/tcs/dss/selectApiDataDetailView.do?publicDataPk=15101578</w:t>
       </w:r>
     </w:p>
     <w:p>
@@ -18516,7 +18182,7 @@
         <w:tabs>
           <w:tab w:val="left" w:pos="567"/>
         </w:tabs>
-        <w:spacing w:before="0" w:after="24" w:line="256" w:lineRule="auto"/>
+        <w:spacing w:before="0" w:after="0" w:line="240" w:lineRule="auto"/>
         <w:ind w:left="567" w:right="0" w:hanging="283"/>
         <w:jc w:val="left"/>
       </w:pPr>
@@ -18537,7 +18203,7 @@
           <w:sz w:val="22"/>
           <w:szCs w:val="22"/>
         </w:rPr>
-        <w:t xml:space="preserve">[2] E-UM 디지털트윈 포항 API 자료실, 교통 혼잡 </w:t>
+        <w:t xml:space="preserve">[6] 기상청 단기예보 조회서비스(공공데이터포털) </w:t>
       </w:r>
       <w:r>
         <w:rPr>
@@ -18546,15 +18212,67 @@
           <w:sz w:val="21"/>
           <w:szCs w:val="21"/>
         </w:rPr>
-        <w:t xml:space="preserve">INT_S07_005</w:t>
-      </w:r>
-      <w:r>
-        <w:rPr>
-          <w:rFonts w:ascii="맑은 고딕" w:eastAsia="맑은 고딕" w:hAnsi="맑은 고딕" w:cs="맑은 고딕"/>
-          <w:sz w:val="22"/>
-          <w:szCs w:val="22"/>
-        </w:rPr>
-        <w:t xml:space="preserve"> 명세 </w:t>
+        <w:t xml:space="preserve">data.go.kr/data/15084084/openapi.do</w:t>
+      </w:r>
+    </w:p>
+    <w:p>
+      <w:pPr>
+        <w:widowControl/>
+        <w:tabs>
+          <w:tab w:val="left" w:pos="567"/>
+        </w:tabs>
+        <w:spacing w:before="0" w:after="0" w:line="240" w:lineRule="auto"/>
+        <w:ind w:left="567" w:right="0" w:hanging="283"/>
+        <w:jc w:val="left"/>
+      </w:pPr>
+      <w:r>
+        <w:rPr>
+          <w:rFonts w:ascii="맑은 고딕" w:eastAsia="맑은 고딕" w:hAnsi="맑은 고딕" w:cs="맑은 고딕"/>
+          <w:sz w:val="22"/>
+          <w:szCs w:val="22"/>
+        </w:rPr>
+        <w:t xml:space="preserve">○</w:t>
+      </w:r>
+      <w:r>
+        <w:tab/>
+      </w:r>
+      <w:r>
+        <w:rPr>
+          <w:rFonts w:ascii="맑은 고딕" w:eastAsia="맑은 고딕" w:hAnsi="맑은 고딕" w:cs="맑은 고딕"/>
+          <w:sz w:val="22"/>
+          <w:szCs w:val="22"/>
+        </w:rPr>
+        <w:t xml:space="preserve">[7] 2026 디지털 트윈 구룡포 AI 해커톤 대회 안내(주최 측 자료)</w:t>
+      </w:r>
+    </w:p>
+    <w:p>
+      <w:pPr>
+        <w:widowControl/>
+        <w:tabs>
+          <w:tab w:val="left" w:pos="567"/>
+        </w:tabs>
+        <w:spacing w:before="0" w:after="0" w:line="240" w:lineRule="auto"/>
+        <w:ind w:left="567" w:right="0" w:hanging="283"/>
+        <w:jc w:val="left"/>
+      </w:pPr>
+      <w:r>
+        <w:rPr>
+          <w:rFonts w:ascii="맑은 고딕" w:eastAsia="맑은 고딕" w:hAnsi="맑은 고딕" w:cs="맑은 고딕"/>
+          <w:sz w:val="22"/>
+          <w:szCs w:val="22"/>
+        </w:rPr>
+        <w:t xml:space="preserve">○</w:t>
+      </w:r>
+      <w:r>
+        <w:tab/>
+      </w:r>
+      <w:r>
+        <w:rPr>
+          <w:rFonts w:ascii="맑은 고딕" w:eastAsia="맑은 고딕" w:hAnsi="맑은 고딕" w:cs="맑은 고딕"/>
+          <w:sz w:val="22"/>
+          <w:szCs w:val="22"/>
+        </w:rPr>
+        <w:t xml:space="preserve">[8] 문화체육관광부, 2025년 국민생활체육조사(2026.1.20) </w:t>
       </w:r>
       <w:r>
         <w:rPr>
@@ -18563,7 +18281,7 @@
           <w:sz w:val="21"/>
           <w:szCs w:val="21"/>
         </w:rPr>
-        <w:t xml:space="preserve">pohang-eum.kr/data/list/detail/INT_S07_005</w:t>
+        <w:t xml:space="preserve">mcst.go.kr/site/s_policy/subPolicy/sportstour/sportstour29.jsp</w:t>
       </w:r>
     </w:p>
     <w:p>
@@ -18572,7 +18290,7 @@
         <w:tabs>
           <w:tab w:val="left" w:pos="567"/>
         </w:tabs>
-        <w:spacing w:before="0" w:after="24" w:line="256" w:lineRule="auto"/>
+        <w:spacing w:before="0" w:after="0" w:line="240" w:lineRule="auto"/>
         <w:ind w:left="567" w:right="0" w:hanging="283"/>
         <w:jc w:val="left"/>
       </w:pPr>
@@ -18593,7 +18311,7 @@
           <w:sz w:val="22"/>
           <w:szCs w:val="22"/>
         </w:rPr>
-        <w:t xml:space="preserve">[3] E-UM 디지털트윈 포항 API 자료실, 대기환경 실시간 </w:t>
+        <w:t xml:space="preserve">[9] 한국관광공사, 트렌드 트립 #7 런트립(2025.6.23) </w:t>
       </w:r>
       <w:r>
         <w:rPr>
@@ -18602,15 +18320,37 @@
           <w:sz w:val="21"/>
           <w:szCs w:val="21"/>
         </w:rPr>
-        <w:t xml:space="preserve">INT_S01_004</w:t>
-      </w:r>
-      <w:r>
-        <w:rPr>
-          <w:rFonts w:ascii="맑은 고딕" w:eastAsia="맑은 고딕" w:hAnsi="맑은 고딕" w:cs="맑은 고딕"/>
-          <w:sz w:val="22"/>
-          <w:szCs w:val="22"/>
-        </w:rPr>
-        <w:t xml:space="preserve"> 명세 </w:t>
+        <w:t xml:space="preserve">datalab.visitkorea.or.kr/site/portal/ex/bbs/View.do?bcIdx=309226&amp;cbIdx=1129</w:t>
+      </w:r>
+    </w:p>
+    <w:p>
+      <w:pPr>
+        <w:widowControl/>
+        <w:tabs>
+          <w:tab w:val="left" w:pos="567"/>
+        </w:tabs>
+        <w:spacing w:before="0" w:after="0" w:line="240" w:lineRule="auto"/>
+        <w:ind w:left="567" w:right="0" w:hanging="283"/>
+        <w:jc w:val="left"/>
+      </w:pPr>
+      <w:r>
+        <w:rPr>
+          <w:rFonts w:ascii="맑은 고딕" w:eastAsia="맑은 고딕" w:hAnsi="맑은 고딕" w:cs="맑은 고딕"/>
+          <w:sz w:val="22"/>
+          <w:szCs w:val="22"/>
+        </w:rPr>
+        <w:t xml:space="preserve">○</w:t>
+      </w:r>
+      <w:r>
+        <w:tab/>
+      </w:r>
+      <w:r>
+        <w:rPr>
+          <w:rFonts w:ascii="맑은 고딕" w:eastAsia="맑은 고딕" w:hAnsi="맑은 고딕" w:cs="맑은 고딕"/>
+          <w:sz w:val="22"/>
+          <w:szCs w:val="22"/>
+        </w:rPr>
+        <w:t xml:space="preserve">[10] 포항시 대회 개최 안내 보도(2026.4.24), 통일기원 포항마라톤의 송도·영일대 코스 </w:t>
       </w:r>
       <w:r>
         <w:rPr>
@@ -18619,7 +18359,7 @@
           <w:sz w:val="21"/>
           <w:szCs w:val="21"/>
         </w:rPr>
-        <w:t xml:space="preserve">pohang-eum.kr/data/list/detail/INT_S01_004</w:t>
+        <w:t xml:space="preserve">news.tf.co.kr/read/releasecopy/2316866.htm</w:t>
       </w:r>
     </w:p>
     <w:p>
@@ -18628,7 +18368,7 @@
         <w:tabs>
           <w:tab w:val="left" w:pos="567"/>
         </w:tabs>
-        <w:spacing w:before="0" w:after="24" w:line="256" w:lineRule="auto"/>
+        <w:spacing w:before="0" w:after="0" w:line="240" w:lineRule="auto"/>
         <w:ind w:left="567" w:right="0" w:hanging="283"/>
         <w:jc w:val="left"/>
       </w:pPr>
@@ -18649,7 +18389,7 @@
           <w:sz w:val="22"/>
           <w:szCs w:val="22"/>
         </w:rPr>
-        <w:t xml:space="preserve">[4] Kakao Mobility 길찾기 API 가이드 </w:t>
+        <w:t xml:space="preserve">[11] 경상북도, 2026 포항철강마라톤 개최 결과(2026.6.14) </w:t>
       </w:r>
       <w:r>
         <w:rPr>
@@ -18658,7 +18398,7 @@
           <w:sz w:val="21"/>
           <w:szCs w:val="21"/>
         </w:rPr>
-        <w:t xml:space="preserve">developers.kakaomobility.com/guide/navi-api/directions.html</w:t>
+        <w:t xml:space="preserve">inseri.gb.go.kr/Main/saemaul/page.do?mnu_uid=6792&amp;cmd=2&amp;B_NUM=508459301&amp;B_STEP=508459300</w:t>
       </w:r>
     </w:p>
     <w:p>
@@ -18667,7 +18407,7 @@
         <w:tabs>
           <w:tab w:val="left" w:pos="567"/>
         </w:tabs>
-        <w:spacing w:before="0" w:after="24" w:line="256" w:lineRule="auto"/>
+        <w:spacing w:before="0" w:after="0" w:line="240" w:lineRule="auto"/>
         <w:ind w:left="567" w:right="0" w:hanging="283"/>
         <w:jc w:val="left"/>
       </w:pPr>
@@ -18688,7 +18428,7 @@
           <w:sz w:val="22"/>
           <w:szCs w:val="22"/>
         </w:rPr>
-        <w:t xml:space="preserve">[5] 한국관광공사 TourAPI 국문 관광정보 서비스(공공데이터포털) </w:t>
+        <w:t xml:space="preserve">[12] 경주시, 2026 경주벚꽃마라톤 개최 안내 </w:t>
       </w:r>
       <w:r>
         <w:rPr>
@@ -18697,7 +18437,7 @@
           <w:sz w:val="21"/>
           <w:szCs w:val="21"/>
         </w:rPr>
-        <w:t xml:space="preserve">data.go.kr/tcs/dss/selectApiDataDetailView.do?publicDataPk=15101578</w:t>
+        <w:t xml:space="preserve">gyeongju.go.kr/news/page.do?mnu_uid=1342&amp;parm_bod_uid=310262&amp;step=258</w:t>
       </w:r>
     </w:p>
     <w:p>
@@ -18706,7 +18446,7 @@
         <w:tabs>
           <w:tab w:val="left" w:pos="567"/>
         </w:tabs>
-        <w:spacing w:before="0" w:after="24" w:line="256" w:lineRule="auto"/>
+        <w:spacing w:before="0" w:after="0" w:line="240" w:lineRule="auto"/>
         <w:ind w:left="567" w:right="0" w:hanging="283"/>
         <w:jc w:val="left"/>
       </w:pPr>
@@ -18727,7 +18467,7 @@
           <w:sz w:val="22"/>
           <w:szCs w:val="22"/>
         </w:rPr>
-        <w:t xml:space="preserve">[6] 기상청 단기예보 조회서비스(공공데이터포털) </w:t>
+        <w:t xml:space="preserve">[13] 제주관광협회, 제30회 국제관광마라톤축제 참여업체 모집(2026.3.13) </w:t>
       </w:r>
       <w:r>
         <w:rPr>
@@ -18736,7 +18476,7 @@
           <w:sz w:val="21"/>
           <w:szCs w:val="21"/>
         </w:rPr>
-        <w:t xml:space="preserve">data.go.kr/data/15084084/openapi.do</w:t>
+        <w:t xml:space="preserve">visitjeju.or.kr/visitjeju/comm/notice.htm?act=view&amp;seq=58528</w:t>
       </w:r>
     </w:p>
     <w:p>
@@ -18745,7 +18485,7 @@
         <w:tabs>
           <w:tab w:val="left" w:pos="567"/>
         </w:tabs>
-        <w:spacing w:before="0" w:after="24" w:line="256" w:lineRule="auto"/>
+        <w:spacing w:before="0" w:after="0" w:line="240" w:lineRule="auto"/>
         <w:ind w:left="567" w:right="0" w:hanging="283"/>
         <w:jc w:val="left"/>
       </w:pPr>
@@ -18766,7 +18506,55 @@
           <w:sz w:val="22"/>
           <w:szCs w:val="22"/>
         </w:rPr>
-        <w:t xml:space="preserve">[7] 2026 디지털 트윈 구룡포 AI 해커톤 대회 안내(주최 측 자료)</w:t>
+        <w:t xml:space="preserve">[14] 프레시안, 호미곶에서 열린 제20회 통일기원 포항해변마라톤대회 성료(2022.11.14) </w:t>
+      </w:r>
+      <w:r>
+        <w:rPr>
+          <w:rFonts w:ascii="Consolas" w:eastAsia="맑은 고딕" w:hAnsi="Consolas" w:cs="Consolas"/>
+          <w:color w:val="1F4E79"/>
+          <w:sz w:val="21"/>
+          <w:szCs w:val="21"/>
+        </w:rPr>
+        <w:t xml:space="preserve">pressian.com/pages/articles/2022111318233820703</w:t>
+      </w:r>
+    </w:p>
+    <w:p>
+      <w:pPr>
+        <w:widowControl/>
+        <w:tabs>
+          <w:tab w:val="left" w:pos="567"/>
+        </w:tabs>
+        <w:spacing w:before="0" w:after="0" w:line="240" w:lineRule="auto"/>
+        <w:ind w:left="567" w:right="0" w:hanging="283"/>
+        <w:jc w:val="left"/>
+      </w:pPr>
+      <w:r>
+        <w:rPr>
+          <w:rFonts w:ascii="맑은 고딕" w:eastAsia="맑은 고딕" w:hAnsi="맑은 고딕" w:cs="맑은 고딕"/>
+          <w:sz w:val="22"/>
+          <w:szCs w:val="22"/>
+        </w:rPr>
+        <w:t xml:space="preserve">○</w:t>
+      </w:r>
+      <w:r>
+        <w:tab/>
+      </w:r>
+      <w:r>
+        <w:rPr>
+          <w:rFonts w:ascii="맑은 고딕" w:eastAsia="맑은 고딕" w:hAnsi="맑은 고딕" w:cs="맑은 고딕"/>
+          <w:sz w:val="22"/>
+          <w:szCs w:val="22"/>
+        </w:rPr>
+        <w:t xml:space="preserve">[15] 한국관광공사, 호미곶·구룡포 여행기사(2018.12, 관광 자원 확인용) </w:t>
+      </w:r>
+      <w:r>
+        <w:rPr>
+          <w:rFonts w:ascii="Consolas" w:eastAsia="맑은 고딕" w:hAnsi="Consolas" w:cs="Consolas"/>
+          <w:color w:val="1F4E79"/>
+          <w:sz w:val="21"/>
+          <w:szCs w:val="21"/>
+        </w:rPr>
+        <w:t xml:space="preserve">korean.visitkorea.or.kr/detail/rem_detail.do?cotid=1a630749-2c55-4ead-b296-1762de6ca640</w:t>
       </w:r>
     </w:p>
     <w:p>
